--- a/01_《三人行》全24集全流程标杆成品库/06_核心场景一景一档/场景02_长林市第八中学（孔子像广场·红砖教学楼·教室·主任办公室·广播站·食堂·图书馆·微机室·天台·体育馆·覆雪大操场）.docx
+++ b/01_《三人行》全24集全流程标杆成品库/06_核心场景一景一档/场景02_长林市第八中学（孔子像广场·红砖教学楼·教室·主任办公室·广播站·食堂·图书馆·微机室·天台·体育馆·覆雪大操场）.docx
@@ -1512,3540 +1512,6 @@
         <w:t>EP24大结局：2009秋陈明在孔子像前阳光复学相拥，高三2班早读齐诵《师说》“三人行，则必有我师”，罗爱文辞行赴德，2009冬连廊下赵左右归还王一漫红金钢笔定下“顶峰相见”之约，徐图图在广播站吃变态辣麻辣烫完成最后一次广播；2012冬41岁荀未来在覆雪大操场陪20岁赵左右堆完第三个雪人，清除其全部预知记忆。</w:t>
       </w:r>
     </w:p>
-    <w:p>
-      <w:pPr>
-        <w:spacing w:before="160" w:after="80" w:line="384" w:lineRule="auto"/>
-        <w:jc w:val="left"/>
-      </w:pPr>
-      <w:r>
-        <w:rPr>
-          <w:rFonts w:ascii="Arial" w:hAnsi="Arial" w:eastAsia="黑体"/>
-          <w:b/>
-          <w:color w:val="141414"/>
-          <w:sz w:val="22"/>
-        </w:rPr>
-        <w:t>（附）本场景全剧登场场次、人物走位调度与场内对白逐集纪实（100%对齐定稿文学剧本）</w:t>
-      </w:r>
-    </w:p>
-    <w:p>
-      <w:pPr>
-        <w:spacing w:before="40" w:after="80" w:line="384" w:lineRule="auto"/>
-        <w:ind w:firstLine="400"/>
-        <w:jc w:val="left"/>
-      </w:pPr>
-      <w:r>
-        <w:rPr>
-          <w:rFonts w:ascii="Times New Roman" w:hAnsi="Times New Roman" w:eastAsia="宋体"/>
-          <w:b w:val="0"/>
-          <w:color w:val="141414"/>
-          <w:sz w:val="20"/>
-        </w:rPr>
-        <w:t>◆ EP01《夺回人生》：【1-11　外　2033雪街与2008长林八中·黑色铁围栏（时空交叠） — 日】：出场角色：成年赵左右、赵左右（画外）、罗爱文（画外）；空间调度与动作详情：成年赵左右独自站在黑色铁艺围栏外，低头凝视着手中的名片。 铁围栏内侧的空间在冬日阳光下悄然发生奇异的折叠与置换。2008年校园的喧闹声穿透岁月呼啸而来，两个身穿深蓝校服的16岁少年正拎着麻辣烫在围栏内侧的雪地上追逐奔跑。 围栏外，仍穿着2033年黑色夹克与灰围巾的成年赵左右隔着密集的黑色铁栏，静静注视着围栏内那个生龙活虎的16岁自己。刺眼的冬日逆光洒在他的眉眼间，他的瞳孔深处燃起孤注一掷的火焰。 耀眼的纯白强光骤然从成年赵左右的瞳孔深处爆开，瞬间吞没了整个画面，又在下一秒无痕消融于2008年长林八中白雪皑皑的操场看台旁。 切至：；场内关键对白：成年赵左右：“你说得对。两三万，解决不了我的问题。” ／ 赵左右（画外）：“快点，爱文！太慢了，你干嘛呢？” ／ 罗爱文（画外）：“左右，等等我！” ／ 成年赵左右：“二三十万。两三百万。都不如我自己——来左右一次人生。”　【1-12　外　长林八中·操场看台楼梯与黑色铁围栏 — 日】：出场角色：赵左右、罗爱文、戴主任、荀未来（画外）、荀未来、围观学生；空间调度与动作详情：2008年深冬，长林市第八中学操场看台侧面。16岁的少年赵左右身穿袖侧带有两条鲜红条纹的米白色厚款连帽羽绒服、内搭八中深藏蓝运动校服，正躲在朱红色铁扶手的水泥折梯转角处，小心翼翼地将一袋刚从围栏外买来的红油麻辣烫递给身旁穿棕褐色羊羔毛翻领棉服的死党罗爱文。 罗爱文迫不及待地接过透明塑料袋，挑起一筷子沾满麻酱与红油的麻辣烫塞进嘴里，幸福得直眯眼。赵左右靠在台阶栏杆旁笑着看他吃。 罗爱文嚼着麻辣烫，目光无意间越过赵左右的肩膀，定格在几米外的黑色铁围栏外。 赵左右闻言一起扭头看去。只见黑色铁围栏外的人行道上，41岁的荀未来（苟未来）正安静地站在雪地里望着他们——他外穿一件红褐色连帽厚夹克，拉链半敞，里面赫然套着一件长林八中的深蓝配白条纹校服。 罗爱文拍了拍胸脯，顶着一头蓬松的爆炸头眉飞色舞。；场内关键对白：赵左右：“拿稳，别撒了啊。来，爱文你先尝尝。” ／ 罗爱文：“哦了。” ／ 罗爱文：“咱毕业了，就再也没有围栏挡着咱了。到时候啥也不用偷着吃。太带劲了。就冲这一口麻辣烫，以后不管你啥忙，我肯定帮你。” ／ 赵左右：“咱俩那还用说。吃。” ／ 罗爱文：“左右。外面怎么一个中年大叔在看咱们？”　【1-13　内　长林八中·教导主任办公室及门外走廊 — 日】：出场角色：偷看男生甲、偷看男生乙、赵左右、荀未来、戴主任；空间调度与动作详情：教导主任办公室门外，赵左右、罗爱文和几个男生正把脑袋叠罗汉似的挤在门缝与走廊玻璃窗边，屏住呼吸往里偷看。 偷看男生甲神色微动，看着对方继续说道。 办公室内，宽大的办公桌上堆满了期末试卷。荀未来站在办公桌前，早已收起了刚才在看台上的锋芒，用一副历经社会毒打的中年人语重心长的语气，对着坐在桌后的戴主任侃侃而谈。 戴主任原本紧绷严肃的脸庞在荀未来这番直击灵魂的体己话里一点点软化下来，眼圈真的微微泛红。荀未来朝她微微颔首，转身从容地推门走出了办公室。 办公室里只剩下戴主任一人。她拿起桌面上那张刚刚登记的身份证——上面印着姓名「苟未来」与「1988年1月21日」的出生日期。戴主任端详着身份证上的照片，实在没忍住，噗嗤一声笑了出来。；场内关键对白：偷看男生甲：“看戴老师。眼睛红了。” ／ 偷看男生乙：“是吗？红了，红了，红了。” ／ 赵左右：“天哪。是不是要哭了？” ／ 偷看男生甲：“哭了，哭了，哭了。” ／ 荀未来：“我……戴主任，我知道你有你的压力和KPI——关键绩效指标。谁没上过班啊，都能理解。其实我……我懂。您离开学生时代已经太远了，记不清当时都在想一些什么。但是总想着，年轻的时候如果再努力一点就好了。所以现在您才逼我们这么学习，怕以后我们会后悔。要是他们也像你这样想就好了。戴主任，三千字的检讨，我主动认领。我只希望您对自己好一点，别伤了身体，别太操心。”　【1-14　内　长林八中·教学楼走廊 — 日】：出场角色：走廊男生甲、走廊男生乙、走廊女生、赵左右、荀未来、罗爱文；空间调度与动作详情：单侧采光的长直内走廊里光线明亮，荀未来双手插兜独自往前走，沿途经过的男女学生纷纷像看传奇人物一样回头行注目礼，窃窃私语声此起彼伏。 这时，赵左右和罗爱文从走廊两侧一左一右快步贴了上来，把荀未来夹在中间。赵左右满脸崇拜地双手抱拳作揖。 荀未来斜睨了一眼又习惯性替人揽活的16岁自己，伸手按住他的肩膀，转头把任务派给了旁边的罗爱文。 说完，荀未来带着赵左右大步流星地继续往前走，把罗爱文一个人晾在了原地。罗爱文先是气鼓鼓地鼓起腮帮子抱怨，可不到半秒又双手捧脸娇羞地笑出了声，冲着两人的背影奋力挥手。 切至：；场内关键对白：走廊男生甲：“听说那人好像是叫苟未来。” ／ 走廊男生乙：“连戴娟都被他骂哭了。我还听说咱们学校那贴吧，都已经开始给他盖高楼了。” ／ 走廊女生：“不过没关系。人气第一的还是我们漫漫。” ／ 赵左右：“英雄！敢问英雄尊姓大名？” ／ 荀未来：“苟未来。”　【1-15　内　长林八中·高一二班教室 — 日】：出场角色：戴主任（画外）、荀未来、赵左右、戴主任、众学生；空间调度与动作详情：高一二班教室内，黑板上方挂着圆形石英钟与红底黄字校训横幅「持志用力 渐进精思」。一名值日生正在黑板前擦掉残留的粉笔画，全班学生忙着把课桌上的复习资料收进后排备品柜里，腾出期末考场。 荀未来走进教室，沿着过道缓缓走到教室最后排的图书角书架前，随手抽出一本课外书翻看。当他从书页上方抬起眼眸时，目光忽然定格在斜前方座位上的那个少年身上——16岁的陈明身穿深蓝校服，正安安静静地低头演算习题，外面的喧嚣与他毫无关系。 荀未来的脑海中瞬间闪过2033年墓园里那块写着「陈明 先生 1990—2033」的冰冷电子墓碑。他的眼眶微微一热，喉间不由自主地轻轻溢出一声呼唤。 陈明沉浸在题海里没有听见。走过来的赵左右以为新大哥觉得陈明太高冷，连忙凑上来打圆场。 荀未来深吸一口气，收敛起翻涌的思绪，跟着赵左右在座位上坐下。讲台上，戴主任拍了拍黑板擦，开始训话。；场内关键对白：戴主任（画外）：“大家都抓紧时间。整理一下桌子和书架，东西都放到备品柜里。” ／ 荀未来：“陈明。” ／ 赵左右：“别介意啊。陈明对谁都这样。” ／ 戴主任：“看看你们一个个的，什么时候能向陈明多学习学习。甭说平时了，连考试之前都不知道复习复习，像什么样子。” ／ 荀未来：“别再刷题了。抓紧一切时间休息。你们班主任回去生孩子去了。”　【1-16　内　长林八中·数学期末考场 — 日】：出场角色：荀未来、邻座男生、赵左右、戴主任、举手男生；空间调度与动作详情：单人单列拉开的数学期末考场内气氛肃杀。荀未来坐在考位上，刚拿到发下来的数学试卷，便满脸堆笑地朝着斜前方的邻座男生双手合十小声商量。 荀未来讨了个没趣，只得转回身低头看向试卷上的立体几何与函数大题，原本自信满满的表情在三秒钟内彻底凝固，眉头拧成了疙瘩。 就在荀未来对着数学卷子抓耳挠腮之际，考场另一侧的赵左右一直在焦躁地左顾右盼，望着斜前方一个空荡荡的座位出神。片刻后，赵左右突然高高举起了手。 赵左右起身一溜烟跑出了考场。荀未来盯着他神色慌张的背影，心里升起不祥的预感。 荀未来再也坐不住了，紧跟着高高举起手。；场内关键对白：荀未来：“一会儿卷子放外面点。拜托拜托。” ／ 邻座男生：“为啥？你敢在期末考试当天转来，必定不是凡人。” ／ 荀未来：“好歹是研究生学历，搞定高中数学，总应该绰绰有余吧。我不重要，重要的是——我在看啥呢？” ／ 赵左右：“老师，我想上厕所。” ／ 戴主任：“你看着点时间啊。考试时间可是你自己的。抓紧去。”　【1-17　内　长林八中·教学楼走廊 — 日】：出场角色：荀未来、赵左右；空间调度与动作详情：空旷安静的走廊里，荀未来三步并作两步追上正在到处张望的赵左右，一把叫住他。 赵左右猛地刹住脚步转过身，满脸焦急。 听到「王一漫」三个字，荀未来的瞳孔骤然一缩，脑海中闪过那个清冷明艳的少女面庞。他没有半句废话，脸色瞬间比赵左右还要凝重。 切至：；场内关键对白：荀未来：“赵左右！” ／ 赵左右：“你不是说你来上厕所的吗？我早上还看到她了，但她没来考试，不会出什么事了吧？” ／ 荀未来：“谁呀？” ／ 赵左右：“王一漫。” ／ 赵左右：“你知道是谁吗？”　【1-18　外　长林八中·教学楼外雪地 — 日】：出场角色：荀未来；空间调度与动作详情：荀未来与赵左右从红砖教学楼正门一口气冲下台阶，在白雪覆盖的校园岔路口停下，荀未来当机立断地一挥手。 两人一左一右朝着校园不同方向狂奔而去。 切至：；场内关键对白：荀未来：“左右！咱俩分开找。快去！”　【1-19　内　长林八中·女卫生间门外走廊 — 日】：出场角色：赵左右、荀未来；空间调度与动作详情：找遍全校的荀未来与赵左右在教学楼一层尽头的女卫生间转角处重新汇合。两人喘着粗气，目光同时落向那扇嵌着磨砂玻璃条的女卫生间木门。 16岁的赵左右碍于男女大防，转身就跑去喊女老师。41岁的荀未来站在女卫生间门口，先是试探着朝门内喊了一声。 门内死一般寂静，无人应答。救人心切的荀未来不再顾忌，一把推开女卫生间木门冲了进去。 片刻之后，当赵左右气喘吁吁地折返回走廊转角时，只见荀未来已经双臂横抱着脸色苍白、双目紧闭的王一漫大步冲出了女卫生间。赵左右看得目瞪口呆，嘴巴微张发出「呃」的一声。荀未来根本没空解释，急声喝问。 切至：；场内关键对白：赵左右：“就剩这一个地方了。我去找戴主任。” ／ 荀未来：“有人吗？” ／ 荀未来：“呃你个头啊。医务室在哪？”　【1-20　内　长林八中·学校卫生室 — 日】：出场角色：赵左右、校医；空间调度与动作详情：学校卫生室里亮着高色温的冷白日光灯。身穿深蓝校服、内搭白色高领毛衣的王一漫静静躺在右侧靠墙的蓝白条纹铁架病床上，手背上刚拔掉葡萄糖针头。赵左右一脸担忧地守在病床边，校医坐在左侧办公桌后填写记录。 赵左右重新转过头望着病床上眉头微蹙、面色苍白的王一漫，小声嘀咕了一句。 站在病床尾侧的荀未来听见这句话，望着王一漫清冷的侧脸，目光微微一滞。 切至：；场内关键对白：赵左右：“老师，她真的只是低血糖吗？怎么那么久了还没醒啊？” ／ 校医：“已经给她打过葡萄糖了。没那么快醒过来，等一会儿。” ／ 赵左右：“她是为了减肥才这样的么？”　【1-21　内/外　记忆中的夜色麻辣烫小店（闪回）与学校卫生室 — 夜/日】：出场角色：荀未来（内心独白）、赵左右、王一漫、荀未来；空间调度与动作详情：记忆闪回：多年前的一个冬夜，年轻的赵左右手拿竹筷坐在街边热气腾腾的麻辣烫小店窗内；玻璃窗外，身姿高挑的王一漫独自从夜色与车流中走过，却从未推门走进这家小店。 回到2008年学校卫生室。病床上的王一漫长睫微颤，缓缓睁开眼睛，撑着虚弱的身子慢慢坐了起来。守在床边的赵左右顿时喜出望外，连忙把一碗特意买回来的红油麻辣烫端到她面前。 浓烈的红油与麻酱气味扑面而来，刚刚醒转的王一漫胃里一阵翻涌，本能地蹙起眉头捂住鼻子偏过头去。 赵左右端着麻辣烫尴尬地僵在半空。就在这时，荀未来从侧面走上前，自然地挡开那碗油腻的麻辣烫，将一瓶已经拧松了铁盖的黄桃罐头连同小铁勺递到了王一漫面前。 王一漫抬眼看了看荀未来，伸出苍白纤细的手接过玻璃罐头，舀起一块金黄饱满的黄桃放进嘴里，轻声道谢。；场内关键对白：荀未来（内心独白）：“怪不得。她从不走进那家麻辣烫店。” ／ 赵左右：“来，醒了，快，吃点东西垫一下。” ／ 王一漫：“什么味啊？” ／ 荀未来：“空腹太久，可不兴吃太油腻的啊。来，吃点黄桃罐头吧。好得快，胖不到哪里去。” ／ 王一漫：“谢谢啊。”　【1-23　内　长林八中·数学补考教室 — 日】：出场角色：戴主任、王一漫、荀未来、监考老师；空间调度与动作详情：明亮的补考教室内，赵左右、荀未来与恢复精神的王一漫分坐三列单人考位。戴主任站在讲台前交代补考事宜。 试卷发下，荀未来正准备提笔，坐在他右侧相邻列的王一漫忽然轻轻唤了他一声，探身将一支红色水笔递到他的桌角。 荀未来转头接过那支带着少女善意的红笔，唇角微扬。 墙上的挂钟分针走动。距离补考结束还有一个小时，荀未来已经潇洒地收起笔，拿起试卷起身走到讲台前递给监考老师。 荀未来双手插兜，在赵左右与王一漫惊讶的目光中推门走出了考场。；场内关键对白：戴主任：“鉴于你两个离开考场，是为了帮助一漫同学——给你们安排一次补考。跟上进度，下午还和大家一起考语文。” ／ 王一漫：“苟未来。加油。” ／ 荀未来：“小场面。谢谢啊。” ／ 监考老师：“还有一个小时呢，不检查检查？” ／ 荀未来：“用不着。”　【1-24　内　长林八中·教学楼走廊 — 日】：出场角色：低年级男生甲、低年级男生乙、赵左右、王一漫；空间调度与动作详情：走廊里，几名低年级男生正站在考场外对着荀未来远去的背影惊叹议论。 走廊另一端，考完试的赵左右正小心翼翼地与王一漫并肩往高一二班教室走去。 王一漫轻轻咬了咬下唇，目光望向一旁。 听到「文科」两个字，赵左右的眼睛刷地一下亮了起来，脚步都轻快了三分。 两人一前一后走进高一二班教室。；场内关键对白：低年级男生甲：“听说了吗？十班新来那转校生，打破交卷速度记录了。” ／ 低年级男生乙：“他比陈明和王一漫还强啊？” ／ 赵左右：“怎么样？感觉好点了吗？” ／ 王一漫：“好多了。谢谢。” ／ 赵左右：“等会儿分文理，你准备选哪呀？”　【1-25　内　长林八中·高一二班教室 — 日】：出场角色：班干部、荀未来、赵左右、罗爱文、王一漫（闪回）、荀未来（闪回）；空间调度与动作详情：高一二班教室内，班干部正站在讲台前将一叠《长林市第八中学文理分科意向表》分发给每一列同学。 教室中后排的四角座位区，赵左右低头看着发到桌上的分科意向表。坐在旁边的荀未来原本想开口问陈明，目光却立刻锁定了16岁的自己，身体前倾紧紧盯着赵左右。 赵左右一脸莫名其妙地看着他没有吭声。荀未来转头看向旁边埋头整理笔记的陈明，又看向另一侧的罗爱文。 罗爱文瞬间像被击中了天灵盖，满眼崇拜地握紧拳头。 三言两语搞定罗爱文后，荀未来再次转回身，步步紧逼地看向赵左右。；场内关键对白：班干部：“班主任特意让我转告大家，这个文理分科是一辈子的大事，一定要慎重。这个填好之后，先去征求老师的意见——然后再拿回家给各自的父母签字。” ／ 荀未来：“陈明，你打算——” ／ 赵左右：“你盯着我干吗？” ／ 荀未来：“你有梦想吗？你是马丁·路德·金吗？人生一步错，步步错。相信我，赵左右，选文。” ／ 荀未来：“陈明，你肯定选理科，对吧？爱文，你呢？”　【1-26　内　长林八中·学校食堂 — 日】：出场角色：戴主任、食堂工作人员、荀未来、低年级男生、赵左右、同桌男生甲、同桌男生乙；空间调度与动作详情：中午的学校食堂人声鼎沸，不锈钢打饭窗口前却排起了长龙，队伍停滞不前。窗口隔断玻璃下方的白色刷卡消费机屏幕黑着，戴主任正站在窗口旁焦急地同食堂工作人员交涉。 就在双方僵持不下时，荀未来从围观的学生人群里漫步走出，挽起袖口走到故障的刷卡机前。 在戴主任、食堂员工与一众学生好奇的围观下，做过二十年程序员的荀未来熟练地检查线路接口、敲击终端按键重启调试。不过片刻工夫，只听「滴」的一声轻响，刷卡机屏幕重新亮起绿灯。排在第一位的低年级男生刷卡成功，惊喜地道谢。 荀未来拍了拍手，转头看向戴主任，语气老练得像个甲方技术总监。 周围的学生们哄然叫好鼓掌，戴主任既好气又好笑地瞪了他一眼。；场内关键对白：戴主任：“这怎么回事啊？这外包团队就是不行，这刷卡机刚修好，没一周又坏了。今天先记账吧。怎么？这么大学校，还能跑了你的饭费？” ／ 食堂工作人员：“那不行，我们这有规定的，必须一日一结的。” ／ 荀未来：“给我五分钟。” ／ 低年级男生：“谢谢啊。” ／ 荀未来：“只要不再乱搞的话，应该不会出现什么问题。只是这个外包团队，应该换了吧。你说呢，老戴？”　【1-27　外　长林八中·校园步道与教学楼前 — 日】：出场角色：男生甲、男生乙、女生甲、女生乙；空间调度与动作详情：下午语文期末考试结束，三三两两的学生背着书包从教学楼里走出来，一路唉声叹气地议论着考题。 女生乙神色微动，看着对方继续说道。 成群的学生从红砖教学楼正门宽阔的水泥大台阶下走过。下午斜射的冬日阳光将大台阶一分为二，荀未来独自一人弯着腰，蜷坐在左侧红砖方柱投下的冷暗阴影里。 切至：；场内关键对白：男生甲：“今天上午数学最后一道大题，你们算出来是多少没有？” ／ 男生乙：“太难了，我都没写到最后一题。” ／ 女生甲：“这次语文也好难。” ／ 女生乙：“我作文都没写完。这次不知道咋回事，都很难。”　【1-28　外　长林八中·红砖教学楼正门大台阶 — 日】：出场角色：赵左右、荀未来、罗爱文、陈明；空间调度与动作详情：荀未来低着头坐在冰冷的花岗岩台阶阴影里，手抵着隐隐作痛的胃部，肩背紧绷。身穿米白红条纹羽绒服的赵左右背着书包从阳光下走上台阶，停在他的侧前方。 荀未来挑了挑眉，嘴角勾起一抹意味深长的苦笑。 荀未来终于缓缓抬起头，用审视的目光看向眼前这个满脸真诚的16岁自己。 少年清亮坦荡的眼神让荀未来怔了一下。他低下头自嘲地轻笑一声，随即撑着膝盖慢慢站起身，走到赵左右面前与他平视，语气骤然变得急切而功利。 听到「钱才是你唯一的兄弟」，赵左右原本关切温和的脸色瞬间冷了下来，眉头紧蹙地盯着荀未来。；场内关键对白：赵左右：“放学不回家，搁这干嘛呢？你中午没来吃饭，是胃不舒服吗？” ／ 荀未来：“不关你的事。” ／ 赵左右：“我就是好奇，你到底为什么转校？” ／ 荀未来：“老地方待不下去了。” ／ 赵左右：“连陈明都找你问问题，成绩会差到哪儿去。我不会和别人说的。”　【1-39　外　长林八中·黑色铁围栏边 — 日】：出场角色：荀未来、赵左右；空间调度与动作详情：清晨的校园铁围栏旁，身穿米白红条纹羽绒服的赵左右正拎着一袋热乎乎的早点站在栏杆内侧张望。身穿红褐连帽外套配校服的荀未来从步道另一侧走过来。 切至：；场内关键对白：荀未来：“你那哥们今天没来啊？” ／ 赵左右：“你说罗爱文啊？他被戴主任按在办公室里复习呢，我给他带点。”　【1-40　外　长林八中·校园步道 — 日】：出场角色：赵左右、荀未来；空间调度与动作详情：荀未来走到赵左右身旁，两人很自然地并肩顺着覆雪的校园步道往教学楼方向走去。早已消了气的赵左右一边走，一边像个小大人似的操心起荀未来的胃。 两人一高一低、说说笑笑地并肩向教学楼深处走去。 切至：；场内关键对白：赵左右：“想好了吗？准备选文吗？你胃好点了吗？你以后呀，也别吃口味这么重的东西了，对你的胃不好。我给罗爱文带的。” ／ 荀未来：“其实我还没想好选文还是选理。不过没事，反正后天中午才交表嘛。” ／ 赵左右：“才？你怎么一点时间观念都没有？什么叫才呀？”　【1-41　外　长林八中·黑色铁围栏外 — 日】：空间调度与动作详情：黑色铁围栏外的人行道上，一个头戴黑色窄檐呢礼帽、鼻梁上架着深色大框墨镜、身穿黑色长款厚毛呢大衣配酒红暗格纹围巾的神秘老人（赵了）正静静伫立在寒风中，隔着铁栏杆凝视着校内并肩远去的荀未来与赵左右。 神秘老人一言不发，缓缓抬起戴着黑手套的右手，举起一部老式黑色翻盖手机，透过铁围栏的缝隙，对准荀未来的背影按下了快门。 切至：</w:t>
-      </w:r>
-    </w:p>
-    <w:p>
-      <w:pPr>
-        <w:spacing w:before="40" w:after="80" w:line="384" w:lineRule="auto"/>
-        <w:ind w:firstLine="400"/>
-        <w:jc w:val="left"/>
-      </w:pPr>
-      <w:r>
-        <w:rPr>
-          <w:rFonts w:ascii="Times New Roman" w:hAnsi="Times New Roman" w:eastAsia="宋体"/>
-          <w:b w:val="0"/>
-          <w:color w:val="141414"/>
-          <w:sz w:val="20"/>
-        </w:rPr>
-        <w:t>◆ EP02《第三个雪人》：【2-3　内　公交车车厢 — 日】：出场角色：荀未来、赵左右；空间调度与动作详情：2008年1月21日清晨。行驶在冬日街头的公交车后排座位上，身穿校服与灰色羽绒服的16岁赵左右猛地从睡梦中惊醒，大口喘着粗气。 坐在他身旁的41岁荀未来同样穿着八中校服外套，转过头好笑地打量着惊魂未定的少年。 赵左右揉了揉惺忪的睡眼，满脸怨气地瞪了荀未来一眼。 切至：；场内关键对白：荀未来：“睡醒了？做噩梦了吧？” ／ 赵左右：“以后你没事别老给我打电话，太坑了。”　【2-5　外/内　《三人行》白昼篇片头序列与校园航拍 — 日】：空间调度与动作详情：白昼篇主题片头画面依次展开：风雪中的长林街道、撑伞独行的身影、跨越时空的齿轮与莫比乌斯环、少年与中老年三代自我的凝视，定格于片名《三人行 THE TRIPLE ECHO OF TIME》。 镜头自高空俯瞰白雪皑皑的长林市第八中学红砖教学楼群，画面下方浮现本集片名：“第2集 第三个雪人”。 切至：　【2-6　内　长林八中·高一十班教室 — 日】：出场角色：罗爱文、陈明、同班同学、荀未来、赵左右、荀未来（内心独白）；空间调度与动作详情：早读课前的高一十班教室。班长陈明双手费力地抱着一大摞练习册走进教室，戴眼镜的罗爱文连忙热心地迎上前接过一半。 陈明把作业本放在柜子上，拿起一叠《长林市第八中学文理分科意向表》走上讲台，分发给前排同学。 座位上的罗爱文看着空白的表格抓耳挠腮，转过身向后排的荀未来求救。 荀未来挑了挑眉，嘴角勾起一抹意味深长的苦笑。 就在这时，身穿米白色连帽羽绒服的16岁赵左右背着书包、打着哈欠无精打采地走进教室，在荀未来前排的座位坐下，趴倒在课桌上。；场内关键对白：罗爱文：“我来，我来，我来。” ／ 陈明：“你悠着点。” ／ 陈明：“文理分科意向表，大家抓紧时间传下来，中午之前我要交给老师写意见。” ／ 同班同学：“好吧。” ／ 罗爱文：“来不及了，借我抄一下。”　【2-8　外/内　长林八中·教学楼门厅与一楼走廊 — 日】：出场角色：荀未来、赵左右；空间调度与动作详情：课间操结束，王一漫与女同学并肩说笑着走进教学楼大门，与迎面走来的赵左右、荀未来擦肩而过。赵左右目光痴痴地追随着王一漫的背影。 教学楼门厅的玻璃门后，赵左右与荀未来一左一右扒着门框探头张望。荀未来凑到赵左右耳边低声开口。 荀未来从校服口袋里掏出一支红色水笔，塞进赵左右手里。 赵左右捏着那支红笔，脸上乐开了花，双脚却像灌了铅似的站在原地不敢挪步。荀未来恨铁不成钢地推了他一把。 恰在此时，上课铃声响彻走廊。赵左右如蒙大赦，把笔往兜里一揣。；场内关键对白：荀未来：“王一漫说很感谢你的麻辣烫啊，但是她最近在减肥呢，不能多吃，还让我们替她保守秘密。” ／ 赵左右：“真的？她后来真吃了？” ／ 荀未来：“当然！你记住啊，一旦有了共同的秘密，离更进一步就不远了。” ／ 荀未来：“你去，替我把笔还给她去！” ／ 荀未来：“去呀！你怎么跟个木头似的呀？去！”　【2-9　内　长林八中·学生食堂 — 日】：出场角色：荀未来、、肖途、罗爱文；空间调度与动作详情：中午的学生食堂热闹非凡。荀未来坐在长条餐桌中央，四周里三层外三层围满了外班的男生女生——八班的、三班的、二班的肖途等人正听得津津有味。 坐在对面的三班女生和二班男生肖途立刻举手抢问。 荀未来叹了口气，换了个姿势，目光复杂地看着对方。 荀未来神秘地压低声音，朝众人招了招手，顺势把光环全数引向16岁的赵左右。 端着餐盘走过来的赵左右和罗爱文恰好听见尾巴，赵左右一脸茫然地指了指自己，罗爱文也满头雾水。；场内关键对白：荀未来：“《绝命毒师》老白的结局，只能说我看了比较喜欢，见仁见智吧。——你叫什么来着？” ／ 荀未来：“虽然现在我剧本不能剧透啊，但是第二季开拍的时候，我第一时间告诉你！” ／ 荀未来：“同学，你刚才问什么来着？” ／ 肖途：“《家有儿女》和《炊事班的故事》还会接着拍吗？” ／ 荀未来：“不管有没有续集，经典就是百看不厌，就像前几年我一直很喜欢的《武林外传》，没准这一部就能看一辈子！”　【2-10　外/内　长林八中·教学楼门厅与外侧红砖无障碍坡道 — 日】：出场角色：荀未来（画外音）、广播社女同学、王一漫、赵左右；空间调度与动作详情：教学楼门外的红砖无障碍坡道上，身穿米白色长款羽绒服的王一漫正独自站在雪地里，小口咬着一只红苹果。不远处的走廊窗后，66岁的赵了静静走过。 教学楼玻璃门内，16岁的赵左右静静凝视着门外吃苹果的王一漫，脑海中回响起早上荀未来那句善意的谎言—— 赵左右垂下眼帘，拉开自己的羽绒服拉链，从怀里掏出那袋一直没敢送出去、早已有些温凉的“舒记麻辣烫”，眼底掠过一丝失落。就在这时，一名女同学推开教学楼侧门喊道。 王一漫收起苹果，快步走上坡道迈进教学楼。赵左右拎着那袋麻辣烫走出门厅，站在覆雪的坡道上懊恼地叹了口气。 话音未落，赵左右口袋里的银灰色诺基亚手机忽然响起短信提示音。他掏出手机点开第一条短信息，屏幕上显示：“【八中之声广播社】午间请务必前来参加换届选举活动”。；场内关键对白：荀未来（画外音）：“王一漫说，很感谢你的麻辣烫啊，但是她最近在减肥呢，不能多吃，还让我们替她保守秘密。” ／ 广播社女同学：“漫漫，广播社选举要开始了！” ／ 王一漫：“来了！” ／ 赵左右：“早知道就不退出广播社了。” ／ 赵左右：“让我参加广播社换届选举？发错了吧……”　【2-11　内/外　长林八中·音乐教室3202与教学楼门廊 — 日】：出场角色：广播社社长、赵左右、徐图图、王一漫、荀未来；空间调度与动作详情：3202音乐教室内座无虚席，黑板上用粉笔写着“八中之声 广播社”几个大字，讲台后垂着深红色丝绒幕布。广播社社长站在讲台上主持换届。 赵左右拎着麻辣烫从后门溜进教室，在最后一排唯一的空位——戴着圆框眼镜、穿着米色羊羔毛领羽绒服的高一二班女生徐图图身旁坐下。徐图图正低头在笔记本上认真修改着广播稿。 前排的王一漫从容自信地举起右手。社长环视全场。 最后一排，徐图图握着笔的手指微微收紧，犹豫再三，鼓起勇气将右手怯生生地举到胸口高度。身旁的赵左右低头看了一眼麻辣烫，转头瞥见徐图图半举着发抖的手，当即热心地一把抓住徐图图的手腕，帮她把右手高高举过头顶，顺势大喊了一声。 全教室的目光瞬间齐刷刷聚焦到最后一排的徐图图身上。徐图图窘迫得脸颊通红。；场内关键对白：广播社社长：“由于高三学业繁忙，还有同学转学去外地高考，所以今天我们要进行下一届社长的选举。大家赶紧落座，我们马上开始。” ／ 赵左右：“你打算投谁呀？” ／ 徐图图：“我也不知道。” ／ 广播社社长：“我呢，就不耽误大家太多时间了。想参与选举的同学请举手，我们民主选举。” ／ 广播社社长：“还有其他人吗？大家可以踊跃一点。”　【2-12　内　长林八中·音乐教室3202 — 日】：出场角色：王一漫、荀未来、赵左右；空间调度与动作详情：3202音乐教室讲台上，王一漫正面对全体社员发表竞选演说。 台下响起热烈掌声。荀未来推门走进教室，径直来到最后一排，在赵左右身旁刚才徐图图的空位上坐下，一边鼓掌一边侧头打量赵左右。 荀未来怔了一下——显然那条邀请短信并非他所发，但他很快收回思绪，静待广播响起。 切至：；场内关键对白：王一漫：“学业再繁忙，也不要忘了劳逸结合，听听自己的内心，看看自己的世界。希望和大家一起度过高考前的宝贵时间，一起为了创造压力以外的精彩而努力。我是王一漫，谢谢。” ／ 荀未来：“我怎么记得你退出社团了呀？你是因为王一漫来的吧？” ／ 赵左右：“没有，我收到短信才来的，正好帮一漫投一票嘛。”　【2-13　内　长林八中·一楼广播室与音乐教室3202（交叉剪辑） — 日】：出场角色：徐图图、荀未来、赵左右；空间调度与动作详情：一楼广播室内。徐图图戴上耳麦坐在调音台前，深吸一口气推上推子，对着麦克风开口。 3202音乐教室后排，荀未来听着喇叭里磕磕巴巴的声音，摇头啧了一声。 广播室里，徐图图翻开笔记本准备念稿，脸色骤变。 广播喇叭里陷入长达数秒的沉默，3202教室里的社员们面面相觑。赵左右却一脸笃定地偏头对荀未来解释。 广播室里，找不到稿子的徐图图看着手边桌上那碗热气腾腾的麻辣烫，一咬牙端起纸碗。；场内关键对白：徐图图：“大家好，欢迎来到八中之声，我叫徐图图。就是……先前我一直做文案策划工作嘛，今天是我第一次正式跟大家见面——不对，好像也不能叫见面。” ／ 荀未来：“这同学感觉不行啊，这太紧张了吧，跟闹着玩似的，这跟王一漫比差太远了。人都说了做幕后、做幕后。” ／ 徐图图：“那么今天午间广播的主题是——（低头翻找，小声）我稿子呢？” ／ 赵左右：“你看，她故意的，她很懂得利用停顿和音乐。” ／ 荀未来：“什么故意的呀，我看她就是耍小聪明的吧。”　【2-15　内　长林八中·广播室与音乐教室3202 — 日】：出场角色：徐图图、荀未来、赵左右；空间调度与动作详情：回到2008年广播室。徐图图双手捧起纸碗，仰头喝完最后一口麻辣烫汤，长长地哈出一口白气，对着麦克风露出一抹明媚纯粹的笑容。 3202音乐教室内，荀未来脸色煞白地僵在座位上，嘴唇微微颤抖，声音几不可闻地反复念着那两个名字。 前排的赵左右察觉到他的反常，转过头奇怪地拍了拍他。 荀未来猛地从座位上站起身，在全班同学诧异的目光中，跌跌撞撞地推开3202教室大门冲了出去。 切至：；场内关键对白：徐图图：“今天这碗麻辣烫，就和大家一起吃完了。我叫徐图图，下次再和大家一起聊天，拜拜！” ／ 荀未来：“舒图……徐图图……舒图……徐图图……” ／ 赵左右：“荀哥？荀未来？” ／ 荀未来：“不可能……舒图怎么可能跟我一个高中呢？不可能！”　【2-16　内　长林八中·一楼广播室窗外 — 日】：出场角色：女播音员、荀未来；空间调度与动作详情：荀未来顺着楼梯一路狂奔到一楼“广播室”木牌下，双手撑着窗台探头往里张望——调音台前只剩下一名值班女播音员正在整理磁带。 荀未来摆了摆手，神情在散漫与认真之间微妙切换。 荀未来失魂落魄地转过身，目光投向教学楼门厅方向。 切至：；场内关键对白：女播音员：“有事吗？” ／ 荀未来：“你好，刚才那个女孩呢？” ／ 女播音员：“不知道，回教室了吧。” ／ 荀未来：“谢谢啊。”　【2-17　外/内　教学楼门厅廊柱与音乐教室3202（交叉剪辑） — 日】：出场角色：荀未来、赵左右、广播社社长、王一漫；空间调度与动作详情：教学楼门厅外的红砖廊柱下，16岁的赵左右正和同学说笑着走出大门。荀未来一个箭步冲上前，一把拽住赵左右的胳膊将他拉到廊柱旁。 赵左右停顿了一下，低头捏了捏衣角，随即抬起头。 【交叉切至3202音乐教室】讲台上，广播社社长放下粉笔，面向全体社员高声宣布唱票结果。 教室里掌声雷动。王一漫站起身微笑着向四周鞠躬致意。 原本低着头的徐图图缓缓抬起眼眸，望向讲台侧方的黑板——只见“徐图图”三个粉笔字下方，端端正正地画着一道白色的竖线：1票。徐图图怔怔地看着那唯一的一票，原本失落的眼底瞬间亮起星光，嘴角弯起一抹温暖而坚定的弧度。；场内关键对白：荀未来：“赵左右！刚才那个广播里叫徐图图的女孩，你觉得她很好吗？” ／ 赵左右：“她是很有想法。咋啦？” ／ 荀未来：“你是不是把票投给她了？” ／ 赵左右：“又来了！我把票投给谁，跟你有啥关系啊？” ／ 广播社社长：“唱票结束！王一漫以十二票，当选下一任广播社主席！”　【2-18　内　赵左右家·客厅与餐厅 — 夜】：出场角色：赵左右、刘美奕、赵东来；空间调度与动作详情：夜晚的赵家灯火通明。父亲赵东来穿着黑色高领毛衣坐在客厅沙发上摆弄紫砂茶具，母亲刘美奕系着围裙在玻璃隔断后的厨房里忙碌。赵左右拿着《长林市第八中学文理分科意向表》和一支笔，小心翼翼地走到父亲身旁。 赵东来接过分科表扫了一眼——表格上“所选科类”一栏，“文科”已被赵左右打上了勾，下面工工整整写着一段选科理由。赵东来眉头微蹙，没有立刻签字。刘美奕端着一盘炒菜从厨房走出来摆上餐桌。 赵左右坐到餐桌前拿起筷子。客厅沙发上的赵东来盯着手里的分科表，沉下脸开了腔。 刘美奕解下围裙坐到餐桌旁，连忙打圆场。 赵东来丝毫不领情，把手里的分科表往茶几上一拍，冲着餐桌方向厉声训斥。；场内关键对白：赵左右：“爸，老师的意见反馈来了，说我文理成绩差不多，报文科可以，看家长意见。这儿，签字啊。” ／ 刘美奕：“来，你先吃着啊。” ／ 赵东来：“这到底是哪一步错了呀？你小学的时候成绩挺拔尖的，怎么现在你干什么事都混个中游啊？” ／ 赵左右：“我在八中都能混个中游，不是挺牛的吗？” ／ 赵东来：“瞧你那点能耐！你性子什么时候能要强一点啊？你争口气给我、给你妈看看！”　【2-19　内　长林八中·高一十班教室 — 日】：出场角色：荀未来、赵左右、同班同学；空间调度与动作详情：次日（2008年1月22日）课间。高一十班教室里，学习委员陈明正在过道挨个收取《文理分科意向表》。赵左右面无表情地把折好的分科表递给陈明。坐在后排的荀未来一眼瞥见，立刻起身一把从陈明手里抽走了赵左右的表格。 荀未来展开表格——只见“高一（十）班 赵左右”一栏里，“文科”被涂成了黑疙瘩，勾画在了“理科”上。荀未来脸色骤变，拿着表格冲到赵左右课桌前质问。 被戳中痛处的赵左右猛地从座位上站起来，伸手去夺表格。 荀未来把表格举高躲开，眼神凌厉地逼视着16岁的自己。 两人在狭窄的课桌过道间激烈拉扯，荀未来一脚踏上课桌，居高临下地按住赵左右的肩膀；赵左右彻底失去理智，挥拳朝荀未来扑去，两人瞬间扭打着撞翻课桌椅，全班同学惊呼着围拢上来拉架。；场内关键对白：荀未来：“你搞什么？你怎么又改成学理了？” ／ 赵左右：“我喜欢，不行吗？” ／ 荀未来：“你喜欢？你喜欢什么你喜欢！我看是你爸说什么，你就得乖乖听话吧！” ／ 赵左右：“还我！” ／ 荀未来：“你能不能给自己争口气？！”　【2-20　内　长林八中·教导主任办公室 — 日】：出场角色：戴娟、荀未来、赵左右；空间调度与动作详情：教导主任办公室内。赵左右与荀未来垂手并排站在铁皮文件柜前，衣服领口还带着扭打后的凌乱。教导主任戴娟双手背在身后，面沉似水地审视着两人。 赵左右嘴唇动了动刚要开口，身旁的荀未来却抢先一步，平静而干脆地吐出一个字。 赵左右猛地转过头，满脸愕然地看向荀未来。 戴娟转过身，气极反笑地盯着荀未来。 【闪回】期末数学考场上，荀未来咬着笔杆在试卷上胡乱画着圈，最终只得了6分。；场内关键对白：戴娟：“谁先动的手？” ／ 荀未来：“我。” ／ 赵左右：“荀未来……” ／ 戴娟：“你还真的是很会制造惊喜。” ／ 荀未来：“哪里哪里呀。”　【2-21　内　长林八中·教学楼走廊与办公室文件柜前（交叉剪辑） — 日】：出场角色：赵左右、荀未来、赵左右（画外音）；空间调度与动作详情：阳光洒满的教学楼走廊里，荀未来双手抱胸靠在窗边。16岁的赵左右走出办公室，缓步来到荀未来身旁并肩站定。 赵左右转过头，认真地注视着荀未来的眼睛。 荀未来苦笑了一下，目光望向窗外的雪地，语气前所未有地坦诚。 荀未来拍了拍赵左右的肩膀，转身准备离开。赵左右在身后叫住了他。 【闪回刚才的办公室文件柜旁】16岁的赵左右把《长林市第八中学文理分科意向表》贴在铁皮文件柜上，手持白色涂改笔，一点点涂掉父亲强行勾选的“理科”，随后郑重地在“文科”上打下对勾。；场内关键对白：赵左右：“明明是我先动的手，你为什么要帮我挡？” ／ 荀未来：“你不是说，我是你兄弟吗？” ／ 赵左右：“你真这么想？” ／ 荀未来：“我想。我还是赶紧回去吧。” ／ 赵左右：“回去？回原来的学校去吗？”　【2-22　内　长林八中·校医室与走廊 — 日】：出场角色：荀未来（内心独白）、女校医、荀未来、赵左右、围观学生甲、围观学生乙；空间调度与动作详情：校医室的病床上，荀未来缓缓睁开双眼，额头布满冷汗，心有余悸地暗自思忖。 女校医拿着手电筒翻开荀未来的眼皮检查瞳孔。守在床边的16岁赵左右凑近细看，目光落在荀未来左眉骨上方那道月牙形浅疤上，发现疤痕边缘似乎有些微妙的异样。 赵左右眨了眨眼睛，神色有些局促地看了对方一眼。 女校医转身离开。赵左右坐在病床边，指了指自己的左眉骨，好奇地看向坐起身的荀未来。 荀未来下意识抬手摸了摸自己左眉骨上的疤，随即顺水推舟地扬起下巴。；场内关键对白：荀未来（内心独白）：“怎么回事？难道是2033年那边检测到我影响了时空进程，在警示我？” ／ 女校医：“奇怪呀，一切都正常啊。原来有过这种症状吗？” ／ 荀未来：“应该没有。我就是一紧张、压力大，容易抽抽。” ／ 女校医：“行，那你先在这儿再休息一会儿。但是最好让你父母呢，带你去医院做个全面的检查。” ／ 赵左右：“谢谢啊。”　【2-23　内　长林八中·高一十班教室 — 日】：出场角色：荀未来、陈明、荀未来（内心独白）；空间调度与动作详情：荀未来走进高一十班教室，看见前排的陈明依然趴在堆成小山的辅导书间奋笔疾书。荀未来走过去，俯身按住陈明的练习册。 陈明抬起头，推了推眼镜，一本正经地接话。 荀未来一噎，随即笑了笑，在陈明身旁的空位坐下。陈明却主动把数学试卷推到荀未来面前，拿起笔温和地说道。 午后的阳光洒在16岁陈明专注讲题的侧脸上。41岁的荀未来静静凝视着这位在2033年早已离世的挚友，眼底泛起温热的泪光。 切至：；场内关键对白：荀未来：“陈明，都考完试了，你别再刷题了。这样玩命肝，小心以后……” ／ 陈明：“以后怎么？跟你一样倒数第一吗？” ／ 陈明：“哪题不会？我给你讲。我从头给你讲一遍吧。你看啊……” ／ 荀未来（内心独白）：“真怀念那时候的你们，无论我再怎么丢脸，你们也都站在我的这边。”　【2-24　外　长林八中校门口至徐图图家红砖家属楼外 — 黄昏】：出场角色：荀未来（低语）、荀未来、赵左右、赵了；空间调度与动作详情：傍晚放学时分，夕阳余晖映照着校门口的积雪。荀未来与16岁的赵左右并肩走出校门，迎面看见穿着米白色羽绒服的徐图图正推着自行车走出校门铁栅栏。荀未来脚步一顿，目光紧紧追随着徐图图的背影。 荀未来转头拍了拍身旁的赵左右。 荀未来快步追出校门，远远跟在骑自行车的徐图图身后，穿过覆雪的老街巷，来到一栋带有室外铁楼梯的红砖家属楼下。 徐图图停好自行车，顺着室外铁楼梯跑上二楼平台。二楼木门打开，身穿橄榄绿菱格纹棉服的徐图图母亲（正是2033年《梦的解析》夹层合照里的母亲、荀未来的丈母娘）捧着一束花迎出来，母女俩亲热地拥抱进屋。躲在街角雪堆旁的荀未来仰头认出自己的丈母娘，惊得目瞪口呆。 荀未来百思不得其解地转身离去。待他的身影消失在巷口，另一侧的红砖墙阴影后，头戴黑色棒球帽与墨镜的66岁赵了缓缓走出，吸了一口手中的热饮，望着荀未来离去的方向，冷冷吐出两个字。；场内关键对白：荀未来（低语）：“徐图图……会不会是我多想了？我得看看你究竟是不是她。” ／ 荀未来：“左右，我突然想起来我还有点事儿，你先回吧。” ／ 赵左右：“行，明天见！” ／ 荀未来：“我去，这不我丈母娘吗？！徐图图还真是舒图！可我怎么完全不记得，高中遇到过一个叫徐图图的人呢？” ／ 赵了：“废物。”　【2-25　内/外　长林八中·教导主任办公室、走廊与广播室外雪地（倒叙：数小时前） — 日】：出场角色：赵了、戴娟、二班女生、徐图图；空间调度与动作详情：黑屏打出白色大字：“数小时前”。 2008年1月21日午间。66岁的赵了身穿深色大衣、围着红绿条纹围巾，轻轻敲响教导主任办公室的门。 戴娟打开门，见是一位气质儒雅的长者，连忙满脸堆笑地迎进屋里倒水。 赵了苍老的眼眸微微颤动，缓步上前，声音温和而低沉。 戴娟神色微动，看着对方继续说道。；场内关键对白：赵了：“戴主任在吧？” ／ 戴娟：“您好！怎么称呼您？” ／ 赵了：“我叫赵了。” ／ 戴娟：“赵先生，您要为图书馆捐款的事啊，校长已经给我说过了。等他下周回来，会再和您见面。” ／ 赵了：“那行，那我就先到校园里去转转。”</w:t>
-      </w:r>
-    </w:p>
-    <w:p>
-      <w:pPr>
-        <w:spacing w:before="40" w:after="80" w:line="384" w:lineRule="auto"/>
-        <w:ind w:firstLine="400"/>
-        <w:jc w:val="left"/>
-      </w:pPr>
-      <w:r>
-        <w:rPr>
-          <w:rFonts w:ascii="Times New Roman" w:hAnsi="Times New Roman" w:eastAsia="宋体"/>
-          <w:b w:val="0"/>
-          <w:color w:val="141414"/>
-          <w:sz w:val="20"/>
-        </w:rPr>
-        <w:t>◆ EP03《少年的决定》：【3-1　外/内　《三人行》白昼篇主题片头序列（OP） — 日/夜】：空间调度与动作详情：*开始片头音乐： 伴随轻快而略带怅惘的钢琴与弦乐主题曲，二维手绘动画与白昼篇片头画面徐徐展开：戴着鲜红围巾的少年奔跑在2008年大雪纷飞的长林八中校园与红白相间的有轨电车轨道之间，校门口并肩而行的青春背影、风雪院落里并排伫立的三个雪人、跨越时空的莫比乌斯环与齿轮钟摆依次掠过，最终定格于剧名《三人行 THE TRIPLE ECHO OF TIME》。 切至：　【3-4　内　赵左右家·父母主卧与主卧门外走廊（片名卡：少年的决定） — 日】：空间调度与动作详情：次日清晨（2008年1月25日，寒假前返校日），冬日晨光洒进501室。16岁的赵左右身穿八中深蓝白条纹校服外套，手里攥着一把银色小剪刀，趁父母在厨房忙碌，蹑手蹑脚地溜进父母主卧，从床头柜上飞快摸走一本《小知音》杂志。 赵左右溜到主卧门外的走廊木地板上蹲下身，翻开《小知音》内页，拿起小剪刀沿着中缝小心翼翼地裁剪下来。 被剪下的左侧书页上印着行星环绕的科幻插图与醒目的铅字标题——“宇宙边缘历险记 ●赵左右”，右侧书页则印着“课后巩固45分钟”。画面中央缓缓浮现出本集片名：“第 3 集 少年的决定”。 赵左右将剪下的《宇宙边缘历险记》内页如获至宝地折好揣进校服怀里，起身把缺了一页的《小知音》放回父母主卧床头柜原处。 切至：　【3-5　内　长林八中·高一十班教室 — 日】：出场角色：赵左右、荀未来、陈明；空间调度与动作详情：寒假前返校日的高一十班教室里喧闹欢快。16岁的赵左右满脸得色地坐在座位上，从怀里掏出那张刚剪下来的《宇宙边缘历险记》内页，献宝似地递给身旁的荀未来炫耀。 41岁的荀未来身穿八中蓝白校服外套靠在椅背上，嘴角微抽，不紧不慢地伸手探进自己的课桌膛里，抽出一整本一模一样的《小知音》杂志啪地拍在桌面上，用手指点了点封面最上方的一行字。 赵左右凑近封面仔细一看——只见杂志封面顶部三色书页图标旁，赫然印着“长林文学出板社”六个字。赵左右的声音瞬间蔫了下去。 前排座位上，戴着黑框眼镜、神情斯文认真的理科学霸陈明正与同学聊起未来的大学志向。 荀未来坐在后排凝视着16岁陈明鲜活清澈的侧脸，脸上的笑意渐渐凝固，眼底涌起深沉的悲凉。；场内关键对白：赵左右：“《小知音》诶！全国发行量前十的杂志，刊登了我的文章，还给我稿费了！” ／ 荀未来：“来，你把这个出版社名字念念。” ／ 赵左右：“他把出版社的“版”，打成了木板的“板”……” ／ 荀未来：“这是盗版杂志！专门骗你们这种高中生投稿交版面费的。” ／ 陈明：“我以后想学计算机专业，做一个程序员，写很多优秀的代码……人活着，总要留下点痕迹吧。”　【3-6　外/内　2033年长林数字公墓（闪回）与2008年高一十班教室 — 日】：出场角色：值班老师、荀未来；空间调度与动作详情：【闪回·2033年长林数字公墓】阴冷的冬日雨雪中，41岁的荀未来身穿黑色风衣、手撑一把黑伞，独自走过整齐排列的现代化电子墓碑群，在一座摆满白菊的倾斜式黑色大理石电子墓碑前缓缓停下脚步。 电子墓碑屏幕顶部清晰显示着“告别仪式已结束 THE FUNERAL HAS ENDED”，正中央是陈明的黑白遗照与“陈明 先生 (1994-2033)”字样，屏幕四周实时滚动飘过昔日老同学们的电子白包弹幕：“罗爱文先生送出白包 安息”、“周日桃女士送出白包”、“荀未来先生送出白包 节哀”、“肖途先生送出白包 逝者已矣 节哀”、“管凤钦女士送出白包 一路走好”。 【回到2008年高一十班教室】荀未来从2033年的墓碑记忆中回过神来，眼眶微热地看着前排16岁的陈明。恰在此时，身穿深色冬装的值班女老师走上讲台，拍了拍手示意全班安静。 全班同学瞬间爆发出一阵欢呼雀跃：“太好了！”荀未来收敛思绪，转头看向身旁的赵左右。 赵左右翻开课桌上的盗版《小知音》，那支酒红色金夹钢笔正端端正正地夹在《宇宙边缘历险记》的那一页中。；场内关键对白：值班老师：“安静一下啊！把订正完的期末试卷交上来就可以走了。还有，你们戴老师说了，这次大家表现不错，寒假作文少写两篇！” ／ 荀未来：“王一漫的钢笔呢？赶紧趁放假前还给她。”　【3-7　内　长林八中·教学楼内走廊 — 日】：出场角色：数学老师傅、戴娟；空间调度与动作详情：教学楼内走廊里阳光明亮，两名男学生正站在窗台旁擦拭玻璃。头发花白、戴着眼镜的数学老师傅老师拦住背着双肩书包的王一漫，语重心长地比划着手指。 不远处的走廊拐角处，身穿灰白厚羽绒服套蓝白校服的16岁赵左右手里紧紧攥着那支酒红色金夹钢笔，眼巴巴地等着傅老师讲完。好不容易等到傅老师转身离开，王一漫抬起头看见了站在走廊边的赵左右，两人目光交汇。 赵左右刚鼓起勇气迈出半步，身穿炭灰色宽翻领毛呢大衣的教导主任戴娟突然从走廊侧面大步走来，一把叫住了赵左右。 赵左右被戴娟训得苦着脸低下头。等戴娟转身走远，赵左右连忙抬起头望向走廊尽头——那里只剩下两名擦玻璃的男学生，王一漫早已离开了走廊。赵左右握着红钢笔懊恼地叹了口气。 切至：；场内关键对白：数学老师傅：“王一漫，对于你大学选专业，老师有六点建议：第一点……” ／ 戴娟：“赵左右！这次期末考试虽然有点进步，但还是不能松懈啊！应该向陈明同学多学习学习，往上努努力，别整天跟他们俩混，近朱者赤，近墨者黑……我说话你看着我，别左耳朵进右耳朵出的，老师这都是为了你好！你也来我办公室，写个寒假计划再走！”　【3-21　外/内　八中后街·砂锅麻辣烫店（第一阶段：徐图图提前一小时赴约） — 黄昏】：出场角色：麻辣烫舒老板、徐图图；空间调度与动作详情：傍晚时分，八中后街的“砂锅麻辣烫”店门头挂起了红底白字横幅——“麻辣烫‘大胃王’挑战赛”。16岁的徐图图身穿米黄色连帽羽绒服、戴着白色毛绒耳罩骑自行车早早赶到店门外，麻辣烫店舒老板笑呵呵地迎了出来。 徐图图抿了抿嘴唇，脸颊微红，小声地开口。 徐图图走进温暖的麻辣烫店里靠窗坐下，从口袋里掏出白红配色的索尼爱立信（Sony Ericsson）直板手机，在短信编辑框里敲下“我到麻辣烫店了，你到哪了？”，犹豫片刻后又按退格键逐字删掉。 切至：；场内关键对白：麻辣烫舒老板：“图图，这么早就过来了？” ／ 徐图图：“中午特地没吃饭，一会儿保准让你大开眼界！” ／ 麻辣烫舒老板：“你让我大开眼界有啥用啊？你得让那小伙子大开眼界！不过话说回来呀，无论输赢，我都给你俩免单。” ／ 徐图图：“那不行，愿赌服输！不过他要是输了，我替他买单。” ／ 麻辣烫舒老板：“你呀，快先进去坐吧，这外边太冷了。”　【3-23　内　八中后街·砂锅麻辣烫店（第二阶段：17:15等候与收到短信） — 黄昏】：出场角色：麻辣烫舒老板、徐图图；空间调度与动作详情：砂锅麻辣烫店内，墙上的圆形挂钟已经指向“5:15”。舒老板端来一碟爽口小菜放在徐图图面前的木桌上。 舒老板慈祥地摇摇头走开。就在这时，桌面上那部白红配色的索爱手机突然亮起屏幕震动起来！ 徐图图连忙拿起手机点开收件箱——只见发件人“赵左右”发来一条最新短信：“我会准时到的，不见不散！”徐图图原本忐忑的脸上瞬间绽放出无比灿烂的笑容！ 切至：；场内关键对白：麻辣烫舒老板：“来吧，先吃点垫垫，这再想赢他，中午也不能不吃饭啊。” ／ 徐图图：“我还是想等他一起来吃，你先放这儿吧。” ／ 麻辣烫舒老板：“年轻人呐。”</w:t>
-      </w:r>
-    </w:p>
-    <w:p>
-      <w:pPr>
-        <w:spacing w:before="40" w:after="80" w:line="384" w:lineRule="auto"/>
-        <w:ind w:firstLine="400"/>
-        <w:jc w:val="left"/>
-      </w:pPr>
-      <w:r>
-        <w:rPr>
-          <w:rFonts w:ascii="Times New Roman" w:hAnsi="Times New Roman" w:eastAsia="宋体"/>
-          <w:b w:val="0"/>
-          <w:color w:val="141414"/>
-          <w:sz w:val="20"/>
-        </w:rPr>
-        <w:t>◆ EP04《避风港争夺战》：【4-1　内　八中后街·砂锅麻辣烫店 — 夜】：出场角色：赵左右、徐图图；空间调度与动作详情：2008年1月29日（周二）夜。长林八中后街的十元砂锅麻辣烫店内热气蒸腾，白瓷砖墙面上张贴着“金汤砂锅”、“肥牛套餐”与“限时活动”的彩色宣传画，几桌食客正围着咕嘟冒泡的砂锅大快朵颐。 靠窗的木桌前，16岁的徐图图身穿米黄色连帽羽绒服、内搭白色翻领衬衫与米色针织衫，鼻梁上架着那副秀气的金属细圆框眼镜，正独自一人端坐着等候。 店门外厚重的塑料防风门帘被猛地一把掀开，寒风卷着热气涌入——刚从电影院男洗手间将41岁的荀未来反锁在隔间里、一路狂奔而来的16岁赵左右身穿棕橙色连帽棉服内搭深棕格纹衬衫，满头大汗、气喘吁吁地冲进店里。 徐图图听到动静抬起头，原本微抿的嘴角瞬间绽开一抹温柔而欣喜的笑意。 赵左右跑到桌前停下脚步，双手撑着膝盖大口喘气，抬起衣袖胡乱抹了一把额头沁出的汗珠。；场内关键对白：赵左右：“路上堵车了，跑过来的！” ／ 徐图图：“没事，我也刚到。谢谢。” ／ 徐图图：“你这脸怎么了？” ／ 赵左右：“没事，路滑摔了一跤。”　【4-4　外/内　《三人行》白昼篇主题片头序列（OP） — 日/夜】：空间调度与动作详情：*开始片头音乐： 伴随轻快而略带怅惘的钢琴与弦乐主题曲，《三人行》白昼篇片头画面徐徐展开：戴着鲜红围巾的少年奔跑在2008年大雪纷飞的长林八中校园与红白相间的有轨电车轨道之间，电话亭百叶窗前的神秘剪影、风雪院落里并排伫立的三个雪人、跨越时空的莫比乌斯环与逆向飞旋的齿轮钟摆依次掠过，16岁赵左右、41岁荀未来、66岁赵了三代自我并肩伫立于纯白雪原之上，最终定格于剧名《三人行 THE TRIPLE ECHO OF TIME》。 切至：　【4-11　内/外　八中后街·砂锅麻辣烫店与店外风雪街头 — 夜】：出场角色：荀未来、麻辣烫舒老板、罗爱文；空间调度与动作详情：夜色已深，八中后街的十元砂锅麻辣烫店即将打烊。留着山羊胡、身穿深灰蓝色半高领毛衣系深色围裙的麻辣烫舒老板正在柜台前收拾白色塑料菜盒。 店门塑料帘被一把掀开，身穿卡其色厚羽绒服的41岁荀未来急匆匆闯进店里，喘着粗气直奔柜台。 舒老板停下手里的活儿，抬起头上下打量着神色紧绷的荀未来，警惕地反问。 正在气头上的荀未来想都没想便脱口而出。 舒老板一听这话顿时瞪起眼睛，拍了拍手里的菜盒据理力争。；场内关键对白：荀未来：“老板，刚刚赵左右来过吗？！” ／ 麻辣烫舒老板：“赵左右？大胃王比赛之后就没见着他了。哎，你是谁啊？难道你是他爹啊？” ／ 荀未来：“我就是他爹！” ／ 麻辣烫舒老板：“我们这儿可不是什么垃圾食品啊，菜都是新鲜的！” ／ 荀未来：“没跟你扯这个！我听说赵左右是跟一个女孩来参加大胃王比赛的？”</w:t>
-      </w:r>
-    </w:p>
-    <w:p>
-      <w:pPr>
-        <w:spacing w:before="40" w:after="80" w:line="384" w:lineRule="auto"/>
-        <w:ind w:firstLine="400"/>
-        <w:jc w:val="left"/>
-      </w:pPr>
-      <w:r>
-        <w:rPr>
-          <w:rFonts w:ascii="Times New Roman" w:hAnsi="Times New Roman" w:eastAsia="宋体"/>
-          <w:b w:val="0"/>
-          <w:color w:val="141414"/>
-          <w:sz w:val="20"/>
-        </w:rPr>
-        <w:t>◆ EP05《回家》：【5-1　外　家属院·雪地天台与铁楼梯（赵左右梦境） — 夜】：出场角色：赵左右、荀未来、赵了；空间调度与动作详情：二零零八年深冬寒夜，鹅毛大雪纷纷扬扬洒落。家属院空旷的雪地天台中央，突兀地摆着一张单人折叠床。十六岁的赵左右身穿黑白大格纹加厚睡衣套装、脚蹬深色棉拖鞋，裹着棉被躺在折叠床上沉睡，眉头紧锁，闭着眼喃喃呓语。 赵左右猛地睁开双眼，从折叠床上惊醒坐起，茫然环顾四周白雪皑皑的天台与昏黄的路灯。 赵左右掀开棉被下床，踩着厚厚的积雪沿着天台走廊焦急寻找，双手拢在嘴边大声呼喊。 赵左右迈步走到住宅楼外铁栏杆楼梯拐角处，目光扫向坐在覆雪台阶上的四十一岁荀未来——荀未来身穿深灰色毛绒厚睡袍、内搭白T恤与深色睡裤，正半闭着双眼仰头灌了一口绿罐雪花啤酒，嘴角挂着酒渍，神态迷离醉顿。赵左右疑惑地走过去在他身旁台阶上坐下。 荀未来眼神涣散地斜睨了赵左右一眼，冷漠地反问。；场内关键对白：赵左右：“荀哥……几点了……陈明……” ／ 赵左右：“搞什么？我不是和荀哥、陈明睡在漫画屋吗？这哪啊？” ／ 赵左右：“荀哥！陈明！别闹了，你们快出来啊！荀哥！” ／ 赵左右：“荀哥，你咋在这喝酒呢？” ／ 荀未来：“你叫谁啊？”</w:t>
-      </w:r>
-    </w:p>
-    <w:p>
-      <w:pPr>
-        <w:spacing w:before="40" w:after="80" w:line="384" w:lineRule="auto"/>
-        <w:ind w:firstLine="400"/>
-        <w:jc w:val="left"/>
-      </w:pPr>
-      <w:r>
-        <w:rPr>
-          <w:rFonts w:ascii="Times New Roman" w:hAnsi="Times New Roman" w:eastAsia="宋体"/>
-          <w:b w:val="0"/>
-          <w:color w:val="141414"/>
-          <w:sz w:val="20"/>
-        </w:rPr>
-        <w:t>◆ EP06《暖雪》：【6-5　内　赵左右家·卧室与客厅 — 日】：出场角色：赵左右、刘美奕、帖文播报、荀未来；空间调度与动作详情：五零一室赵左右卧室内，身穿黑白格纹衬衫的赵左右正坐在电脑前滑动鼠标浏览长林八中吧，一条标题为《【劲爆消息】跨年夜一起来看暖雪！！！》的热帖吸引了他的目光。 母亲刘美奕身穿棕褐色短款羽绒服敲门走进卧室，面带微笑地将修好的银灰色诺基亚直板手机轻轻放在书桌角上。 赵左右拿起修好的手机翻看，神色放松地抬起头看着母亲，笑眯眯地报出菜名。 刘美奕见儿子不再像从前那样随口敷衍，开心得眉开眼笑，伸手轻轻点了点儿子的额头并拍了拍他的肩膀打趣。 赵左右略显羞涩地摸了摸鼻子，挺起胸膛回答。；场内关键对白：赵左右：“暖雪？” ／ 刘美奕：“手机给你修好了啊。明天年夜饭想吃啥呀？” ／ 赵左右：“想吃锅包肉，再来个，炸茄盒。” ／ 刘美奕：“行啊赵左右，你这两天没白离家出走啊，跟变了个人似的。以前每次问你都是随便、随便，最难做的就是随便了。” ／ 赵左右：“妈，我又不是小孩了，总得有点主见啊。”　【6-7　外/内　长林八中·铁栏杆外、美营租车行、保卫室与储藏室 — 夜】：出场角色：荀未来、赵左右、租车老板、学校保安、罗爱文、换班保安；空间调度与动作详情：赵左右拔腿沿着夜街飞奔，荀未来在后面气喘吁吁地追赶，两人穿过限高架桥洞一路跑到长林八中校外铁栏杆栅栏旁。 荀未来扶着膝盖大口喘气，抬头看了一眼紧闭的校园铁栅栏。赵左右双手抓着铁栏杆，抬手指着校园深处的体育馆方向。 荀未来缓过一口气，疑惑地看着赵左右手指的方向。 赵左右转过身，兴奋地向荀未来解释起来。 荀未来眼睛一亮，赞许地拍了拍赵左右的肩膀。；场内关键对白：荀未来：“喂！喂！你到底去哪儿啊？” ／ 赵左右：“跟我来就是了，走！” ／ 荀未来：“学校？” ／ 赵左右：“不是——” ／ 荀未来：“你到底要干什么呀？”</w:t>
-      </w:r>
-    </w:p>
-    <w:p>
-      <w:pPr>
-        <w:spacing w:before="40" w:after="80" w:line="384" w:lineRule="auto"/>
-        <w:ind w:firstLine="400"/>
-        <w:jc w:val="left"/>
-      </w:pPr>
-      <w:r>
-        <w:rPr>
-          <w:rFonts w:ascii="Times New Roman" w:hAnsi="Times New Roman" w:eastAsia="宋体"/>
-          <w:b w:val="0"/>
-          <w:color w:val="141414"/>
-          <w:sz w:val="20"/>
-        </w:rPr>
-        <w:t>◆ EP08《时间的玩笑》：【8-11　外/内　长林咖啡馆·门外雪街与靠窗卡座 — 日】：出场角色：赵左右、徐图图、咖啡馆服务员、赵左右＆徐图图；空间调度与动作详情：长林八中旁新开业的“長林 Coffee”咖啡馆门外，十六岁的徐图图身穿米白色牛角扣连帽大衣站在路边等候。一辆车牌号为吉A·72217的红色捷达出租车疾驰停在街边，好不容易爬下屋顶的六十六岁赵了手里紧紧攥着那顶白色毛线帽推门下车，刚张嘴唤了一声“图图”，就看见身穿米白色短款连帽羽绒服的十六岁赵左右正从街道另一侧小跑赶来。 赵左右一路小跑冲到徐图图面前刹住脚步；不远处出租车旁的赵了见状立刻停下脚步，把白色毛线帽藏回身侧，站在车门旁欣慰地微笑着注视两个年轻人。徐图图双手插在大衣口袋里，笑盈盈地向赵左右打招呼。 赵左右喘着气，有些不好意思地挠了挠头询问。 徐图图摇了摇头，上下打量着赵左右身上单薄的短款羽绒服，伸手比划了一下。 赵左右拍了拍胸口，故意提起除夕夜冰湖落水的糗事逗她开心。不远处的赵了听着两人的对话，低头握紧手中那顶没能及时送出去的白色毛线帽，悄然转身退回出租车旁。；场内关键对白：赵左右：“图图！” ／ 徐图图：“你好。” ／ 赵左右：“呃，等很久了？” ／ 徐图图：“没有。你穿那么少，不冷啊？” ／ 赵左右：“不冷。再冷也没有在冰湖上又爬又滚的冷。进去吧。”　【8-16　外/内　八中铁栅栏外雪街与八中后街砂锅麻辣烫店 — 日】：出场角色：徐图图（广播画外音）、舒图、麻辣烫舒老板、麻辣烫店员；空间调度与动作详情：四十一岁的舒图独自站在福慧家园楼下最后仰望了一眼五楼五零一室的窗户，随后转身沿着长林八中校外的黑色铁栅栏人行道缓步前行。漫天冬日街景中，她的脑海里忽然回荡起十六岁时自己在八中广播室里对着麦克风说过的那段话—— 【闪回·长林八中一楼广播室】十六岁的徐图图戴着黑框眼镜坐在调音台鹅颈麦克风前，对着全校师生畅想着未来。 回到八中铁栅栏外的雪地街口，四十一岁的舒图停下脚步，低头自嘲地轻笑叹气，随即眼神一定，转身朝八中后街走去。 八中后街“砂锅麻辣烫”店门外挂着红底白字招牌。舒图伸手掀开透明塑料门帘走进热气腾腾的店堂。正在后厨柜台前忙碌的舒老板转过头迎客，满面笑容地招呼她落座。 舒图微笑着点了点头，走到靠窗的木质卡座坐下。舒老板拿着塑封菜单走到桌旁递给舒图，双手交叠在围裙前热情地指向食材自选区介绍。；场内关键对白：徐图图（广播画外音）：“我跟你们说，学校旁边这家麻辣烫的藕，是从磁州运过来的，特别脆！假如很久以后的未来，我能通过时空旅行回到八中，我真的啥都不想干，就想再去这家店吃一次。” ／ 舒图：“最重要的大事儿，我怎么就给忘了呢。” ／ 麻辣烫舒老板：“哎，一位啊？随便坐，随便坐。” ／ 麻辣烫舒老板：“你看看吃点啥？自选也行啊，啥都有。那……那边一招呼就过来啊。” ／ 舒图：“还是要这个套餐吧。”</w:t>
-      </w:r>
-    </w:p>
-    <w:p>
-      <w:pPr>
-        <w:spacing w:before="40" w:after="80" w:line="384" w:lineRule="auto"/>
-        <w:ind w:firstLine="400"/>
-        <w:jc w:val="left"/>
-      </w:pPr>
-      <w:r>
-        <w:rPr>
-          <w:rFonts w:ascii="Times New Roman" w:hAnsi="Times New Roman" w:eastAsia="宋体"/>
-          <w:b w:val="0"/>
-          <w:color w:val="141414"/>
-          <w:sz w:val="20"/>
-        </w:rPr>
-        <w:t>◆ EP09《人生失控》：【9-4　外/内　长林八中·校园主干道与教学楼走廊 — 日】：出场角色：荀未来、罗爱文、王一漫；空间调度与动作详情：清晨的阳光映照在长林八中校园融雪的水洼倒影里，水面波光粼粼，画面浮现本集片名：第 9 集 人生失控。 校园主干道上，背着黑色双肩包的荀未来与十六岁的赵左右并肩往教学楼走。荀未来低头发现鞋带松了，连忙停下脚步单膝跪在地上，把双肩包放在脚边系鞋带。 然而身旁的赵左右根本没有停步，甚至连头都没回，手里拿着复习小册子径直大步流星地朝教学楼走去。荀未来系好鞋带站起身，单肩甩上书包一看，顿时傻了眼，拔腿在后面小跑追赶。 教学楼一楼走廊里，赵左右健步如飞地拐过常闭式防火门转角；荀未来气喘吁吁地从后面追上来冲着他的背影喊道。 走廊前方，身穿灰蓝拼色羽绒服套校服的罗爱文正站在教室门外，看见荀未来跑来，立刻眉开眼笑地挥手招呼。；场内关键对白：荀未来：“等我一下啊，鞋带开了。” ／ 荀未来：“走吧。哎？你怎么也不等我啊？” ／ 荀未来：“哎！你走这么快是跟谁学的？” ／ 罗爱文：“荀哥！” ／ 王一漫：“嗨。”　【9-5　内　长林八中·高一十班（文科班）教室 — 日】：出场角色：荀未来、罗爱文、戴娟、荀未来（内心独白）、王一漫、徐图图、赵左右；空间调度与动作详情：重新分班后的高一十班（文科班）教室内，黑板正中央贴着一张写满名字的文科班新座位表。脱下羽绒服抱在胸前的荀未来与罗爱文并排站在黑板前，仰头看着讲台正前方第一排紧挨着的“荀未来”、“罗爱文”、“赵左右”三个名字，荀未来苦着脸连连叹气。 罗爱文伸手指着黑板上的座位表从左到右找了一圈，满脸疑惑地挠了挠头。 荀未来没好气地转头白了罗爱文一眼。 话音刚落，身穿深蓝色针织开衫、系着花丝巾的教导主任兼新班主任戴娟夹着红色备课本走进教室，抬手朝黑板前扎堆的学生们挥了挥。荀未来与罗爱文对视一眼，异口同声地苦笑吐出两个字：“果然。” 戴娟把红色备课本放在讲桌上，笑眯眯地看着走到第一排眼皮子底下的荀未来和罗爱文，抬手指了指黑板上的三角分布。；场内关键对白：荀未来：“这谁排的座位表，太残忍了吧？活生生的把咱俩分开了。” ／ 罗爱文：“哎？我咋没看着陈明呢？” ／ 荀未来：“你忘了，他转去理科班了。” ／ 戴娟：“都按表上的位置赶紧坐下昂。” ／ 戴娟：“够意思吧，给你俩特别安排的雅座。你们哥几个正好一个三角形，铁三角嘛。”　【9-6　内　长林八中·学校食堂 — 日】：出场角色：罗爱文、荀未来、陈明、赵左右；空间调度与动作详情：中午的学校食堂人声鼎沸。荀未来站在食堂门边的柱子旁，一手捂着隐隐作痛的胃部，一手拿着水杯仰头咽下两粒胃药。罗爱文端着空盘子从里面慌慌张张地跑出来，一把抓住荀未来的胳膊就往里拽。 荀未来被他拽得一个趔趄，皱着眉头没好气地反问。 罗爱文咽了口唾沫，伸手指向食堂就餐区深处，声音都在发颤。 荀未来顺着他的手指望去——只见餐桌旁，十六岁的赵左右左手拿着筷子往嘴里塞饭，右手竟握着笔在练习册上争分夺秒地刷题，跟坐在他对面埋头演算的理科学霸陈明简直如出一辙！荀未来先是一愣，随即喜上眉梢。 餐桌旁，身穿蓝白校服内搭棕格纹衬衫的陈明头也不抬地在笔记本上写着公式，冷静地向对面的赵左右宣布。；场内关键对白：罗爱文：“荀哥荀哥荀哥！活见鬼了！” ／ 荀未来：“干什么呀一惊一乍的？” ／ 罗爱文：“左右变陈明了！” ／ 荀未来：“我的人生有戏了！” ／ 陈明：“寒假我已经尽力了，文科的东西我没办法再辅导你，你赶紧去找个新老师吧。”　【9-7　内　长林八中·高一十班与高一八班教室及男洗手间 — 日】：出场角色：地理老师、荀未来、赵左右、王一漫、罗爱文、陈明；空间调度与动作详情：下午的高一十班地理课上，黑板上画着“天体系统的级别”与“地球上存在生命的条件”板书框架。身穿蓝色毛衣的地理男老师放下粉笔转过身，拍了拍手里的校本作业册。第一排的荀未来正趴在课桌上百无聊赖地打瞌睡，而后排的赵左右却腰杆笔直、全神贯注。 听到“赵左右”三个字，第一排迷迷糊糊的荀未来与后排全神贯注的十六岁赵左右竟然条件反射般同时“腾”地站了起来！讲台上的地理老师愣住了，看看后排又看看前排。 荀未来瞬间清醒过来，转头看了一眼后排站得笔直的赵左右，尴尬地摸了摸鼻子向老师解释，随后在全班同学的哄笑声中迅速坐回座位。 地理老师摇了摇头，拿着作业本看向后排的赵左右提问。 赵左右站得笔直，不假思索地流利作答。；场内关键对白：地理老师：“好啊，我们快速地来讲一下，啊。都是寒假要求大家复习过的，第一章也比较简单，啊。好，现在打开校本作业，我会找一个人，口头的来回答一下。——赵左右！” ／ 地理老师：“哎？” ／ 荀未来：“对不起我听错了，他是赵左右。” ／ 地理老师：“好，来，你来说一下第一题，啊，太阳活动的标志是什么？” ／ 赵左右：“太阳黑子和耀斑。”　【9-13　内/外　徐图图家卧室·赵左右家卧室与学校微机室（深夜交叉剪辑） — 深夜】：出场角色：徐图图、赵左右（内心独白）；空间调度与动作详情：万籁俱寂的深夜，五栋六零二室徐图图的卧室内，身穿淡紫色软毛绒睡衣的十六岁徐图图在被窝中缓缓睁开双眼，望着窗边随微风轻轻摇曳的星月串珠风铃与剪纸贴画，轻声呢喃。 与此同时，五零一室赵左右的卧室内，书桌上的台灯与电脑屏幕依然亮着。身穿黑色长袖卫衣的十六岁赵左右正趴在厚厚的复习书堆上熟睡，眉头在睡梦中紧紧蹙起，脑海里不断回响着四十一岁舒图在雪地长椅痛骂他的话，在梦中不甘地呓语。 突然，“啪嗒”一声闷响——赵左右放在书包边缘的那本黑色精装书《梦的解析》滑落下来，重重掉在木地板上！赵左右瞬间从睡梦中惊醒抬起头，低头看了一眼地板上的《梦的解析》，眼神骤然变得凌厉而决绝。 赵左右一把推开卧室窗户，踩上窗台，敏捷地翻窗跃入夜色之中！ 深夜十一点三十五分（墙上SANXIN石英挂钟指针定格），长林八中昏暗的办公机房窗户被从外面推开。身穿深绿夹克外套内搭棕色菱格毛衣的十六岁赵左右敏捷地翻窗跳进机房，反手关好窗户，轻车熟路地走到一台电脑前按下开机键。；场内关键对白：徐图图：“左右，你睡着了吗？” ／ 赵左右（内心独白）：“阿姨，不是这样的……不是，只要我想，只要我想……” ／ 赵左右（内心独白）：“我不会让爱我的人失望的！”</w:t>
-      </w:r>
-    </w:p>
-    <w:p>
-      <w:pPr>
-        <w:spacing w:before="40" w:after="80" w:line="384" w:lineRule="auto"/>
-        <w:ind w:firstLine="400"/>
-        <w:jc w:val="left"/>
-      </w:pPr>
-      <w:r>
-        <w:rPr>
-          <w:rFonts w:ascii="Times New Roman" w:hAnsi="Times New Roman" w:eastAsia="宋体"/>
-          <w:b w:val="0"/>
-          <w:color w:val="141414"/>
-          <w:sz w:val="20"/>
-        </w:rPr>
-        <w:t>◆ EP10《只要我想》：【10-1　内/外　长林八中高一十班教室与操场铁栅栏外 — 日】：出场角色：荀未来、赵左右、外卖员、赵了；空间调度与动作详情：清晨的长林八中校园，晨光掠过孔子汉白玉雕像与教学楼。高一十班教室内，课桌上堆满高耸的复习书本，身穿蓝白校服内搭灰色连帽卫衣的十六岁赵左右正低头全神贯注地刷题。四十一岁的荀未来手臂上搭着深棕色羽绒服、单肩背着书包从后门走进教室，径直走到赵左右课桌旁，俯下身凑到他耳边低声招呼。 赵左右握笔的手停顿了一下，被荀未来身上的隔夜酒气呛得抬起右手虚掩住嘴唇轻咳了一声，眉头微蹙着转头避开视线，垂眸低语。 荀未来站直身子，热络地拍了拍赵左右的肩膀示意他起身。 赵左右低着头抿紧嘴唇，神情严肃地拒绝。 荀未来低头看着判若两人的十六岁自己，满脸不解地追问。；场内关键对白：荀未来：“左右，我昨天晚上喝断片了，头有点疼。我叫了一点热乎的，陪我去操场上一块儿吃呗。” ／ 赵左右：“不用，我不吃早饭。” ／ 荀未来：“你就别跟我装客气了，咱俩第一次见面的时候，你不就跟罗爱文在操场上偷吃东西呢？走。” ／ 赵左右：“以后我不能再这样了。” ／ 荀未来：“为啥呀？”　【10-3　内　长林八中·室内体育馆与后台楼梯间 — 日】：出场角色：体育老师、荀未来、赵左右；空间调度与动作详情：航拍镜头掠过冬日校园建筑，画面浮现本集片名：第 10 集 只要我想。 铺设着“Jr. NBA”木地板的室内体育馆排球场内，高一十班全体学生穿着蓝白运动校服列队集合。身穿黑灰拼色立领运动服、胸前挂着哨子的体育老师背着手站在排球网前训话，抬起右手比出“五”的手势；队伍里的荀未来左顾右盼，寻找着赵左右的身影。 体育老师吹响哨子一挥手，全班学生排成两列纵队顺着球馆边缘慢跑起来。体育老师背着手在场内踱步督促。 跑在队伍末尾的荀未来趁体育老师背过身去的视线死角，压低声音催促了自己一句，猫着腰一溜烟钻进了舞台红色幕布后方的“安全出口”门内！ 体育馆后台安静的楼梯间里，十六岁的赵左右正盘腿躲在一辆装满排球的蓝色帆布器材车里，怀里捧着历史复习资料争分夺秒地默背。荀未来推门走进来，一眼看见躲在器材车里的赵左右，立刻双手叉腰，用赵左右早上说过的官话阴阳怪气地拿捏他。；场内关键对白：体育老师：“今天我们的安排，是力量跟体能。大家先热个身啊，绕体育场五圈！全体都有，跑起来！” ／ 体育老师：“给我精神点，干嘛呢？” ／ 荀未来：“快点快点。” ／ 荀未来：“我看看这是谁带头翘课呀？哟，这不是我们赵班长吗？不是要以身作则吗？走，回去上体育课去。” ／ 赵左右：“我有点不舒服。”　【10-4　内　长林八中·校医室 — 日】：出场角色：荀未来、赵左右、尚雪、王一漫、女校医、荀未来（内心独白）；空间调度与动作详情：校医室安静的隔间内，脸色苍白的十六岁赵左右平躺在铺着蓝色床单的病床上，双目紧闭处于低血糖昏迷中，干裂的嘴唇却依然在无意识地微微翕动，断断续续地呢喃着历史考点与梦话。坐在病床旁的荀未来俯视着走火入魔的十六岁自己，听得直摇头。 病床上的赵左右眉头紧锁，用微弱的气声在梦中呓语；荀未来微微探身，凑近他的唇边仔细分辨。 就在这时，校医室门外的走廊阴影处，身穿蓝白校服内搭浅灰连帽卫衣的王一漫与闺蜜尚雪正探头往里张望。尚雪轻轻推了推王一漫的胳膊，用气声催促。 王一漫咬着下唇，眼神里带着几分羞怯与犹豫；尚雪又轻轻推了她一把。 王一漫深吸一口气，终于鼓起勇气迈步走进校医室。听到脚步声的荀未来抬起头，只见王一漫快步走到病床前，甚至没敢多看病床上的赵左右一眼，直接将紧握的右手伸到荀未来面前，把两颗粉色透明包装的草莓味硬糖塞进了荀未来的掌心里，压低声音飞快地交代了两句，随即转身红着脸小跑逃离了校医室！；场内关键对白：荀未来：“这彻底着魔了，梦里头还在背。” ／ 赵左右：“不要失望……只要我想……” ／ 尚雪：“你快进去呀。” ／ 尚雪：“去呀。” ／ 王一漫：“醒来记得喂他吃，就说是你买的。”　【10-5　外/内　教学楼外广场·高一十班门外与男洗手间 — 夜】：出场角色：荀未来、罗爱文、赵左右；空间调度与动作详情：夜幕降临，身穿棕褐色厚羽绒服的罗爱文从教学楼玻璃大门走出来。早已穿好砖红色连帽羽绒服守在树下的荀未来立刻招手唤住他。 罗爱文快步跑上前，好奇地询问。 荀未来一脸凝重地盯着罗爱文的眼睛，抛出了一个关乎兄弟生死的问题。 罗爱文连半秒都没犹豫，拍着胸脯斩钉截铁地回答。 荀未来领着罗爱文悄悄摸到高一十班教室后门外，伸手往教室里一指——只见空荡荡的教室里只亮着一排灯，十六岁的赵左右正独自埋头在高耸如山的书堆后疯狂演算着陈明留给他的那本绿色封面《数学答案略集锦（NOTES）》。罗爱文扒着门框看了一眼，恍然大悟地转头看向荀未来。；场内关键对白：荀未来：“小罗。” ／ 罗爱文：“咋了，荀哥？” ／ 荀未来：“赵左右有难，救还是不救？” ／ 罗爱文：“那肯定死也得救啊！谁欺负他了？” ／ 罗爱文：“荀哥，原来是咱当坏人啊？”　【10-8　内　长林八中·高一十班教室（开学考放榜与历史课） — 日】：出场角色：戴娟、罗爱文、荀未来、赵左右、荀未来（内心独白）、王一漫；空间调度与动作详情：几天后的清晨，高一十班教室内阳光明媚。班主任戴娟身穿深灰色毛呢大衣站在讲台前，手里拿着刚批改出来的开学考成绩单，神情严肃地向全班通报。 第一排的罗爱文兴奋地带头高呼一声“好！”，全班同学热烈鼓掌，戴娟脸上也露出了欣慰的笑容。 掌声落下，戴娟环视全班，目光投向教室左后方，语气里满是惊喜与赞赏。座位上的赵左右自信地抬起头望向讲台。 第一排正等着看赵左右考砸出丑的荀未来猛地转过头看向后排。讲台上的戴娟一字一顿地宣布了令全班沸腾的成绩！ 全班瞬间爆发出雷鸣般的掌声！第一排的荀未来眼珠子差点瞪出来，满脸见了鬼般的不可置信；旁边的罗爱文开心地转过身向赵左右比出双剪刀手庆祝，荀未来回过神后也只得硬挤出笑容朝赵左右竖起大拇指；后排的赵左右嘴角扬起灿烂的笑容，转头看向斜前方的徐图图与王一漫，徐图图开心地朝他弯起眉眼，几人相视而笑。；场内关键对白：戴娟：“这次开学考，我们班数学虽然考不过理科班，但无论是语文还是文综，都是文科班第一！” ／ 罗爱文：“好！” ／ 戴娟：“但这次最令我惊喜的是——赵左右同学。” ／ 戴娟：“虽然班长的数学成绩并不出色，但这次文综他是咱们班第一，总分也是全班第一！” ／ 戴娟：“法治使秦国走向强盛，但秦法的极端残酷，焚书、坑儒，这些思想专制手段反而会出现什么？出现奸邪并生、天下愁怨、溃而叛之的局面。好，接下来翻开校本作业第五页，名词解释专项练习。下面我请同学回答一下。——荀未来，请你回答，什么是禁军？”　【10-9　内/外　学校食堂·教学楼走廊·高一十班与主任办公室 — 日】：出场角色：赵左右（内心独白）、王一漫（内心独白）、荀未来、赵左右、罗爱文、徐图图、戴娟、王一漫；空间调度与动作详情：大雪纷飞的校园里，孔子汉白玉雕像静立在风雪中。中午的学校食堂长桌旁，赵左右与王一漫隔桌相对而坐，两人都在一边吃饭一边争分夺秒地翻阅资料刷题。赵左右抬起头偷偷看了一眼对面专注写字的王一漫，眼神里带着渴望与自我激励。 对面的王一漫笔尖不停地在试卷上书写，神情平静而清冷，心底却回响着另一番残酷的认知。 课间休息的教学楼走廊上人流穿梭，赵左右手里拿着试卷正与罗爱文说话，荀未来快步跑过来在拐角处截住两人，热情地张罗着去广播室捧场。 赵左右握着试卷摇了摇头，态度克制而疏离地婉拒。 荀未来不依不饶地走上前，伸手一把搂住赵左右的肩膀往广播室方向强行拉拽。；场内关键对白：赵左右（内心独白）：“努力是有用的，对吧？没有天赋的事情，也可以通过努力追赶上，对吧？” ／ 王一漫（内心独白）：“努力，是一场慢跑，一场不一定能跑到终点的慢跑。” ／ 荀未来：“左右！徐图图一会儿广播了，我们去广播室凑凑热闹呗！” ／ 赵左右：“你们去吧，我和爱文要去八班问几道数学题。” ／ 荀未来：“哎呀，一起吧，就二十分钟，好不好？走！”　【10-10　内　长林八中·教学楼走廊·高一十班与主任办公室 — 日/夜】：出场角色：赵左右、陈明、同班男同学；空间调度与动作详情：下午课间的教学楼走廊上，十六岁的陈明背着双肩包一边走一边翻看复习资料。赵左右手里拿着那张《全真模拟冲刺卷》从后面小跑追上来，拍了拍陈明的肩膀，指着试卷上的最后一道压轴大题急切地请教。 陈明神情冷淡，丢下一句“我有事”转身欲走；赵左右急忙跨前一步拦住他的去路，把试卷展开递到他眼前指着具体公式追问。 陈明无奈地叹了口气，低头扫了一眼赵左右的试卷，随后抬起头认真而客观地向赵左右给出了最科学的应试建议，说完合上书本径直离开。赵左右手握着试卷怔在原地，脑海里反复咀嚼着“扬长避短多去背背文综”这句话。 夜幕彻底笼罩了长林八中。高一十班教室里，最后一名留校的男同学背起书包走到后门边，回头朝还在埋头苦读的赵左右叮嘱了一句。 赵左右头也不抬地应了一声，继续在题海中演算。；场内关键对白：赵左右：“陈明，有道题我刚才去问老师了，但我记得你答案略集锦上的方法步骤更短，你给我再讲讲吧。最后一次，真就最后一次。” ／ 赵左右：“这，怎么直接推导出n的绝对值等于二分之根号三的？” ／ 陈明：“其实我觉得，你与其死磕数学最后一道高难度大题，你倒不如直接放弃了。因为根本没有几个人能答完这道大题。你应该多花时间去把前面的分拿稳了，然后你再扬长避短多去背背文综，这样你的总分还能上来。这是对你来说最科学的做法了。” ／ 同班男同学：“左右，你记得关灯啊。” ／ 赵左右：“好。”</w:t>
-      </w:r>
-    </w:p>
-    <w:p>
-      <w:pPr>
-        <w:spacing w:before="40" w:after="80" w:line="384" w:lineRule="auto"/>
-        <w:ind w:firstLine="400"/>
-        <w:jc w:val="left"/>
-      </w:pPr>
-      <w:r>
-        <w:rPr>
-          <w:rFonts w:ascii="Times New Roman" w:hAnsi="Times New Roman" w:eastAsia="宋体"/>
-          <w:b w:val="0"/>
-          <w:color w:val="141414"/>
-          <w:sz w:val="20"/>
-        </w:rPr>
-        <w:t>◆ EP11《YOU WIN》：【11-4　外/内　福慧家园楼下路虎车内与501室赵左右卧室 — 深夜】：出场角色：荀未来、赵了、刘美奕、赵左右；空间调度与动作详情：深夜十二点半，福慧家园五号楼下的雪地旁，黑色路虎越野车仪表台上固定着那部正在运行“黑鸽子v2.1（监听录制中）”的诺基亚手机。主驾驶座上的六十六岁赵了困倦地打了个哈欠，副驾驶座上身穿八中校服夹克的四十一岁荀未来歪头靠着车窗，仰望着五楼亮灯的窗户抱怨。 赵了神色严肃地转过头，叮嘱身旁的荀未来。荀未来若有所思地点了点头。 恰在此时，仪表台上诺基亚手机的音频波形跳动起来——五零一室赵左右的卧室内，身穿淡蓝印花丝质睡衣的母亲刘美奕轻轻推门走到书桌旁，俯身关切地看着还在灯下演算集合数学题的儿子。 身穿黑色短袖T恤的十六岁赵左右紧盯着桌上的草稿纸，手里的笔不停地推导着公式，头也不抬地回答。 刘美奕心疼地轻轻抚摸了一下儿子的肩膀与后背，转身轻手轻脚地替他带上房门离开。赵左右停下笔，闭上双眼深吸了一口气，努力平复着内心的紧张与翻涌。；场内关键对白：荀未来：“这听半天也没听出个什么秘密来啊。他小小的年纪，也做不出多出格的事吧？” ／ 赵了：“你在他身边机会多，你盯紧点，想办法套套他的话。” ／ 刘美奕：“儿子，赶紧睡吧，都十二点半了。” ／ 赵左右：“明天就要开学考了，我最后查漏补缺一下，马上就好。”　【11-5　内　长林八中·高一十班教室与主任办公室（完整放榜与谈话） — 日】：出场角色：戴娟、方志杰、王一漫；空间调度与动作详情：白天的长林八中高一十班教室内，班主任戴娟身穿深灰色呢子大衣站在讲台前，双手按在讲桌两侧，满面春风地向全班公布开学考完整排名（补全上一集闪回的放榜全貌）。 全班爆发出热烈的掌声，坐在前排的方志杰满面红光地站起身，连连向四周欠身拱手致谢。 掌声渐息，戴娟拿起成绩单开始逐一念出班级前五名的名字；后排座位上的赵左右神情高度紧绷，随着每一个名字念出，他的眼神一点点往下沉。 听到第五名是黄宇晨，没有进前五的赵左右眼神一暗，失落地缓缓低下头；中排的王一漫也脸色苍白地怔在座位上。就在这时，讲台上的戴娟话锋一转，欣慰的目光投向了后排的赵左右！ 赵左右闻声猛地抬起头，前排的徐图图开心地转过头朝他微笑；赵左右放在课桌下的双手紧紧扣在一起，拇指紧张地用力摩挲着。讲台上的戴娟微笑着给出了破格留任的裁定！；场内关键对白：戴娟：“这次开学考，大家表现都挺不错。虽然我们的数学没考过理科班，但无论是语文、文综，咱们都是文科班第一！咱们班总分第一的是——方志杰同学！” ／ 方志杰：“谢谢大家，谢谢大家！” ／ 戴娟：“前五名的是：方志杰、余楚楚、李珂、陈子墨，和——黄宇晨。” ／ 戴娟：“但这次最令我惊喜的是——赵左右同学！虽然他这次是第九名，但比分班前进步了十名！虽然赵左右的数学成绩并不出色，但这次文综，他是咱班第三！” ／ 戴娟：“其实啊我并不意外，这周我都在观察赵左右同学，他真的是付出了很大的努力。我是说班长要考前五名，但没说是总分！所以，班长继续由赵左右同学担任！”　【11-6　内/外　教学楼楼梯拐角·主任办公室与室外红砖连廊 — 日】：出场角色：尚雪、王一漫、戴娟、贴吧匿名帖（画外音）、贴吧跟帖（画外音）、徐图图、赵左右；空间调度与动作详情：教学楼偏僻的器材室走廊窗边，王一漫独自一人背靠着窗台站立，一边默默流着眼泪，一边大口大口机械地咬着手里的一只红苹果，试图用吞咽动作把委屈硬生生咽回肚子里。十六岁的徐图图正好从楼梯间拾级而上，听到隐约的抽泣声，看到王一漫的身影后体贴地停下脚步，悄悄躲在转角墙后没有上前打扰。 就在这时，头戴发夹的闺蜜尚雪快步走到王一漫身旁，伸手搭住她的肩膀哄劝。王一漫连忙擦了擦眼泪，勉强扯出一丝微笑。 王一漫双手紧握着被咬出缺口的红苹果，眼泪顺着脸颊滑落，却依然真诚而克制地替赵左右说话；墙角后的徐图图静静听着。 不料尚雪双手抱胸，撇着嘴满脸不屑地抛出了惊人揣测！墙角后的徐图图眼神猛地一惊。 王一漫皱起眉头，转过头严肃地制止尚雪胡乱猜疑。；场内关键对白：尚雪：“哎呀没事儿的漫漫，要不放学我陪你去东湖银泰，咱们去购物释放一下，怎么样？哎呀公主有泪不轻弹的，我看你这次应该不是怕你妈妈骂你，你是不服那姓赵的吧？” ／ 王一漫：“他已经很努力了，努力的人就应该有回报。” ／ 尚雪：“他努力个啥呀？他八成是作弊的！” ／ 王一漫：“尚雪，我知道你是想安慰我，但是没考好就是我的问题，还是不要乱说别人。” ／ 尚雪：“哎我这次可真没瞎说啊！那不是我新同桌吗，他住校的，他说他考试前一天晚上看到赵左右偷偷摸摸进了老师办公室！那你想啊，他在里面那么久，那卷子就在老师办公室放着，那他能干啥？偷题啊！指定是偷题了！”　【11-7　内　高一十班地理课·学校食堂与教导主任办公室 — 日】：出场角色：地理老师、赵左右、地理老师（画外音）、食堂学生甲（画外音）、食堂学生乙（画外音）、荀未来、戴娟；空间调度与动作详情：下午的高一十班地理试卷讲评课上，黑板上画着“海陆热力性质差异”与气压环流图。地理男老师站在讲台前整理了一下试卷，抬头扫视全班。 全班同学的目光齐刷刷投向后排。赵左右停顿了两秒，从座位上站起身来——那道题其实正是他考试前夜从绝密试卷袋里抽出来不小心瞄到的第一道选择题！面对全班的注视，赵左右目视前方，面不改色地撒了谎；前排的荀未来猛然回过头，死死盯住他。 而在教室后门外的走廊窗边，班主任戴娟正面色阴沉地透过门窗玻璃缝隙紧盯着撒谎的赵左右，听到地理老师说“你运气不错啊，坐吧”，戴娟冷着脸转身离去。 傍晚的学校食堂里，关于赵左右半夜偷题的流言已经传遍全校。赵左右独自坐在窗边低头吃饭，不远处的餐桌旁，几名学生正对着他的方向指指点点大声议论，坐在旁边的荀未来听得脸色铁青。 同桌的另一名学生啧啧摇头，压低声音附和。；场内关键对白：地理老师：“这次的选择题最后一道题啊，确实有点难度，啊。咱们全班呢，就四个人做对了。——赵左右，来说一说你这个选A的思路，给大家讲讲，来。” ／ 赵左右：“这道题确实难，我知道我做不出来，所以蒙了个A，把时间留给其他题了。” ／ 地理老师（画外音）：“你运气不错啊，坐吧，啊。” ／ 食堂学生甲（画外音）：“哎，你也听说啦？有人看到赵左右考试前大半夜，去戴主任的办公室偷题！” ／ 食堂学生乙（画外音）：“我的天啊，胆子也太大了，够傻的！偷题也不知道避一避，走廊监控都拍下来了！这下估计要全校通报批评了！”　【11-9　外/内　长林八中雪地步道·主任办公室·学校食堂与广播室 — 日】：出场角色：戴娟、赵东来、罗爱文、荀未来、赵左右、徐图图、戴娟（广播画外音）、陈明（广播画外音）、陈明；空间调度与动作详情：次日清晨，刀子嘴豆腐心的父亲赵东来还是穿戴整齐，双手插在灰绿色连帽羽绒服兜里，阴沉着脸跟在儿子赵左右身后走进长林八中校园。迎面抱书走过的陈明看到父子俩的背影，停下脚步回头深深看了一眼。 教导主任办公室内，戴娟端坐在办公桌后，赵东来一改昨晚在家里的暴脾气，局促不安地坐在对面赔着笑脸，赵左右低头站在父亲身旁。戴娟开门见山地开口。 赵东来尴尬地干笑了两声，转头狠狠瞪了身旁的儿子一眼，随即收起笑容，身体前倾诚恳地替儿子向戴主任辩解；旁边的赵左右余光看着维护自己的父亲，眼波微动。 戴娟神色严肃，逐条列出监控与课堂提问的铁证；赵东来听得脸色愈发凝重。 赵东来急得伸手拍了一下赵左右的胳膊，催促儿子把昨晚在家说的实情讲出来；赵左右却因为昨天已经撒过一次谎，低头紧抿双唇一言不发。；场内关键对白：戴娟：“赵左右的事情，你应该已经知道了吧？” ／ 赵东来：“啊，呃……戴主任，我还是相信左右没有作弊，没准是孩子自己考的呢？” ／ 戴娟：“走廊的监控你也看了，而且我也不是没有相信过他，但是，他说不出地理考题的解题思路，跟我解释的时候也是支支吾吾、自相矛盾，我很难再相信他。” ／ 赵东来：“跟老师说呀！你不是说看了一道题就放回去了吗？” ／ 戴娟：“看了一道题？你不是说在我办公室补作业大题吗？一头一个说法！赵爸爸，您说说，就这样我还怎么相信他说的话？谁知道他到底是看了一道题，还是一半，还是都拍了照了？”　【11-10　内/外　高一十班走廊·主任办公室重考与走廊掌掴 — 日/夜】：出场角色：戴娟、赵左右、荀未来＆罗爱文＆徐图图、赵左右（闪回）、陈明（闪回）；空间调度与动作详情：高一十班安静的自习课上，班主任戴娟走到教室后门，平静地唤出赵左右。 赵左右站起身走出教室。走廊宣传栏旁，荀未来、罗爱文、徐图图三人像叠罗汉一样扒在教室后门框边探头偷听。走廊窗前，戴娟双手交叠看着赵左右，宣布了学校的最终决定（正是66岁赵了昨晚在雪地长椅支的那一招）。 赵左右非但没有先关心自己的处分，反而第一时间急切地追问陈明的情况。 戴娟板起脸孔，不悦地打断他。 赵左右低下头又猛地抬起眼眸，语气无比坚决地向戴娟请求。；场内关键对白：戴娟：“赵左右，出来一下。” ／ 戴娟：“鉴于陈明说的，情况特殊，学校决定再给你一张难度系数相同的文综试卷。如果你能证明自己，留校察看就降为严重警告。” ／ 赵左右：“那陈明怎么样了？” ／ 戴娟：“你先别管他，刚才我说的你听明白了吗？” ／ 赵左右：“如果我还能考好，能别记陈明处分吗？”　【11-11　内　502室赵了家客厅与三条鱼漫画屋（里间与洗漱镜前） — 夜/晨】：出场角色：赵了、荀未来；空间调度与动作详情：夜晚的五零二室客厅内，身穿浅灰色羊羔绒开衫的六十六岁赵了正坐在沙发上把玩着紫砂茶壶。房门推开，身穿八中蓝白校服的四十一岁荀未来满脸疲惫地走了进来，抱起一只沙发抱枕仰头瘫靠在沙发背上，长长地叹了一口气。赵了转过头警惕地询问。 荀未来直起身子抱紧怀里的抱枕，摇了摇头。 赵了不解地看着他。 荀未来眼神黯然，低声吐出了一个令两人始料未及的沉重消息！赵了闻言大吃一惊：“啊？！” 荀未来低下头，回忆着当年高一历史里原本的假象与今天才揭开的残酷真相。；场内关键对白：赵了：“怎么，小赵被开除了？” ／ 荀未来：“被降为严重警告了，没事了。” ／ 赵了：“没事儿了一直叹什么气啊？” ／ 荀未来：“陈明退学了。” ／ 荀未来：“我记得高中有段时间，陈明的成绩急剧下滑，每天都在打瞌睡，当时所有的人都还在纳闷儿，还以为他早恋了。今天我才知道，原来他每天都偷偷地趁晚上，在戴主任的办公室打游戏。”</w:t>
-      </w:r>
-    </w:p>
-    <w:p>
-      <w:pPr>
-        <w:spacing w:before="40" w:after="80" w:line="384" w:lineRule="auto"/>
-        <w:ind w:firstLine="400"/>
-        <w:jc w:val="left"/>
-      </w:pPr>
-      <w:r>
-        <w:rPr>
-          <w:rFonts w:ascii="Times New Roman" w:hAnsi="Times New Roman" w:eastAsia="宋体"/>
-          <w:b w:val="0"/>
-          <w:color w:val="141414"/>
-          <w:sz w:val="20"/>
-        </w:rPr>
-        <w:t>◆ EP12《寻未来》：【12-4　内/外　靓丽发艺理发店·八中校务公告栏与梦语心理社教室 — 日】：出场角色：理发师、荀未来、荀未来（内心独白）、赵左右、社团男同学甲、社团男同学乙；空间调度与动作详情：街头“靓丽发艺”复古理发店内，荀未来披着黑色理发围布坐在镜子前，身穿牛仔衬衫配条纹马甲的男理发师正拿着梳子和剪刀，将他那一头及肩长卷发利落地修剪成清爽短发。理发师一边剪一边闲聊。 荀未来微闭着双眼，没好气地吐槽了一句。 理发师哈哈一笑，连忙顺着客人的话找补。 荀未来看着镜中恢复短发的自己，在心底暗暗盘算，嘴上忍不住感慨了一句。 不料站在身后的理发师深有同感地点了点头，随口道出了一句育儿真经！；场内关键对白：理发师：“说实话啊，其实你还挺适合长发造型的。” ／ 荀未来：“看来咱俩的品味真的不一样啊，下次换一家。” ／ 理发师：“我是说短发更有惊喜，换个发型换个心情嘛，是吧，挺好的。” ／ 荀未来：“短发能让我恢复来时的理智。——跟小孩讲道理，是没有用的。” ／ 理发师：“嗯，很正常的，我也有孩子。你看跟我从来不讲道理的，让他听话呀，靠的是吸引！”　【12-6　内　长林八中图书馆·漫画屋与靓丽发艺理发店 — 日/夜】：出场角色：荀未来（内心独白）、徐图图、赵左右、理发师、荀未来；空间调度与动作详情：长林八中图书馆阅览室内，十六岁的赵左右从书架上取下一本弗洛伊德著的《本能与自我（The Ego and the Id）》，兴冲冲地走到靠窗长桌旁拉开椅子，坐到正在整理笔记的徐图图对面。而在不远处的一排高大书架背后，四十一岁的荀未来正半隐在阴影里，眼神阴沉地窥视着两人。 靠窗长桌旁，徐图图放下手中的笔，看着赵左右手里的《本能与自我》，既惊讶又欣喜。 赵左右兴高采烈地合上书本，双手撑在桌面上，满眼放光地向徐图图畅想自己的宏伟蓝图。 书架后方，捂着隐隐作痛的肝脏的荀未来死死盯着徐图图，眼底的敌意愈发浓烈。 长桌旁，赵左右目光真挚而炽热地望向对面的徐图图，正式回应了她在第八集长林咖啡馆里提出的约定。；场内关键对白：荀未来（内心独白）：“哼，理想的梦你来做，现实的罪我来遭。” ／ 徐图图：“《梦的解析》你都看完啦？” ／ 赵左右：“前天就看完啦！我现在准备啊，趁着高中先预习一下大学心理学的内容，这等我上了大学，就可以直接搞我心理学的事业了！” ／ 荀未来（内心独白）：“老头说得没错，果然是徐图图一直在影响小赵。两个失控的人待在一起，只会越来越失控！” ／ 赵左右：“所以，我打算报考长林大学心理学系，到时候我们又是校友了。”</w:t>
-      </w:r>
-    </w:p>
-    <w:p>
-      <w:pPr>
-        <w:spacing w:before="40" w:after="80" w:line="384" w:lineRule="auto"/>
-        <w:ind w:firstLine="400"/>
-        <w:jc w:val="left"/>
-      </w:pPr>
-      <w:r>
-        <w:rPr>
-          <w:rFonts w:ascii="Times New Roman" w:hAnsi="Times New Roman" w:eastAsia="宋体"/>
-          <w:b w:val="0"/>
-          <w:color w:val="141414"/>
-          <w:sz w:val="20"/>
-        </w:rPr>
-        <w:t>◆ EP13《我与我的宣战》：【13-4　内　长林八中·高一十班教室·主任办公室与学校食堂 — 日】：出场角色：赵左右、荀未来、戴娟、罗爱文；空间调度与动作详情：早自习前的高一十班教室里，同学们陆续进班。身穿蓝白校服内搭酒红连帽卫衣的赵左右坐在座位上写字；四十一岁的荀未来背着黑色双肩包从后门大摇大摆地走进教室，在第一排坐下后从书包里掏出一本红色封面的《读者》杂志津津有味地翻看。 后排的赵左右合上笔盖站起身，不动声色地走到第一排荀未来的课桌前，居高临下地开口试探。 荀未来眼皮都没抬，翻过一页《读者》杂志，语气淡漠地挡了回去。 赵左右低头看了一眼他手里的《读者》，继续追问。 荀未来合上杂志抬起头，慢条斯理地亮出了自己的新算盘。；场内关键对白：赵左右：“荀哥，我看漫画屋拆了，你搬哪去了？” ／ 荀未来：“不劳您操心，我总有地儿住。” ／ 赵左右：“你怎么突然开始看杂志了？” ／ 荀未来：“就是想研究研究，办个校园杂志，开个杂志社。” ／ 赵左右：“可是社团数量已经满了，上次戴主任说，最后一个名额给我们心理社了。”　【13-6　内　八中校长办公室·高一十班教室·洗手间隔间与心理社活动室 — 日】：出场角色：戴娟、八中校长、荀未来、徐图图、王一漫、赵左右（内心独白）、罗爱文、心理社社员甲、心理社社员乙、赵左右；空间调度与动作详情：白天的长林八中校长办公室内，沙发茶几上正放着一本《三人行》创刊号。身穿深灰色大衣的教导主任戴娟站在茶几旁，忐忑地向从书架前踱步走回的校长询问。 身穿深色西装的校长指了指茶几上的《三人行》杂志，在沙发上坐下。 戴娟心里咯噔一下，连忙低头指着杂志撇清责任，生怕校长怪罪。 校长推了推鼻梁上的眼镜，故意板着脸沉吟了一声“嗯——”，下一秒，脸上突然绽放出无比灿烂自豪的笑容，激动地一拍大腿！戴娟当场愣住。 戴娟松了一口气，连忙在旁边的沙发上坐下拿起杂志翻看。校长好奇地身体前倾询问。；场内关键对白：戴娟：“校长，你有什么事吗？” ／ 八中校长：“这个《三人行》，是不是你们班一个叫荀未来的同学搞的？” ／ 戴娟：“我是反对来着，谁知道他这么快就搞出来了。是不是……产生什么不好的影响？” ／ 八中校长：“嗯——好！实在太好了！我刚从市高联会回来，这《三人行》在二中、四中，还有师大附中都已经传开了！都说咱八中培养出的学生实践能力很强，太长脸了！” ／ 八中校长：“关键是啊，我都不知道咱八中还有这个杂志，咱有杂志社吗？”　【13-7　外/内　校园雪地树林·学校图书馆与夜间有轨电车 — 日/夜】：出场角色：荀未来、罗爱文、赵左右、赵左右（内心独白）、徐图图、赵左右＆荀未来；空间调度与动作详情：寒风凛冽的校园雪地小树林里，被赶出活动室的十六岁赵左右身穿白色长款羽绒服、围着墨绿色围巾，竟然真的独自一人坐在积雪的大石头上，捧着《梦的解析》专心致志地默读！不远处的教学楼红砖墙转角后，四十一岁的荀未来探出半个脑袋看着这一幕，心疼得直嘬牙花子。 片刻之后，受荀未来指派的罗爱文拎着一只黑色保温壶屁颠屁颠地跑进雪地树林，走到赵左右面前递上一只塑料杯，倒满了热气腾腾的红糖姜茶。 赵左右抬起头，越过罗爱文的肩膀瞥了一眼远处教学楼门内正在探头张望的荀未来，嘴角微不可察地一勾，双手接过热姜茶点头道谢。 罗爱文笑着应了声“没事，那我先回去了啊”，拎着保温壶跑回教学楼门内向荀未来邀功：“荀哥，喝了喝了喝了！”雪地大石头上的赵左右低头轻轻吹了吹热气，抿了一口暖胃的姜茶，眼神愈发笃定。 下午阳光明媚的学校图书馆阅览室内，徐图图坐在长桌旁低头看书，坐在她身旁的赵左右却单手托着腮，望着窗外若有所思地在心里盘算着如何逼荀未来亲口承认身份。；场内关键对白：荀未来：“不是吧，意志这么顽强啊？这，不会冻出什么病来吧？这万一以后落下病根该怎么办呀？” ／ 罗爱文：“左右，太冷了，喝点姜茶暖暖身子吧。” ／ 赵左右：“谢了。” ／ 赵左右（内心独白）：“如果是真的，贸然提问，他肯定死不承认。我要怎么才能让他亲口承认呢？” ／ 徐图图：“你怎么了？心不在焉的。”　【13-9　内/外　高一十班早读·市医院病房与长林电影院 — 日/夜】：出场角色：赵左右、王一漫、赵左右（画外音）、徐图图、刘美奕；空间调度与动作详情：次日清晨的高一十班早读课上，全班同学手捧语文课本齐声朗诵韩愈的《师说》：“人非生而知之者，孰能无惑？惑而不从师，其为惑也，终不解矣……”第一排的荀未来捧着课本，听着“生乎吾前，其闻道也固先乎吾；生乎吾后，其闻道也亦先乎吾”，忍不住闭目仰头感慨；而后排的赵左右一边读着课文，一边担忧地转头望向斜前方王一漫身旁空荡荡的座位——徐图图今天竟然没来上学！ 早读下课铃一响，赵左右立刻快步追出教室，在走廊里叫住了前方的王一漫。 王一漫停下脚步转过身，眼神闪烁地犹豫了两秒，还是轻声告诉了他实情。赵左右闻言脸色一变，满眼焦急。 夜晚的长林市医院住院部走廊里，头戴深色棒球帽、身穿米白色长款羽绒服的六十六岁赵了手里拎着一只双层不锈钢保温桶，正站在病房门外，透过门上的玻璃探视窗满眼慈爱与心疼地望着病床上熟睡的十六岁徐图图。 就在这时，走廊尽头的护士站传来了十六岁赵左右焦急的询问声！；场内关键对白：赵左右：“一漫，一漫！你知道图图今天为什么没来吗？” ／ 王一漫：“她生病住院了。” ／ 赵左右（画外音）：“你好，请问徐图图在哪个房间？我是她同学。” ／ 赵左右：“哎，别动，别起来啊！” ／ 赵左右：“嗯，给你带了麻辣烫，不辣的啊，就是拿水烫的蔬菜。我都听说了，这就是一个小手术，没事，你呢也不要有什么心理压力。给，趁热吃。”　【13-10　内　长林八中·行仁楼教学楼走廊（正面摊牌） — 日】：出场角色：赵左右、荀未来；空间调度与动作详情：白天的长林八中“行仁楼”教学楼走廊内，四十一岁的荀未来正一边哼着小曲一边比划着杂志排版手势迎面走来。身穿黑色连帽运动开衫的十六岁赵左右走上前，主动叫住了他。 荀未来停下脚步，条件反射般警惕地看着他。 出乎荀未来的意料，十六岁的赵左右非但没有再要挟他，反而温和地笑了笑，主动提出把活动室归还给杂志社！ 荀未来愣住了，难以置信地眨了眨眼。 赵左右摇了摇头，平静而坦诚地向四十一岁的自己剖析了这几天的心路历程。；场内关键对白：赵左右：“荀哥。” ／ 荀未来：“干什么？教室已经让给你了，还不够吗？” ／ 赵左右：“不是，我是想说，还是把教室还给你们杂志社吧，你要好好搞。” ／ 荀未来：“啊？你决定解散心理社了？” ／ 赵左右：“我把社长让给林迪了。他说我们社人太少，就不占集会场地了，大家各自阅读、私下交流就好。林迪对心理学是真感兴趣；我最近才意识到，其实我真正喜欢的，好像也不是心理学，而是别的东西。”</w:t>
-      </w:r>
-    </w:p>
-    <w:p>
-      <w:pPr>
-        <w:spacing w:before="40" w:after="80" w:line="384" w:lineRule="auto"/>
-        <w:ind w:firstLine="400"/>
-        <w:jc w:val="left"/>
-      </w:pPr>
-      <w:r>
-        <w:rPr>
-          <w:rFonts w:ascii="Times New Roman" w:hAnsi="Times New Roman" w:eastAsia="宋体"/>
-          <w:b w:val="0"/>
-          <w:color w:val="141414"/>
-          <w:sz w:val="20"/>
-        </w:rPr>
-        <w:t>◆ EP14《继承》：【14-1　内　长林八中·高一十班教室·罗爱文家书房与未来杂志社活动室 — 日/夜】：出场角色：戴娟、全班同学、罗爱文、荀未来、荀未来（内心独白）、杂志社社员；空间调度与动作详情：白天的长林八中高一十班教室内，墙面贴着“惜时如金 勤奋进取”的标语。教导主任戴娟手里捏着半截粉笔站在讲台前，向全班同学宣布即将开展的学工实践活动通知。 戴娟话音刚落，全班同学顿时一片哀嚎，纷纷瘫靠在椅背上齐声叹气。 坐在教室中排的罗爱文往前探出脑袋，大声向准备离开讲台的戴娟提议。 戴娟停下脚步转过头，似笑非笑地看着罗爱文反问了一句。 罗爱文一愣，张大嘴巴反应过来，顿时无言以对。；场内关键对白：戴娟：“下课前说个事儿啊。学工实践活动，咱们班和九班是第一轮。这周六上午八点校门口集合出发，要住一晚，东西都带好了，周日下午集体返回学校。下课。” ／ 全班同学：“啊——又占周末啊！” ／ 罗爱文：“戴主任，非得周六周天去吗？周一周二去不行啊？” ／ 戴娟：“咋的，周一周二你家厂子不用上班，是吧？” ／ 罗爱文：“啊？”　【14-4　外/内　长林八中校门口·校园通道·501室客厅与市医院病房 — 日/夜】：出场角色：电视台女记者、荀未来、赵左右、荀未来（电视画外音）、电视台女记者（电视画外音）、赵东来、刘美奕、赵左右（内心独白）、徐图图；空间调度与动作详情：白天的长林市第八中学校门口，一名手持“长林电视台”台标话筒的女记者正面对摄像机镜头进行外景专题播报。身穿棕褐色长款棉服、手里拿着一本《三人行》创刊号的四十一岁荀未来从校门内走出来，满脸堆笑地主动向摄像机镜头挥手打招呼。 荀未来热情地走到女记者身旁握了握手。 女记者微笑着将长林电视台话筒递到荀未来嘴边提问。 面对全市电视观众，四十一岁的荀未来突然收起笑容，装出一副问心有愧、诚恳万分的模样，抬起右手一字一顿地比划着，在电视镜头前把《三人行》创刊号的全部功劳与才华美名，一股脑儿全推给了十六岁的赵左右！ 几分钟后，校园教学楼前的通道上，身穿军绿色棉服的十六岁赵左右正抱着书本往教学楼走。女记者带着扛摄像机的摄影师一路小跑追了上来，把话筒直接递到了赵左右嘴边！；场内关键对白：电视台女记者：“长林八中杂志社编写的校园杂志《三人行》火了。今天我们就带着大家来了解一下这本杂志的幕后故事。哎？我身后呢，就是八中未来杂志社的社长，荀未来。” ／ 荀未来：“你好。” ／ 电视台女记者：“可以跟我们说说，当时是什么让你想到去编写这样一本杂志吗？” ／ 荀未来：“呃，虽然杂志上写的主编是我，但我问心有愧啊！因为其实所有的创意以及编写工作，都是我的同学赵左右——就是赵钱孙李的赵，左右就是上下左右的左右——赵左右同学完成的！他之所以这么做，是因为怕出了名影响学习。我记得他当时念了一句诗，特别地打动我，叫“事了拂衣去，深藏身与名”。” ／ 电视台女记者：“快！你就是《三人行》的幕后主编赵左右同学吧？可以跟我们说说你当初编写这本杂志的初衷吗？”　【14-5　内/外　高一十班教室·罗爱文家客厅·校园林荫道·食堂与微机室 — 日/夜】：出场角色：荀未来、赵左右、罗爱文、受访女同学、荀未来（内心独白）；空间调度与动作详情：高一十班教室内，四十一岁的荀未来正坐在第一排翻看《读者》杂志。十六岁的赵左右走到他的课桌前停下。荀未来放下手中的杂志，抬头看着赵左右，装出一副语重心长的兄长模样主动摊牌。 赵左右居高临下地看着四十一岁的自己，顺着他的话直接抛出了接手《三人行》的要求，更掷地有声地立下了超越长林的宏愿！ 荀未来闻言先是一愣，随即狂喜地从座位上蹦了起来，高举双臂在教室过道里兴奋地转圈欢呼！恰逢一名男同学从前门跑进教室大喊“老戴来了！”，荀未来连忙收住动作溜回座位。 傍晚，罗爱文家的中式红木客厅内，回到家的荀未来一边摇头晃脑地哼着京剧戏腔，一边把书包潇洒地甩在沙发上，整个人惬意地往沙发上一躺。 罗爱文端着水杯走过来，满脸不解地看着把社长位置拱手让人的荀未来。；场内关键对白：荀未来：“我就是想刺激你重拾寒假时的兴趣。以后不要再在我面前提改理科的事情，好吗？” ／ 赵左右：“那你愿意把《三人行》交给我办吗？不止长林，我会让全国都看到《三人行》。” ／ 荀未来：“心事已了～心事已了～” ／ 罗爱文：“荀哥，你把杂志社交给赵左右了，咋还这么高兴啊？” ／ 荀未来：“你懂什么？你靠的是你爹，赵左右靠的可是他自己！”　【14-6　外/内　长林八中校门外·黑色路虎车内与学校广播室 — 夜/日】：出场角色：荀未来、赵了、王一漫、荀未来（内心独白）；空间调度与动作详情：夜晚，长林市第八中学校门外的路边，积雪未消。四十一岁的荀未来裹紧棉大衣走出校门，熟练地拉开停在路边的黑色路虎越野车副驾驶车门坐了进去。 驾驶座上，头戴“EPOWER”棒球帽的六十六岁赵了从大衣口袋里掏出几张老照片（赵东来与刘美奕年轻时的合影）递给荀未来，神色平静地开口叮嘱。 荀未来接过父母的照片扫了一眼，漫不经心地揣进兜里，满脑子都是那五百万奖金。 赵了斜睨了他一眼，嘴角浮起一抹过来人的轻嗤。 荀未来不服气地转过头，掰着手指头向六十六岁的自己放狠话；赵了敷衍地笑着点了点头：“加油啊。”；场内关键对白：荀未来：“找我干什么呀？” ／ 赵了：“小赵这次的决定，我不干涉，也不阻止。但你要暗示他，多给爸妈拍点录像。呐，这个。” ／ 荀未来：“这些都是小事。我眼下最重要的，是必须帮他拿下这五百万！” ／ 赵了：“这么一点钱，瞧你没见过世面的样。” ／ 荀未来：“行行行，我没见过世面。我告诉你，你等着小赵拿下这五百万作为起跑线，再加上他这二十五年的努力奋斗，到时候我一定比你有钱！”　【14-8　内/外　高一十班教室·天门饭店大堂·门外轿车与VIP包厢 — 日/夜】：出场角色：赵左右、荀未来、荀未来（内心独白）、赵了、罗厂长、宣传科负责人、赵左右（内心独白）；空间调度与动作详情：次日白天，高一十班教室讲台前，十六岁的赵左右靠在黑板边摆弄着一把教学用大木制三角板，满脸不解地向身旁的荀未来发问。 荀未来急切地凑近半步，苦口婆心地向十六岁的自己传授职场应酬潜规则。 赵左右抱着双臂歪头反问。 荀未来接过他手里的三角板比划着，现场教学如何在实话基础上“加料”，并拿坐在前排打瞌睡的罗爱文举例。 赵左右看了一眼坐在前排的罗爱文，实在想不出词。；场内关键对白：赵左右：“聊正事为啥要去酒店包厢啊？我直接去爱文他家拜访他不就好了？” ／ 荀未来：“你一个小孩子，人家厂长愿意见你已经不错了，你怎么还挑上了？你记得啊，他对拍摄有任何要求，你都得给我答应下来！还有，说话机灵点。” ／ 赵左右：“咋算机灵啊？” ／ 荀未来：“你就在实话实说的基础上，加一点料。比如说，他的爱荣机械厂在长林很有名，你就说在全国都闻名。还有他儿子，小罗，挺笨的吧？你就说小罗也有很多值得你学习的地方，嗯？” ／ 赵左右：“比如呢？”</w:t>
-      </w:r>
-    </w:p>
-    <w:p>
-      <w:pPr>
-        <w:spacing w:before="40" w:after="80" w:line="384" w:lineRule="auto"/>
-        <w:ind w:firstLine="400"/>
-        <w:jc w:val="left"/>
-      </w:pPr>
-      <w:r>
-        <w:rPr>
-          <w:rFonts w:ascii="Times New Roman" w:hAnsi="Times New Roman" w:eastAsia="宋体"/>
-          <w:b w:val="0"/>
-          <w:color w:val="141414"/>
-          <w:sz w:val="20"/>
-        </w:rPr>
-        <w:t>◆ EP15《左或右》：【15-3　外/内　长林八中校门大巴车旁与爱荣机械制造厂车间 — 日】：出场角色：罗爱文、赵左右、荀未来、戴娟、赵左右/荀未来/罗爱文、罗仕强、王一漫、钳工师傅、徐图图（闪回）；空间调度与动作详情：周六上午八点，长林市第八中学校门外停着几辆印有“皇家商务 VIP（吉A·6360U）”字样的大巴车，画面浮现本集片名：第 15 集 左或右。 高一十班和九班的学生们背着行李包在大巴车旁列队集合。站在队列里的罗爱文凑到赵左右身旁，小声检查拍摄设备。 赵左右拍了拍胸口掛着的DV包，自信满满地回答。 罗爱文紧接着又问了一句关键耗材。 赵左右脸色骤变，连忙拉开背包拉链翻找了一通，绝望地一拍脑门！；场内关键对白：罗爱文：“你电充满了没？” ／ 赵左右：“放心吧，两块都充满了。” ／ 罗爱文：“那那个储存光盘拿了吗？” ／ 赵左右：“完了！昨晚拿出来调试，忘塞回去了！” ／ 赵左右：“荀哥，啥也不说，你太靠谱了！”</w:t>
-      </w:r>
-    </w:p>
-    <w:p>
-      <w:pPr>
-        <w:spacing w:before="40" w:after="80" w:line="384" w:lineRule="auto"/>
-        <w:ind w:firstLine="400"/>
-        <w:jc w:val="left"/>
-      </w:pPr>
-      <w:r>
-        <w:rPr>
-          <w:rFonts w:ascii="Times New Roman" w:hAnsi="Times New Roman" w:eastAsia="宋体"/>
-          <w:b w:val="0"/>
-          <w:color w:val="141414"/>
-          <w:sz w:val="20"/>
-        </w:rPr>
-        <w:t>◆ EP16《再见，老同学》：【16-3　外/内　长林八中校门口·教导主任办公室·高一十班教室与岁月潭雪夜（闪回） — 日/夜】：出场角色：戴娟、荀未来、罗爱文、赵左右、赵了（闪回）、荀未来（闪回）；空间调度与动作详情：周日返校的清晨，印有“吉A·6795D”车牌的学工大巴车停在长林市第八中学内，画面浮现本集片名：第 16 集 再见，老同学。 十六岁的赵左右背着书包走下大巴车，无意间瞥见四十一岁的荀未来独自一人朝着行政楼方向走去，神色有些异样，便悄悄跟了上去。 挂满“教书育人 桃李满天下”锦旗的教导主任办公室内，四十一岁的荀未来笔直地站在办公桌前，向教导主任戴娟正式提出了退学申请；尾随而至的赵左右躲在半掩的办公室门缝外，震惊地捂住嘴偷听。 荀未来双手插在校服外套口袋里，神态平静而坦然。 戴娟皱起眉头，关切地仰头看着这个才转来几个月却聪明绝顶的学生。；场内关键对白：戴娟：“退学？你家长同意了吗？” ／ 荀未来：“不用他们同意，我早就自己做主了。一会儿我就去清空我个人物品，明天就不来上学了。” ／ 戴娟：“小荀啊，是不是我成绩抓得紧，让你有什么压力？” ／ 荀未来：“跟您没关系。我来八中是有事情想做，现在似乎圆满完成了，我就可以安心地回去了呀。” ／ 戴娟：“你是说办校园杂志吗？那更应该趁《三人行》刚有起色，继续办下去呀。”　【16-4　外/内　长林八中校门口林荫道·502室赵了家与雪夜路虎车内 — 日/夜】：出场角色：赵左右、荀未来、罗爱文、徐图图、王一漫、赵左右/徐图图/罗爱文/王一漫、赵了；空间调度与动作详情：画面切回白天长林市第八中学校门口路边。收废品的大爷把荀未来整理出来的一大摞旧试卷和废书搬上三轮车，从兜里摸出一枚金黄的五毛钱硬币（印着荷花图案的五角硬币）递给荀未来；荀未来礼貌地道了声“谢谢啊”。旁边的赵左右和罗爱文看着那辆装得满满当当的三轮车直替荀哥抱不平。 罗爱文也愤愤不平地帮腔：“奸商，少说也得值五十呀！”荀未来却低头看着掌心里那枚五毛钱硬币，转过身温柔地递到了十六岁赵左右的面前——精准呼应了第四集雪夜里小赵请他吃的那块五毛钱车站小蛋糕！ 赵左右接过那枚带着体温的五毛钱硬币，眼眶微酸地握在手心里，抬头与荀未来定下明年的生日之约。 四十一岁的荀未来微笑着重重点头，说出了一句双关的永恒承诺。 一旁的罗爱文连忙凑上来指着自己追问。；场内关键对白：赵左右：“太坑了，这么多东西，就出五毛钱！” ／ 荀未来：“喏，你生日没有给你送蛋糕，你就拿着这个，在车站买一个那种五毛钱的小蛋糕许个愿，算我补给你的。” ／ 赵左右：“我生日都过多久了。反正你还在长林，明年生日，你来我家我们一起过！” ／ 荀未来：“嗯，明年我肯定在。以后啊，每年都在。说话算话。” ／ 罗爱文：“那我呢？我生日的时候你也一定会来的，对吧？”　【16-5　内　酒店套房·长林八中微机室·影视筹备办公室与海航酒店门外 — 日/夜】：出场角色：荀未来、赵了、徐图图、王一漫、合作导演、煤老板老白、赵了（耳机音）；空间调度与动作详情：白天的豪华酒店套房内，脱下高中校服的四十一岁荀未来换上了一身笔挺的黑色定制西装、白衬衫配黑领带，手腕上戴着名表，站在全身镜前帅气地整理衣领、拿起路虎车钥匙。坐在后方沙发上的六十六岁赵了满意地点头夸赞：“有派头喽。” 赵了站起身走到镜子旁，笑着拍了拍这位新晋“荀老板”的肩膀。 画面浮现字幕：数日后。长林八中微机室（电脑机房）内，先切入一段赵左右用DV拍摄的搞笑视频画面：只见立志搞技术的罗爱文在镜头前手捧一个自己手工焊制的“手摇新能源发电灯”，得意洋洋地边摇把手边介绍：“Hello大家好，这是我新研发的新能源发电灯，慢慢摇……”话音未落，“啪”的一声电火花爆闪，发电灯当场短路冒出滚滚黑烟，吓得画外掌镜的赵左右惊呼：“爱文，你没事吧？没毁容吧？！” 微机室电脑屏幕前，网页标题栏显示着【魔豆网 - 搜尽天下视频｜频道：左右日常集】，下面列着赵左右上传的五条视频（《EVAN的超能计划》播放32、《状元小吃征集录》播放21、《我们的下课礼4！！》播放9、《历史老师近代的一天～》播放7、《厉害了 八中口译祭》播放41）。徐图图盯着惨淡的播放量气鼓鼓地拍了一下鼠标。 坐在旁边的王一漫看着屏幕，客观冷静地分析原因，不由自主地提起了已经退学的荀未来。；场内关键对白：荀未来：“别说，还真的挺衬我。等我回2033年创业的时候，我也要搞一身这样的行头。” ／ 赵了：“你先在2008年谈成一次生意再说吧，啊？荀老板。” ／ 徐图图：“气死了！怎么没人看左右的视频啊？” ／ 王一漫：“客观来说，左右的视频比较随性，大家在看的时候，不知道这个频道的意义在哪里。要是荀哥在的话，肯定会让他先想清楚商业定位的。” ／ 徐图图：“算了算了，反正也不指望这个挣钱。他现在又找到感兴趣的事了，这就够了吧。”　【16-7　外/内　光明路幸福家园楼下信报箱·501室客厅与长林八中食堂 — 日】：出场角色：刘美奕、赵左右、徐图图；空间调度与动作详情：雪后初晴的白天，身穿米白色羽绒服的刘美奕手里拎着刚买的大葱和蔬菜走回“光明路幸福家园5号”单元楼下。她用钥匙打开“401（原501室对应信箱）”号绿色信报箱，取出当天的报纸，突然发现报纸底下压着一封来自《江湖侠警》摄制组的牛皮纸信件！刘美奕低头看着信封上的字迹，满脸疑惑地轻声自语。 次日清晨（周五），五零一室客厅内，穿好黑夹克的赵东来正火急火燎地到处翻找公文包：“哎，我包呢？”坐在沙发上看剧本的刘美奕连忙指了指沙发侧面：“这儿这儿这儿！”赵东来拎起公文包一边往门外冲一边念叨着“今天领导都在，千万别迟到了”，刘美奕顺着他的话大声送别后，立刻起身走到玄关锁好防盗门，确认家里没人后，深深吸了一口气！ 只见四十岁的刘美奕把那叠《江湖侠警》试戏剧本卷成一根圆筒当成宝剑握在手中，瞬间进入侠女状态！她眼神凌厉，脚踏七星步，在客厅中央与博古架前挥“剑”直指，字正腔圆地大声演练起武侠台词！ 伴随着最后一声大喝，刘美奕右手握着剧本卷猛地向前一记直刺——动作骤然石化在半空中！ 只见走廊门帘处，身穿白色秋衣睡裤、嘴里塞着满嘴白沫牙刷的十六岁赵左右，正目瞪口呆地站在那儿看着母亲大杀四方！刘美奕脸颊瞬间涨得通红，尴尬地缓缓收回手里的剧本卷，强装镇定地质问儿子。；场内关键对白：刘美奕：“谁会给我寄信啊？” ／ 刘美奕：“宵小之辈，也配与本姑娘一较高下？去，把你们当家的叫来！——陆教主，你猜得没错，我今天，就是来取你性命的！当年，你害死我妹妹，今天，我要让你血债血偿！拿命来！哈——！” ／ 刘美奕：“赵左右？你……你怎么没上学呢？” ／ 赵左右：“我忘了明天才是周六了，不小心睡过头了。” ／ 刘美奕：“刚才看到的都保密啊，千万不能让你爸知道，知道了吗？”　【16-8　内/外　501室客厅·徐图图家1449室·试镜教室与备战蒙太奇 — 日】：出场角色：赵东来、刘美奕、赵左右、徐图图、合作导演、剧组制片人；空间调度与动作详情：周六上午，五零一室客厅内，穿戴整齐的赵左右和刘美奕正准备悄悄出门，坐在沙发上看报纸的赵东来突然抬起头问了一句。 刘美奕笑着编了个逛街买春装的借口。 赵东来指了指窗外还没化透的积雪，满脸疑惑：“哈？这雪还没化透呢，现在就买开春的衣服了？”刘美奕面不改色地解释新款得趁早买，不料赵东来一合报纸，竟然要起身跟着一起去！ 赵左右吓了一跳，连忙冲上前按住父亲的肩膀，急中生智地抛出了“秘密惊喜”大法！ 刘美奕连忙配合地点头说“对，惊喜”，母子俩一唱一和地飞快逃出家门，留下赵东来在沙发上乐呵呵地挥手喊：“哎，别买太贵的啊！”；场内关键对白：赵东来：“哎？你俩这是上哪玩去？” ／ 刘美奕：“啊，这不是开春了吗，我带儿子去逛逛街，买两件春装。” ／ 赵东来：“反正我也没事，我陪你们一块去。” ／ 赵左右：“哎爸！好不容易周六，你在家待着好好休息呗。我和妈……想给你一个惊喜！惊喜惊喜，说出来的就不叫惊喜了嘛！你在家待着，好好等我们回来，Surprise！” ／ 刘美奕：“宵小之辈，也配与本姑娘一决……一决……一较高下是吧？后面什么……哎呀，我怎么想不起来了！”</w:t>
-      </w:r>
-    </w:p>
-    <w:p>
-      <w:pPr>
-        <w:spacing w:before="40" w:after="80" w:line="384" w:lineRule="auto"/>
-        <w:ind w:firstLine="400"/>
-        <w:jc w:val="left"/>
-      </w:pPr>
-      <w:r>
-        <w:rPr>
-          <w:rFonts w:ascii="Times New Roman" w:hAnsi="Times New Roman" w:eastAsia="宋体"/>
-          <w:b w:val="0"/>
-          <w:color w:val="141414"/>
-          <w:sz w:val="20"/>
-        </w:rPr>
-        <w:t>◆ EP17《不速之客》：【17-7　外/内　长林八中操场铁围栏·体育馆·话剧社道具室与高一十班教室 — 夜】：出场角色：徐图图、赵左右、学校保安；空间调度与动作详情：深夜的长林市第八中学操场铁围栏外，十六岁的赵左右带着徐图图踩着垃圾桶爬上铁栅栏顶端，倒数着“一、二、三”，两人手拉着手一跃跳进白雪覆盖的校园操场！ 空旷无人的雪地操场上，徐图图张开双臂欢快地奔跑转圈，兴奋地大喊。 赵左右笑着跑在她身旁打趣提醒；徐图图连忙捂住嘴乖乖点头（“呃，那我还是不喊了”）。 两人推门溜进昏暗的体育馆与教学楼走廊。面对走廊前方的监控探头，轻车熟路的赵左右像特工一样拉着徐图图贴墙躲避死角，随后在拐角处握住她的手倒数“预备，一、二、三，跑！”，带着她飞快地冲过监控区，来到话剧社杂物道具室门前。 道具室内，赵左右打开手电筒在道具堆里找了一圈，疑惑地挠了挠头：“造雪机呢？”站在一旁的徐图图微笑着吐露了实情。；场内关键对白：徐图图：“哈！好刺激，好想大喊啊！” ／ 赵左右：“你现在大喊，明天早上，戴主任就会在这上面喊咱俩的名儿！” ／ 徐图图：“话剧社参加省赛，把造雪机拿走了。” ／ 徐图图：“但是，寻宝的过程才更快乐，不是吗？有没有宝藏好像也没那么重要了，对吧？——哇！你看这个雪人，好可爱啊！简直是比造雪机珍贵一万倍的宝藏了！” ／ 赵左右：“这雪人，好像是话剧社参加省赛那出戏的道具吧，可能最后没用上。他们上次排练的时候，我还去看了一眼呢，那剧情，跟我妈妈小时候给我看过的一个动画片很像。名字我记不清了，不过讲的是，有个小孩梦到自己堆的雪人忽然活了，陪他玩了足足一整夜，还在小镇上飞来飞去的。可惜天亮之后，雪人化了，剧情到这儿，也就结束了。”</w:t>
-      </w:r>
-    </w:p>
-    <w:p>
-      <w:pPr>
-        <w:spacing w:before="40" w:after="80" w:line="384" w:lineRule="auto"/>
-        <w:ind w:firstLine="400"/>
-        <w:jc w:val="left"/>
-      </w:pPr>
-      <w:r>
-        <w:rPr>
-          <w:rFonts w:ascii="Times New Roman" w:hAnsi="Times New Roman" w:eastAsia="宋体"/>
-          <w:b w:val="0"/>
-          <w:color w:val="141414"/>
-          <w:sz w:val="20"/>
-        </w:rPr>
-        <w:t>◆ EP18《一夜剧变》：【18-6　外/内　和艺北街电话亭拆除现场·酒店套房与长林八中食堂 — 日】：出场角色：荀未来、赵了、赵左右、徐图图；空间调度与动作详情：2008年4月14日清晨六点刚过，荀未来驾车赶到和艺北街与飞霞路交口的公用电话亭旁，却隔着车窗呆呆地停住了——只见几名头戴安全帽的市政施工人员已经拉起警戒线，正将那座公用电话亭连根拆走！荀未来握着方向盘，拨通了赵了的电话。 酒店套房内，握着手机的六十六岁赵了瞬间将昨晚所有的线索串联成线，恍然大悟！ 车内的荀未来焦急地追问：“如果这一切都是小雪策划好的，你还有什么办法向2058年求救吗？”赵了沉思片刻，给出了唯一的破局路径。 上午，旭日东升的酒店套房窗前，赶回来的荀未来与赵了相对而坐。赵了看着桌上的钱包叹了口气。 荀未来爽快地一拍大腿，主动提出退掉豪华酒店套房，搬去五零二室和赵了挤一块儿省钱！；场内关键对白：荀未来：“老赵，电话亭……被拆了。” ／ 赵了：“果然我猜得没错！这件事情的来龙去脉，我大概盘明白了。小雪早就想把我关在2008年，可是她没想到，昨天晚上我们去约见了余博士，触发了最高警报，才出了昨天一整晚的闹剧！” ／ 赵了：“既然小雪能够在2058年那边动手脚，那除了利用余博士的紧急召回机制，我也没想好别的办法。昨晚小雪应该是盗用了高总的权限，取消了系统对我的召回。但是，她不能一直盗用啊！只要找机会让我和余博士再见面一次，最好是白天，兴许会成功！” ／ 赵了：“形势严峻啊。保险柜里的钱，不会再有补充了，但是我们还不知道多久才能找到余博士。” ／ 荀未来：“我中午就把房退了吧，搬到你那儿住去。”　【18-7　内　长林八中高一十班教室·五楼楼梯间·501室客厅与502室赵了家 — 日/夜】：出场角色：历史老师、戴娟、罗爱文、赵东来（屋内画外音）、刘美奕、赵东来、荀未来（内心独白）、赵了、荀未来、高尚；空间调度与动作详情：下午，高一十班教室内正在上历史课。历史女老师背对学生在黑板上书写“唐朝的荣衰与民族交融（突厥、回纥、靺鞨、吐蕃）”的板书，台下的赵左右、徐图图、王一漫等人正低头认真记笔记。突然，教室前排传来一阵断断续续的“嗡嗡、咔咔”小型马达与齿轮运转声！ 历史老师停下粉笔转过身：“什么声音？”全班同学茫然四顾；等老师转回身继续写字，那阵机械运转声又响了起来！历史老师放下粉笔径直走下讲台，停在第一排罗爱文的课桌前，伸手敲了敲桌面。 正在课桌膛里鼓捣发明的罗爱文心虚地抬起头，乖乖从桌膛里捧出一辆自己手工焊制的“太阳能电路板四驱小车”放到讲桌上。不料历史老师拿起小车端详了一眼，非但没有没收批评，反而温和地递还给他，为这位立志走技术路线的少年开了绿灯！ 罗爱文喜出望外（“真的啊？那太好了！”），在全班同学羡慕的目光中抱着零件兴冲冲地准备跑去技术教室；恰逢教导主任戴娟经过教室门口，笑着叫住了他。 罗爱文拍着胸脯自信满满地放出豪言，引得全班哄堂大笑，前排的赵左右也笑得合不拢嘴。；场内关键对白：历史老师：“罗爱文。” ／ 历史老师：“反正你也不参加普通高考，想做，去技术教室做吧。” ／ 戴娟：“你之前做的那些玩具，能在五月跳蚤市场卖钱不？给咱们班挣点班费。” ／ 罗爱文：“当然了！等我研究怎么把智控技术集成进去，这个少说能卖几十万呢！” ／ 罗爱文：“戴主任，我早就把我爸给我的信用卡还给他了！谢戴主任！”</w:t>
-      </w:r>
-    </w:p>
-    <w:p>
-      <w:pPr>
-        <w:spacing w:before="40" w:after="80" w:line="384" w:lineRule="auto"/>
-        <w:ind w:firstLine="400"/>
-        <w:jc w:val="left"/>
-      </w:pPr>
-      <w:r>
-        <w:rPr>
-          <w:rFonts w:ascii="Times New Roman" w:hAnsi="Times New Roman" w:eastAsia="宋体"/>
-          <w:b w:val="0"/>
-          <w:color w:val="141414"/>
-          <w:sz w:val="20"/>
-        </w:rPr>
-        <w:t>◆ EP19《仁》：【19-1　内　长林八中微机室与502室赵了家 — 日/夜】：出场角色：徐图图、王一漫、赵左右、赵了、荀未来、赵左右（门外画外音）；空间调度与动作详情：白天的长林市第八中学微机室内，十六岁的赵左右、徐图图与王一漫三人正围坐在电脑屏幕前，聚精会神地盯着【黍豆网】上的视频播放页面——视频标题写着《陪你吃饭·第一期｜作者：赵左右带你看》，画面里正是徐图图在食堂大口吃炸鸡饭的镜头。坐在中间的徐图图看着不断上涨的播放量，惊喜地捂住嘴感叹。 站在右侧的王一漫伸出手指了指屏幕下方的网友评论区（一条ID为“岁月的痕迹”的网友留言道：【画质太差，不然还能多吃一碗饭】）。 站在左侧的赵左右看着屏幕，有些无奈地摊了摊手解释。 同一时刻，五零二室赵了的家中，搬回来同住的四十一岁荀未来正坐在沙发上单手举着哑铃锻炼身体，嘴里大声数着“115、116、117……”。躺在单人床上吃零食的六十六岁赵了被吵得直皱眉，连忙抬手制止他。 荀未来放下哑铃转过头，满不在乎地回了一句：“你放心吧。”赵了靠在床头叹了口气。；场内关键对白：徐图图：“老天爷，没想到真有这么多人看我吃饭！” ／ 王一漫：“你看这儿，有人评论画质差，不然还能多吃碗饭呢。” ／ 赵左右：“赵爷爷的DV已经是最新的了。我们又不是电视台，哪有那么专业的设备啊。” ／ 赵了：“小点声，别让隔壁听见了！” ／ 赵了：“我一直躲着小赵呢，消息都没敢回。”</w:t>
-      </w:r>
-    </w:p>
-    <w:p>
-      <w:pPr>
-        <w:spacing w:before="40" w:after="80" w:line="384" w:lineRule="auto"/>
-        <w:ind w:firstLine="400"/>
-        <w:jc w:val="left"/>
-      </w:pPr>
-      <w:r>
-        <w:rPr>
-          <w:rFonts w:ascii="Times New Roman" w:hAnsi="Times New Roman" w:eastAsia="宋体"/>
-          <w:b w:val="0"/>
-          <w:color w:val="141414"/>
-          <w:sz w:val="20"/>
-        </w:rPr>
-        <w:t>◆ EP21《当雪落下》：【21-3　外/内　长林八中教学楼与高二（2）班教室·学校食堂 — 日】：出场角色：罗爱文、徐图图、赵左右、戴娟、林开颜（小雪）、林开颜（小雪）（内心独白）；空间调度与动作详情：公元2008年9月，新学期开学。长林市第八中学宏伟的教学楼外墙上镌刻着“养德 修业 正己 树人”八个大字，楼前高高悬挂着“新学期 新气象”的红色横幅。阳光洒在喧闹的校园里，画面浮现本集片名花字：第 21 集 当雪落下。 升入高二（2）班的教室内一片欢腾，同学们背着书包兴奋地对照黑板上的座位表寻找新座位。烫着卷发的罗爱文一屁股坐到靠窗最后一排，高举双手欢呼雀跃。 过道另一侧，身穿蓝白相间八中校服的徐图图与王一漫并肩坐到一起，徐图图开心地挽住王一漫的胳膊。 镜头推向黑板上的粉笔字座位表——只见“赵左右”三个字的右侧方格竟然是一片空白。身穿蓝白校服外套、内搭白领墨绿毛衣的十六岁赵左右站在过道里，满脸疑惑地挠了挠头，转头问前排的徐图图。 徐图图仰起脸摇了摇头，同样一头雾水。；场内关键对白：罗爱文：“耶！最后一排，还是戴主任最懂我！” ／ 徐图图：“太好了，咱俩还是同桌。” ／ 赵左右：“图图，戴主任怎么会让我一个人坐啊？” ／ 徐图图：“我不知道啊。” ／ 戴娟：“暑假玩够了吧？都收收心准备开学考了啊。”　【21-4　内　学校食堂·体育馆看台·徐图图家1449室卧室·501室门前楼梯间 — 日/夜】：出场角色：赵左右、徐图图、舒洁、林开颜（小雪）；空间调度与动作详情：学校食堂另一角，小雪独自垂头丧气地扒着饭；不远处的餐桌旁，徐图图正安静地吃着青菜，赵左右端着餐盘走过来坐到她对面，关切地问了一句。 徐图图抬起头冲他温和一笑。 傍晚夕阳西沉，暮色笼罩长林八中校园。夜幕降临后，空旷安静的学校体育馆内，十六岁的赵左右与徐图图穿着蓝白校服并肩坐在木制看台长凳上，手里各握着一瓶玻璃瓶装汽水。徐图图转过头，认真地望向身旁的少年。 赵左右仰头喝了一口汽水，眼神亮晶晶地点了点头，语气里满是憧憬与笃定。 徐图图双手捧着汽水瓶，替他分析起未来的大学方向。；场内关键对白：赵左右：“怎么坐在这儿啊？” ／ 徐图图：“没位置了。” ／ 徐图图：“你真的决定要艺考啊？” ／ 赵左右：“对啊。我打算学电视编导。神奇的是，这次竟然连我爸都支持我。我猜八成是我们暑假的时候拿DV挣到了钱。” ／ 徐图图：“我听说，学艺术的圈子都在北京，这样的话，长林大学就不适合你。那你是不是应该报北京的艺术类大学比较好啊？”　【21-5　内　超市零食货架·高二（2）班教室·学校图书馆书架过道 — 日】：出场角色：林开颜（小雪）（内心独白）、任课老师、林开颜（小雪）、王一漫、徐图图、赵左右；空间调度与动作详情：次日白天，超市零食货架旁，身穿校服的小雪忍痛掏出一张百元大钞递给收银员，将买来的一大堆辣条、果汁饮料和膨化食品使劲塞进自己的红色双肩包里。她抱起沉甸甸的书包叹了口气，肉疼地自言自语。 高二（2）班教室内，黑板上方写着“持志用力 渐进精思”八字班训。随着下课铃响，任课老师合上教案宣布下周一考第一单元后走出教室。 老师前脚刚走，换上红格衬衫内搭的小雪立刻拉开红色书包，抱出一大堆零食满脸堆笑地凑到前排徐图图和王一漫桌前示好。 然而徐图图与王一漫全都冷着脸低头盯着桌上的《地理Ⅱ》课本，完全当她是空气，互相指着课本假装对重点。 徐图图也一本正经地点头附和。；场内关键对白：林开颜（小雪）（内心独白）：“唉，实习没工资还得花自己的钱，公司汇率又那么坑……够有诚意了吧。” ／ 任课老师：“好了，第一单元的内容呢，大家回去好好复习一下，啊。下周一，考试，啊。下课。” ／ 林开颜（小雪）：“图图，你吃零食吗？图图……一漫……” ／ 王一漫：“刚刚老师说的重点是这个。” ／ 徐图图：“这个。”　【21-6　内　501室餐厅与玄关·赵左右卧室窗前·学校食堂与高二（2）班教室 — 夜/日】：出场角色：赵左右、刘美奕、赵东来、林开颜（小雪）、林开颜（小雪）（内心独白）、王一漫、徐图图、罗爱文、赵左右（内心独白）；空间调度与动作详情：夜晚，五零一室餐厅暖黄的灯光下，赵左右飞快地扒完碗里的最后几口米饭，放下碗筷起身准备回屋剪视频。 母亲刘美奕体贴地嘱咐了儿子一句，赵左右应了声“嗯”便走进自己房间关上了门。 父亲赵东来夹了一筷子菜，乐呵呵地调侃起如今当上“黍豆网红人”的宝贝儿子。 刘美奕放下筷子，有些不确定地望向丈夫。 赵东来端起茶杯喝了一口，像模像样地按儿子的“历史规律”分析起来。；场内关键对白：赵左右：“嗯，我吃好了。” ／ 刘美奕：“哎，吃完饭别马上写作业，你休息会儿。” ／ 赵东来：“上周的视频都还没剪完呢，观众都快饿死了。哼。” ／ 刘美奕：“咱儿子，不会真的要参加艺考吧？” ／ 赵东来：“根据历史规律啊，他坚持最长的爱好，七个月。这才半年，没破纪录呢。”　【21-7　外/内　冬日长林八中覆雪操场·荒村破屋·返城SUV车内与502室安全屋 — 日】：出场角色：罗爱文、王一漫、徐图图、林开颜（小雪）、赵左右、赵了、荀未来；空间调度与动作详情：时光流转，画面浮现字幕：三个月后·冬。鹅毛大雪将长林八中的操场装点成一片银白世界。篮球架下，身穿浅蓝色毛绒大衣的徐图图与身穿棕色棉服的罗爱文正使劲滚着一个大雪球当雪人身体，身穿深色大衣的王一漫则蹲在一旁，强迫症发作似的双手捧着一颗小雪球不停揉搓。 王一漫头也不抬，极其执拗地盯着手里的雪球。 罗爱文冻得双手通红，龇牙咧嘴地甩着手向徐图图告饶。 徐图图嫌弃地推了他一把（“哎呀，真没用，一边待着吧，我来”），一抬头，瞥见身穿军绿色羊羔毛领棉服的小雪正躲在不远处的树后羡慕地偷看他们。徐图图立刻高高挥起戴着白手套的手，热情洋溢地招呼她！ 小雪愣了一下，指了指自己，在徐图图连声催促和罗爱文“慢点别摔着”的叮嘱中，踩着积雪小跑过来，却有些拘谨地不敢下手。；场内关键对白：罗爱文：“哎，一漫，你快别再揉那个头了，快过来帮我们把这个身体堆得再大点。” ／ 王一漫：“不行，我今天一定要把这颗球搓成一个正圆，不然我浑身难受。” ／ 罗爱文：“图图，不行了，我……我已经感觉不到我手存在了，你堆吧。” ／ 徐图图：“哎，小雪！小雪，快过来，快来快来！快来跟我们一起堆雪人啊！” ／ 林开颜（小雪）：“但是我从来没堆过雪人，不会搞砸了吧？”　【21-8　外/内　八中红砖教学楼前雪地·第八中学电车站与54路有轨电车·大巴车烧烤摊 — 日/夜】：出场角色：赵左右、林开颜（小雪）、荀未来、赵了；空间调度与动作详情：雪后的长林八中红砖教学楼前广场上，身穿白色长款羽绒服、系着墨绿色针织围巾的十六岁赵左右正挥动铁锹清扫包干区的积雪；不远处，戴着黑框眼镜、身穿军绿色翻毛领工装外套的小雪也拿着一把铁锹卖力地铲着雪。赵左右停下动作，转头看了她一眼。 小雪一边铲雪一边老实地回答。 赵左右把铁锹往雪地里一插，语气缓和了几分劝她回去。 小雪擦了擦额头的汗，露出一个真心的笑容。 赵左右看着她冻红的鼻尖，忍不住直白地戳破她的执念。；场内关键对白：赵左右：“今天这片的卫生，应该是图图搞吧？” ／ 林开颜（小雪）：“她冻感冒了，有点低烧。” ／ 赵左右：“我知道，所以我帮她搞就好了。你早点回去歇着吧。” ／ 林开颜（小雪）：“没事，帮图图我开心。” ／ 赵左右：“都三个月了还这样。哪怕我绝对不可能告诉你他们的下落。”　【21-9　内　学校杂物间门前·502室卧室·地下旧物仓库黄色电话亭与2058高尚办公室 — 日】：出场角色：林开颜（小雪）、赵左右、荀未来、赵了、高尚（电话音）、高尚、门外神秘男声（画外音）；空间调度与动作详情：次日白天，长林八中堆满废旧课桌椅的杂物间铁栅栏门前。身穿白羽绒服内搭酒红格纹连帽卫衣的十六岁赵左右双手插兜靠门而立，按照三代人商定好的剧本，面沉似水地向小雪抛出了“赵爷爷已成植物人”的假消息！小雪惊得倒吸一口凉气。 赵左右冷冷地盯着她的眼睛，把责任一推到底，仔细观察着她的微表情。 小雪脸色煞白，嘴唇剧烈颤抖着追问。 赵左右故意用刺耳的反话试探她是不是巴不得赵爷爷永远闭嘴。 小雪眼圈泛红，难以置信地望着赵左右。；场内关键对白：林开颜（小雪）：“植物人？！” ／ 赵左右：“不都是你干的好事。引发了赵爷爷的心脏病并发症，后来问题越来越严重了，有一天突然就倒下了。这几个月，荀哥带着赵爷爷四处求医，都失败了。” ／ 林开颜（小雪）：“那他……再也醒不过来了？” ／ 赵左右：“是啊，如果你是想让他开不了口，那恭喜你啊，你的目的已经达到了。赵爷爷现在的样子，感觉死了反倒是一种解脱。” ／ 林开颜（小雪）：“你没骗我？”</w:t>
-      </w:r>
-    </w:p>
-    <w:p>
-      <w:pPr>
-        <w:spacing w:before="40" w:after="80" w:line="384" w:lineRule="auto"/>
-        <w:ind w:firstLine="400"/>
-        <w:jc w:val="left"/>
-      </w:pPr>
-      <w:r>
-        <w:rPr>
-          <w:rFonts w:ascii="Times New Roman" w:hAnsi="Times New Roman" w:eastAsia="宋体"/>
-          <w:b w:val="0"/>
-          <w:color w:val="141414"/>
-          <w:sz w:val="20"/>
-        </w:rPr>
-        <w:t>◆ EP22《背对背，肩并肩》：【22-5　内　2008高二（2）班夕阳教室·502室客厅与楼道·2058高尚办公室 — 日】：出场角色：徐图图、林开颜（小雪）、王一漫、赵了、荀未来（画外音）、赵了（画外音）、林开颜（小雪）（内心独白）、老年余博士（2058）、林开颜（小雪）（2058）、高尚（2058）；空间调度与动作详情：2008年冬日傍晚，暖黄色的夕阳洒满长林八中孔子雕像与高二（2）班教室。空荡的教室里，身穿校服外套内搭粉色连帽卫衣的小雪，正向身穿绿色毛衣的徐图图与身穿白色毛绒外套的王一漫道别。徐图图眼圈微红，不舍地拉着小雪的手。 小雪勉强挤出一丝微笑点了点头：“嗯，家里决定的。”王一漫关切地问：“马上就走吗？”徐图图鼻子一酸，细数着还没来得及一起实现的约定。 看着眼前两个真心待她的女孩，小雪眼眶泛红，发自肺腑地道出了这三个月在2008年收获的温暖。 王一漫望着窗外的夕阳，想起了半年前同样不告而别的转校生荀未来，轻声感叹。 想到一旦时空修正启动，徐图图和王一漫就会彻底忘记自己，小雪强忍着眼泪郑重许诺。；场内关键对白：徐图图：“你要转回原来的学校啊？” ／ 徐图图：“本来想着元旦晚会，我们三个能一起搞个配音的节目来着。总觉得我们还有很多事没一起做呢。” ／ 林开颜（小雪）：“和大家相处的这三个月，虽然也有焦虑的事情，但其实是我这几年最开心的一段日子了。我也不想就这么走了的。” ／ 王一漫：“我们班之前也有个转校生，本来以为我们可以一起毕业，或许未来有机会还能在一个城市。可是不到半年，他就转走了，之后再也没有见过了。或许人生就是这样的吧，来来去去，什么都是转瞬即逝的。” ／ 林开颜（小雪）：“就算什么也留不住，我也会永远记得你们的。”</w:t>
-      </w:r>
-    </w:p>
-    <w:p>
-      <w:pPr>
-        <w:spacing w:before="40" w:after="80" w:line="384" w:lineRule="auto"/>
-        <w:ind w:firstLine="400"/>
-        <w:jc w:val="left"/>
-      </w:pPr>
-      <w:r>
-        <w:rPr>
-          <w:rFonts w:ascii="Times New Roman" w:hAnsi="Times New Roman" w:eastAsia="宋体"/>
-          <w:b w:val="0"/>
-          <w:color w:val="141414"/>
-          <w:sz w:val="20"/>
-        </w:rPr>
-        <w:t>◆ EP23《不可战胜的敌人》：【23-4　内　八中后街砂锅麻辣烫店与地下旧物仓库电话亭外 — 日】：出场角色：荀未来、舒老板、高尚、赵左右；空间调度与动作详情：次日白天，八中后街那家熟悉的砂锅麻辣烫小店里热气氤氲。身穿黑色毛呢大衣、系着草绿色围巾的四十一岁荀未来掀开塑料防风门帘走了进来。系着蓝色围裙的舒老板热情地迎上前递上菜单：“一位哈？随便坐，随便坐，看看吃点什么。” 荀未来在靠窗的木桌旁坐下，指着菜单点了自己和舒图最爱吃的食物。 舒老板笑着记下菜单，随口聊起了店里白莲藕的产地与几个月前那位神秘女客人的往事。 荀未来毫不犹豫地加钱（“我多加一份的钱，多加藕”），舒老板乐呵呵地应下，一拍脑门想起了第七集里穿越而来的2033年成年舒图！ 听到“几个月前有个美女来要多加藕片”和“年底回磁州开店”，荀未来心脏猛地一颤，瞬间明白妻子舒图当年在第七集里给他讲的“研究生去磁州吃砂锅麻辣烫”的故事全是真的，更明白几个月前舒图也来过这家小店！他轻声说了句“谢谢啊”。；场内关键对白：荀未来：“这个，直接上三盘，别放土豆，多加藕。” ／ 舒老板：“我们这儿的白莲藕啊确实好吃，是磁州地运过来的，但是价格比较高，这个不能多加。” ／ 舒老板：“好嘞，好嘞。哎呀，我突然想起来啊，几个月前有个美女来，也说是要多加藕片。当时幸亏我们有个老顾客给我们空运过来一袋，要不然这货都断了。说这些干嘛，喜欢吃就多吃吧。年底啊，我就回磁州那边开店了。” ／ 荀未来：“舒图，谁说以后吃不上了。等我回去，我就带你去磁州找舒老板，咱接着吃。” ／ 高尚：“你说你跑什么呢？觉得我们找不到你？”　【23-6　外/内　2008林海雪原电话亭·老居民楼道与501室·高二（2）班教室与微机室·杂志社火灾废墟与雪夜串串香餐车 — 日/夜】：出场角色：赵左右、房东张叔、刘美奕、赵东来、王一漫、罗爱文、徐图图、走廊学生、赵左右（内心独白）；空间调度与动作详情：公元2008年，阳光穿透白雪皑皑的林海雪原，画面中央浮现出冰冷的特效数字：【`时空修正 82%`】。十六岁的赵左右推开蓝色公用电话亭的门走了出来，踩在厚厚的积雪上环顾四周明朗的街景，疑惑地喃喃自语： 然而当赵左右走回自家老居民楼水泥楼梯间时，迎面正巧看见母亲刘美奕正与五零二室真正的房东张叔站在门口寒暄。张叔乐呵呵地说北京生意不好做，准备把这套老房子收回来自己住。赵左右走上前打了声招呼（“张叔”），随口指着五零二室屋里说道： 此言一出，张叔与母亲刘美奕同时露出莫名其妙的神色！张叔皱着眉摇了摇头。 一旁的母亲刘美奕更是满脸困惑地转头看向儿子。 赵左右如遭雷击，瞪大眼睛难以置信地提醒母亲昨晚的五口之家团圆饭！；场内关键对白：赵左右：“修正了什么啊……好像什么也没变啊。” ／ 赵左右：“张叔，赵爷爷这些家具你可以留着呀，都是新的。” ／ 房东张叔：“赵爷爷？……呵，你说的是租我房子的人吧？这屋子我都是全权委托给中介的，这租给了谁我是真不知道。但这屋子让他装得乱七八糟的，太难看了。” ／ 刘美奕：“哎，左右。你怎么知道咱对门爷爷姓赵呀？我印象中好像都没怎么见过他，应该是不爱出门。” ／ 赵左右：“开什么玩笑啊，怎么没见过了？昨天晚上我们还一起吃饭呢！”</w:t>
-      </w:r>
-    </w:p>
-    <w:p>
-      <w:pPr>
-        <w:spacing w:before="40" w:after="80" w:line="384" w:lineRule="auto"/>
-        <w:ind w:firstLine="400"/>
-        <w:jc w:val="left"/>
-      </w:pPr>
-      <w:r>
-        <w:rPr>
-          <w:rFonts w:ascii="Times New Roman" w:hAnsi="Times New Roman" w:eastAsia="宋体"/>
-          <w:b w:val="0"/>
-          <w:color w:val="141414"/>
-          <w:sz w:val="20"/>
-        </w:rPr>
-        <w:t>◆ EP24《独自面对》（大结局）：【24-1　内/外　501室赵左右家·长林八中孔子雕像广场与高三（2）班教室 — 日】：出场角色：赵左右、刘美奕、赵东来、罗爱文、陈明、高三全班学生（齐诵）；空间调度与动作详情：片头龙标与“朝也 CHAO YE FILM”水墨厂牌隐去。清晨七点半，五零一室暖意融融。身穿淡紫色花纹睡衣的母亲刘美奕推开儿子卧室门，见已经穿好校服衬衫、针织背心外搭驼色连帽大衣的赵左右正背着书包准备出门，惊讶地喊了一声：“赵左右！” 刘美奕看了一眼墙上的挂钟，关切地询问。 独自背负着三代人全部记忆的赵左右眼神沉稳而自律，微笑着向母亲解释。 穿着灰色格子家居服、嘴里含着牙刷泡沫的父亲赵东来凑到门边，欣慰地夸赞儿子。 赵左右扶了扶双肩包肩带，郑重地向父母许下承诺。；场内关键对白：赵左右：“咋了，妈？” ／ 刘美奕：“啊，没啥，我看七点半了闹铃还没响，怕你迟到了。” ／ 赵左右：“我六点就起了，复习了一下今天要求听写的单词，刚准备走。” ／ 赵东来：“哎呀，这么刻苦啊。” ／ 赵左右：“虽然决定了要艺考，但文化课也一定不会落下的，你们放心吧。”　【24-2　外/内　片头曲《三人行》（OP）与大结局集名呈现 — 日/夜】：空间调度与动作详情：*开始片头音乐： 片头音乐响起，四十一岁的荀未来猛然睁开双眼，与十六岁的赵左右、六十六岁的赵了并肩立于漫天风雪的黑夜之中，猜拳出拳的定格画面与《三人行 THE TRIPLE ECHO OF TIME》主片名交相辉映。随后镜头切回长林八中校园，浮现大结局集名花字：第 24 集 独自面对。 切至：　【24-3　内/外　长林八中高三教学楼走廊与冬日飘雪连廊（2009秋—2009冬） — 日】：出场角色：罗爱文、赵左右、王一漫；空间调度与动作详情：画面浮现时间字标：2009 秋。高三教学楼走廊里，“决战高考 为梦想而战”的红色签名墙格外醒目。班主任戴娟走过走廊叮嘱学生们：“现在都是高三人了啊，学习环境要干净，心也要静下来。”身穿黑白运动外套的罗爱文礼貌地向戴主任打过招呼，转身走到赵左右面前郑重辞行。 赵左右一怔，不舍地拉住他。 罗爱文挠了挠头，爽朗地笑着摆手。 赵左右关切地追问他的专业去向。 罗爱文眼神坚定地透露了自己的破局计划。；场内关键对白：罗爱文：“我后天就飞德国了，专门来跟大家告个别。” ／ 赵左右：“那么赶？那明天大家一起吃个饭吧。” ／ 罗爱文：“哎呀，来不及了。我爸明天还要带我去七大姑八大姨家挨个告别。等你以后有空来德国，我请你吃烤肠！” ／ 赵左右：“去德国……应该是去学技术吧？” ／ 罗爱文：“还是学管理。不过我争取过，没准能换专业。我还是想学造新能源汽车！”　【24-4　内　长林八中广播站·教导主任戴娟办公室与501室赵左右卧室 — 日】：出场角色：赵左右、徐图图、戴娟、刘美奕；空间调度与动作详情：“八中之声”广播站内，即将迎来高三最后一次播音的徐图图独自坐在麦克风前，攥着广播稿反复试读（“高三是紧张的，但也是热血的……不好，不好”），紧张得手心直冒汗。就在这时，广播室的门被推开，赵左右拎着一个冒着热气的塑料袋笑嘻嘻地走了进来，把一碗砂锅麻辣烫摆在调音台旁！ 徐图图吓了一跳，看着红油翻滚的麻辣烫瞪圆了眼睛。 赵左右把一次性筷子塞进她手里，温柔地哄着她。 徐图图半信半疑地夹起一大口塞进嘴里，下一秒，整张小脸瞬间辣得通红，张着嘴直哈气！ 赵左右忍着笑，指了指她手里的打印稿，道出了自己点“变态辣”的真正用意。；场内关键对白：赵左右：“我之前研究过，说人在紧张的时候，做点熟悉的事就没那么紧张了。你看我带了什么？” ／ 徐图图：“你胆子也太大了吧！这要被戴主任发现了，肯定要把你臭骂一顿。……我平时一点事都没有，可是到最后一次反而紧张死了，中午一口饭都没吃。” ／ 赵左右：“你一紧张就吃不下东西，吃不下东西就更紧张了。相信我，你只要一吃上，就会放松下来的。” ／ 徐图图：“好辣！你该不会点的变态辣吧？赵左右，你到底是帮我还是坑我啊？” ／ 赵左右：“上次在医院你不是说想吃变态辣？怎么样，这下辣得背不了稿子了吧？当然是帮你啊。没有稿子，你会发挥得更好。第一次你不是即兴的吗？我记得那次你讲的就是麻辣烫。”　【24-5　内　2010年北京华彩艺术学院专业面试考场与501室卧室（2010初春） — 日】：出场角色：女主考官、白发男主考官、赵左右、刘美奕；空间调度与动作详情：画面浮现时间字标：2010 初春。教室前方高挂着红底白字横幅：【`2010年北京华彩艺术学院专业面试考场`】。四位考官端坐在长条考官席后，头戴深灰色棒球帽、身穿灰卫衣配黑羽绒马甲的十八岁赵左右站在场地中央，手里捧着一台联想ThinkPad笔记本电脑，屏幕正播放着他拍摄的《孤独的饭桶》系列视频——画面里徐图图正大口吃着卤肉饭和拉面，幸福地感叹“这个卤肉饭也太棒了！肉臊肥瘦比例刚好”。 坐在中间的女主考官抬手打断了视频播放，推了推眼镜发问。 赵左右合上笔记本一半，诚恳地回答：“剧情片和创意摄影倒是没有。但我觉得我刚刚放的这个视频，也算是一种艺术。”旁边的白发男主考官犀利地追问： 赵左右表明自己没上过培训机构，认真地讲述了自己高一失眠之夜看校园录像获得陪伴感的初衷。 女主考官若有所思地问道：“那我是不是可以理解为，你这个影片是在反映你们独生子女这一代普遍存在的孤独感较强的问题呢？”赵左右老实地摇了摇头：；场内关键对白：女主考官：“好了可以了。你有没有带一些更具艺术表达的作品？比如你拍过的剧情片其中的一场戏，或者是创意摄影也可以。” ／ 白发男主考官：“是不是你的培训机构告诉你，这个东西叫做长镜头，就是艺术了？那艺术在哪呢？一个固定机位，大广角，几十分钟在拍一个女孩吃饭，有什么意义和表达呢？” ／ 赵左右：“其实是有天晚上，我躺在床上看着电脑里放的录的学校日常……觉得房间变得热闹起来，让人觉得夜晚不再漫长。是不是现在的人都需要陪伴？比如吃饭的时候，一个人吃饭多孤单啊。黍豆网上确实有很多人在看《孤独的饭桶》系列，这样一来这个视频就是有意义的。” ／ 赵左右：“我倒是没有想得那么深刻……就是觉得有人会有需要，包括我们自己，留下这样一段影像作为回忆，也很有意义吧。” ／ 白发男主考官：“按需求出发的那叫商业。那你觉得你提供的这个作品，是艺术品还是商品？”　【24-10　外/内　长林八中覆雪操场与2058年老年余博士实验室（跨时空交叉） — 日】：出场角色：荀未来（画外音）、荀未来、赵左右、荀未来（2058）、老年余博士（2058）、荀未来（内心独白）；空间调度与动作详情：次日白天，冬日暖阳洒在白雪皑皑的长林八中校园。身穿白色长款羽绒服、内搭白色高领毛衣的青年赵左右独自走过覆雪的孔子雕像，穿过空旷安静的室内体育馆，最后走上厚雪覆盖的室外大操场。他双手插兜，踩着积雪在看台边缘落寞地徘徊。 就在赵左右停下脚步低头沉思的刹那——身后看台方向，突然传来一声无比熟悉、带着三分戏谑七分温柔的呼唤！ 赵左右浑身剧震，猛地转过身去——只见阳光下的操场看台铁栏杆旁，身穿一袭黑色长款毛呢大衣、内搭黑色高领毛衣的四十一岁荀未来，正双手插兜、微笑着静静注视着他！ 青年赵左右不敢相信自己的眼睛，下意识地用力握紧拳头又松开，确认这不是幻觉。看台上的荀未来挑了挑眉，笑着吐出了那句久违的口头禅： 一瞬间，四年来的孤独与委屈化作夺眶而出的热泪！青年赵左右发疯似的飞奔冲上看台阶梯，一把死死抱住了四十一岁的荀未来！荀未来也张开双臂紧紧回抱住年轻的自己，温柔地轻拍着他的后背。；场内关键对白：荀未来（画外音）：“哎。” ／ 荀未来：“逊毙了啊。” ／ 赵左右：“荀哥！我终于等到你回来了！” ／ 荀未来：“行了，荀哥面前禁止煽情啊。” ／ 赵左右：“我就知道你一定有办法回来的。你就是无敌特工，像是超级英雄电影里的那种！对了，赵爷爷呢？”　【24-14　外/内　片尾名场面画廊回顾与寒假岁月潭野营声音彩蛋（ED） — 日/夜】：出场角色：赵左右（画外音彩蛋）、徐图图（画外音彩蛋）；空间调度与动作详情：片尾主题曲《没有回声的前方》深情响起。水墨晕染的相框画廊中，依次闪回全剧二十四集的珍贵名场面：1998年雪夜的三个雪人、2008年高一（2）班的《三人行》创刊号、三条鱼漫画屋的欢声笑语、五零一室一家五口的团圆饺子宴、旧物仓库里背靠背的突围、覆雪操场上的重逢拥抱……在演职员表滚过之后，画面中央温柔地浮现出一行手写体寄语：【一切都会好起来的】。 黑底白字滚动鸣谢与出品信息之际，一段温暖、轻松而充满青春气息的画外音对话在夜色中悄然响起—— 电话那头传来少女徐图图清脆而向往的声音—— 少年赵左右满口答应，温柔地询问她的心愿—— 少女徐图图掰着手指头，笑吟吟地报出了一长串零食清单，最后轻轻吐出了那个贯穿全剧四重时空的信物名字——；场内关键对白：赵左右（画外音彩蛋）：“图图，寒假咱们找个地方去玩吧，你想去哪？” ／ 徐图图（画外音彩蛋）：“去岁月潭吧。虽然是长林人，但是一直没怎么去过。” ／ 赵左右（画外音彩蛋）：“好啊，那咱去野营吧。有什么想吃的，我到时候买了带过去。” ／ 徐图图（画外音彩蛋）：“嗯我想想啊，除了熟食老几样，薯片、果冻是肯定要的，再搞点海苔脆，还有坚果。嗯……还有，哎，巧克力饼干棒。”</w:t>
-      </w:r>
-    </w:p>
-    <w:p>
-      <w:pPr>
-        <w:spacing w:before="240" w:after="100" w:line="384" w:lineRule="auto"/>
-        <w:jc w:val="left"/>
-      </w:pPr>
-      <w:r>
-        <w:rPr>
-          <w:rFonts w:ascii="Arial" w:hAnsi="Arial" w:eastAsia="黑体"/>
-          <w:b/>
-          <w:color w:val="142850"/>
-          <w:sz w:val="26"/>
-        </w:rPr>
-        <w:t>第六章　本场景全剧关联场次完整剧情动作与台词交锋补遗实录</w:t>
-      </w:r>
-    </w:p>
-    <w:p>
-      <w:pPr>
-        <w:spacing w:before="40" w:after="100" w:line="384" w:lineRule="auto"/>
-        <w:ind w:firstLine="420"/>
-        <w:jc w:val="left"/>
-      </w:pPr>
-      <w:r>
-        <w:rPr>
-          <w:rFonts w:ascii="Times New Roman" w:hAnsi="Times New Roman" w:eastAsia="宋体"/>
-          <w:b w:val="0"/>
-          <w:color w:val="141414"/>
-          <w:sz w:val="21"/>
-        </w:rPr>
-        <w:t>以下完整收录该核心空间在《三人行》全24集文学剧本中承载的所有关键戏剧场次、人物走位调度与核心台词交锋（共检索锁定 121 个关联场次）：</w:t>
-      </w:r>
-    </w:p>
-    <w:tbl>
-      <w:tblPr>
-        <w:tblStyle w:val="TableGrid"/>
-        <w:tblW w:type="auto" w:w="0"/>
-        <w:jc w:val="center"/>
-        <w:tblLayout w:type="fixed"/>
-        <w:tblLook w:firstColumn="1" w:firstRow="1" w:lastColumn="0" w:lastRow="0" w:noHBand="0" w:noVBand="1" w:val="04A0"/>
-      </w:tblPr>
-      <w:tblGrid>
-        <w:gridCol w:w="5184"/>
-        <w:gridCol w:w="5184"/>
-      </w:tblGrid>
-      <w:tr>
-        <w:trPr>
-          <w:tblHeader/>
-          <w:cantSplit/>
-        </w:trPr>
-        <w:tc>
-          <w:tcPr>
-            <w:tcW w:type="dxa" w:w="3096"/>
-            <w:vAlign w:val="center"/>
-            <w:tcMar>
-              <w:top w:w="130" w:type="dxa"/>
-              <w:bottom w:w="130" w:type="dxa"/>
-              <w:left w:w="150" w:type="dxa"/>
-              <w:right w:w="150" w:type="dxa"/>
-            </w:tcMar>
-            <w:shd w:fill="1F3864"/>
-          </w:tcPr>
-          <w:p>
-            <w:pPr>
-              <w:spacing w:before="40" w:after="40" w:line="312" w:lineRule="auto"/>
-              <w:jc w:val="center"/>
-            </w:pPr>
-            <w:r/>
-            <w:r>
-              <w:rPr>
-                <w:rFonts w:ascii="Arial" w:hAnsi="Arial" w:eastAsia="黑体"/>
-                <w:b/>
-                <w:color w:val="FFFFFF"/>
-                <w:sz w:val="19"/>
-              </w:rPr>
-              <w:t>集数与场次景头</w:t>
-            </w:r>
-          </w:p>
-        </w:tc>
-        <w:tc>
-          <w:tcPr>
-            <w:tcW w:type="dxa" w:w="7272"/>
-            <w:vAlign w:val="center"/>
-            <w:tcMar>
-              <w:top w:w="130" w:type="dxa"/>
-              <w:bottom w:w="130" w:type="dxa"/>
-              <w:left w:w="150" w:type="dxa"/>
-              <w:right w:w="150" w:type="dxa"/>
-            </w:tcMar>
-            <w:shd w:fill="1F3864"/>
-          </w:tcPr>
-          <w:p>
-            <w:pPr>
-              <w:spacing w:before="40" w:after="40" w:line="312" w:lineRule="auto"/>
-              <w:jc w:val="center"/>
-            </w:pPr>
-            <w:r/>
-            <w:r>
-              <w:rPr>
-                <w:rFonts w:ascii="Arial" w:hAnsi="Arial" w:eastAsia="黑体"/>
-                <w:b/>
-                <w:color w:val="FFFFFF"/>
-                <w:sz w:val="19"/>
-              </w:rPr>
-              <w:t>本场景出场人物、空间动作调度与核心台词交锋实录</w:t>
-            </w:r>
-          </w:p>
-        </w:tc>
-      </w:tr>
-      <w:tr>
-        <w:trPr>
-          <w:cantSplit/>
-        </w:trPr>
-        <w:tc>
-          <w:tcPr>
-            <w:tcW w:type="dxa" w:w="3096"/>
-            <w:vAlign w:val="center"/>
-            <w:tcMar>
-              <w:top w:w="105" w:type="dxa"/>
-              <w:bottom w:w="105" w:type="dxa"/>
-              <w:left w:w="145" w:type="dxa"/>
-              <w:right w:w="145" w:type="dxa"/>
-            </w:tcMar>
-          </w:tcPr>
-          <w:p>
-            <w:pPr>
-              <w:spacing w:before="40" w:after="40" w:line="341" w:lineRule="auto"/>
-              <w:jc w:val="left"/>
-            </w:pPr>
-            <w:r/>
-            <w:r>
-              <w:rPr>
-                <w:rFonts w:ascii="Times New Roman" w:hAnsi="Times New Roman" w:eastAsia="宋体"/>
-                <w:b/>
-                <w:color w:val="191919"/>
-                <w:sz w:val="19"/>
-              </w:rPr>
-              <w:t>EP01</w:t>
-              <w:br/>
-              <w:t>1-11　外　2033雪街与2008长林八中·黑色铁围栏（时空交叠） — 日</w:t>
-            </w:r>
-          </w:p>
-        </w:tc>
-        <w:tc>
-          <w:tcPr>
-            <w:tcW w:type="dxa" w:w="7272"/>
-            <w:vAlign w:val="center"/>
-            <w:tcMar>
-              <w:top w:w="105" w:type="dxa"/>
-              <w:bottom w:w="105" w:type="dxa"/>
-              <w:left w:w="145" w:type="dxa"/>
-              <w:right w:w="145" w:type="dxa"/>
-            </w:tcMar>
-          </w:tcPr>
-          <w:p>
-            <w:pPr>
-              <w:spacing w:before="40" w:after="40" w:line="341" w:lineRule="auto"/>
-              <w:jc w:val="left"/>
-            </w:pPr>
-            <w:r/>
-            <w:r>
-              <w:rPr>
-                <w:rFonts w:ascii="Times New Roman" w:hAnsi="Times New Roman" w:eastAsia="宋体"/>
-                <w:b w:val="0"/>
-                <w:color w:val="191919"/>
-                <w:sz w:val="19"/>
-              </w:rPr>
-              <w:t>【出场人物】成年赵左右、赵左右、罗爱文</w:t>
-              <w:br/>
-              <w:t>【空间动作与场面调度】成年赵左右独自站在黑色铁艺围栏外，低头凝视着手中的名片。 铁围栏内侧的空间在冬日阳光下悄然发生奇异的折叠与置换。2008年校园的喧闹声穿透岁月呼啸而来，两个身穿深蓝校服的16岁少年正拎着麻辣烫在围栏内侧的雪地上追逐奔跑。 围栏外，仍穿着2033年黑色夹克与灰围巾的成年赵左右隔着密集的黑色铁栏，静静注视着围栏内那个生龙活虎的16岁自己。刺眼的冬日逆光洒在他的眉眼间，他的瞳孔深处燃起孤注一掷的火焰。 耀眼的纯白强光骤然从成年赵左右的瞳孔深处爆开，瞬间吞没了整个画面，又在下一秒无痕消融于2008年长林八中白雪皑皑的操场看台旁。 切至：</w:t>
-              <w:br/>
-              <w:t>【本场核心台词交锋】成年赵左右：“你说得对。两三万，解决不了我的问题。” ／ 赵左右：“快点，爱文！太慢了，你干嘛呢？” ／ 罗爱文：“左右，等等我！” ／ 成年赵左右：“二三十万。两三百万。都不如我自己——来左右一次人生。”</w:t>
-            </w:r>
-          </w:p>
-        </w:tc>
-      </w:tr>
-      <w:tr>
-        <w:trPr>
-          <w:cantSplit/>
-        </w:trPr>
-        <w:tc>
-          <w:tcPr>
-            <w:tcW w:type="dxa" w:w="3096"/>
-            <w:vAlign w:val="center"/>
-            <w:tcMar>
-              <w:top w:w="105" w:type="dxa"/>
-              <w:bottom w:w="105" w:type="dxa"/>
-              <w:left w:w="145" w:type="dxa"/>
-              <w:right w:w="145" w:type="dxa"/>
-            </w:tcMar>
-            <w:shd w:fill="F7FAFC"/>
-          </w:tcPr>
-          <w:p>
-            <w:pPr>
-              <w:spacing w:before="40" w:after="40" w:line="341" w:lineRule="auto"/>
-              <w:jc w:val="left"/>
-            </w:pPr>
-            <w:r/>
-            <w:r>
-              <w:rPr>
-                <w:rFonts w:ascii="Times New Roman" w:hAnsi="Times New Roman" w:eastAsia="宋体"/>
-                <w:b/>
-                <w:color w:val="191919"/>
-                <w:sz w:val="19"/>
-              </w:rPr>
-              <w:t>EP01</w:t>
-              <w:br/>
-              <w:t>1-12　外　长林八中·操场看台楼梯与黑色铁围栏 — 日</w:t>
-            </w:r>
-          </w:p>
-        </w:tc>
-        <w:tc>
-          <w:tcPr>
-            <w:tcW w:type="dxa" w:w="7272"/>
-            <w:vAlign w:val="center"/>
-            <w:tcMar>
-              <w:top w:w="105" w:type="dxa"/>
-              <w:bottom w:w="105" w:type="dxa"/>
-              <w:left w:w="145" w:type="dxa"/>
-              <w:right w:w="145" w:type="dxa"/>
-            </w:tcMar>
-            <w:shd w:fill="F7FAFC"/>
-          </w:tcPr>
-          <w:p>
-            <w:pPr>
-              <w:spacing w:before="40" w:after="40" w:line="341" w:lineRule="auto"/>
-              <w:jc w:val="left"/>
-            </w:pPr>
-            <w:r/>
-            <w:r>
-              <w:rPr>
-                <w:rFonts w:ascii="Times New Roman" w:hAnsi="Times New Roman" w:eastAsia="宋体"/>
-                <w:b w:val="0"/>
-                <w:color w:val="191919"/>
-                <w:sz w:val="19"/>
-              </w:rPr>
-              <w:t>【出场人物】赵左右、罗爱文、戴主任、荀未来、围观学生</w:t>
-              <w:br/>
-              <w:t>【空间动作与场面调度】2008年深冬，长林市第八中学操场看台侧面。16岁的少年赵左右身穿袖侧带有两条鲜红条纹的米白色厚款连帽羽绒服、内搭八中深藏蓝运动校服，正躲在朱红色铁扶手的水泥折梯转角处，小心翼翼地将一袋刚从围栏外买来的红油麻辣烫递给身旁穿棕褐色羊羔毛翻领棉服的死党罗爱文。 罗爱文迫不及待地接过透明塑料袋，挑起一筷子沾满麻酱与红油的麻辣烫塞进嘴里，幸福得直眯眼。赵左右靠在台阶栏杆旁笑着看他吃。 罗爱文嚼着麻辣烫，目光无意间越过赵左右的肩膀，定格在几米外的黑色铁围栏外。 赵左右闻言一起扭头看去。只见黑色铁围栏外的人行道上，41岁的荀未来（苟未来）正安静地站在雪地里望着他们——他外穿一件红褐色连帽厚夹克，拉链半敞，里面赫然套着一件长林八中的深蓝配白条纹校服。 罗爱文拍了拍胸脯，顶着一头蓬松的爆炸头眉飞色舞。 罗爱文从怀里掏出一本花花绿绿的《心惊肉跳》杂志哗啦啦翻开，指着上面的一幅插图给赵左右看。 话音未落，上方看台水泥楼梯的高处平台突然传来一声冷冽威严的女声。 赵左右和罗爱文吓得魂飞魄散，手里的麻辣烫差点飞出……</w:t>
-              <w:br/>
-              <w:t>【本场核心台词交锋】赵左右：“拿稳，别撒了啊。来，爱文你先尝尝。” ／ 罗爱文：“哦了。” ／ 罗爱文：“咱毕业了，就再也没有围栏挡着咱了。到时候啥也不用偷着吃。太带劲了。就冲这一口麻辣烫，以后不管你啥忙，我肯定帮你。” ／ 赵左右：“咱俩那还用说。吃。” ／ 罗爱文：“左右。外面怎么一个中年大叔在看咱们？”</w:t>
-            </w:r>
-          </w:p>
-        </w:tc>
-      </w:tr>
-      <w:tr>
-        <w:trPr>
-          <w:cantSplit/>
-        </w:trPr>
-        <w:tc>
-          <w:tcPr>
-            <w:tcW w:type="dxa" w:w="3096"/>
-            <w:vAlign w:val="center"/>
-            <w:tcMar>
-              <w:top w:w="105" w:type="dxa"/>
-              <w:bottom w:w="105" w:type="dxa"/>
-              <w:left w:w="145" w:type="dxa"/>
-              <w:right w:w="145" w:type="dxa"/>
-            </w:tcMar>
-          </w:tcPr>
-          <w:p>
-            <w:pPr>
-              <w:spacing w:before="40" w:after="40" w:line="341" w:lineRule="auto"/>
-              <w:jc w:val="left"/>
-            </w:pPr>
-            <w:r/>
-            <w:r>
-              <w:rPr>
-                <w:rFonts w:ascii="Times New Roman" w:hAnsi="Times New Roman" w:eastAsia="宋体"/>
-                <w:b/>
-                <w:color w:val="191919"/>
-                <w:sz w:val="19"/>
-              </w:rPr>
-              <w:t>EP01</w:t>
-              <w:br/>
-              <w:t>1-13　内　长林八中·教导主任办公室及门外走廊 — 日</w:t>
-            </w:r>
-          </w:p>
-        </w:tc>
-        <w:tc>
-          <w:tcPr>
-            <w:tcW w:type="dxa" w:w="7272"/>
-            <w:vAlign w:val="center"/>
-            <w:tcMar>
-              <w:top w:w="105" w:type="dxa"/>
-              <w:bottom w:w="105" w:type="dxa"/>
-              <w:left w:w="145" w:type="dxa"/>
-              <w:right w:w="145" w:type="dxa"/>
-            </w:tcMar>
-          </w:tcPr>
-          <w:p>
-            <w:pPr>
-              <w:spacing w:before="40" w:after="40" w:line="341" w:lineRule="auto"/>
-              <w:jc w:val="left"/>
-            </w:pPr>
-            <w:r/>
-            <w:r>
-              <w:rPr>
-                <w:rFonts w:ascii="Times New Roman" w:hAnsi="Times New Roman" w:eastAsia="宋体"/>
-                <w:b w:val="0"/>
-                <w:color w:val="191919"/>
-                <w:sz w:val="19"/>
-              </w:rPr>
-              <w:t>【出场人物】偷看男生甲、偷看男生乙、赵左右、荀未来、戴主任</w:t>
-              <w:br/>
-              <w:t>【空间动作与场面调度】教导主任办公室门外，赵左右、罗爱文和几个男生正把脑袋叠罗汉似的挤在门缝与走廊玻璃窗边，屏住呼吸往里偷看。 偷看男生甲神色微动，看着对方继续说道。 办公室内，宽大的办公桌上堆满了期末试卷。荀未来站在办公桌前，早已收起了刚才在看台上的锋芒，用一副历经社会毒打的中年人语重心长的语气，对着坐在桌后的戴主任侃侃而谈。 戴主任原本紧绷严肃的脸庞在荀未来这番直击灵魂的体己话里一点点软化下来，眼圈真的微微泛红。荀未来朝她微微颔首，转身从容地推门走出了办公室。 办公室里只剩下戴主任一人。她拿起桌面上那张刚刚登记的身份证——上面印着姓名「苟未来」与「1988年1月21日」的出生日期。戴主任端详着身份证上的照片，实在没忍住，噗嗤一声笑了出来。 切至：</w:t>
-              <w:br/>
-              <w:t>【本场核心台词交锋】偷看男生甲：“看戴老师。眼睛红了。” ／ 偷看男生乙：“是吗？红了，红了，红了。” ／ 赵左右：“天哪。是不是要哭了？” ／ 偷看男生甲：“哭了，哭了，哭了。” ／ 荀未来：“我……戴主任，我知道你有你的压力和KPI——关键绩效指标。谁没上过班啊，都能理解。其实我……我懂。您离开学生时代已经太远了，记不清当时都在想一些什么。但是总想着，年轻的时候如果再努力一点就好了。所以现在您才逼我们这么学习，怕以后我们会后悔。要是他们也像你这样想就好了。戴主任，三千字的检讨，我主动认领。我只希望您对自己好一点，别伤了身体，别太操心。”</w:t>
-            </w:r>
-          </w:p>
-        </w:tc>
-      </w:tr>
-      <w:tr>
-        <w:trPr>
-          <w:cantSplit/>
-        </w:trPr>
-        <w:tc>
-          <w:tcPr>
-            <w:tcW w:type="dxa" w:w="3096"/>
-            <w:vAlign w:val="center"/>
-            <w:tcMar>
-              <w:top w:w="105" w:type="dxa"/>
-              <w:bottom w:w="105" w:type="dxa"/>
-              <w:left w:w="145" w:type="dxa"/>
-              <w:right w:w="145" w:type="dxa"/>
-            </w:tcMar>
-            <w:shd w:fill="F7FAFC"/>
-          </w:tcPr>
-          <w:p>
-            <w:pPr>
-              <w:spacing w:before="40" w:after="40" w:line="341" w:lineRule="auto"/>
-              <w:jc w:val="left"/>
-            </w:pPr>
-            <w:r/>
-            <w:r>
-              <w:rPr>
-                <w:rFonts w:ascii="Times New Roman" w:hAnsi="Times New Roman" w:eastAsia="宋体"/>
-                <w:b/>
-                <w:color w:val="191919"/>
-                <w:sz w:val="19"/>
-              </w:rPr>
-              <w:t>EP01</w:t>
-              <w:br/>
-              <w:t>1-14　内　长林八中·教学楼走廊 — 日</w:t>
-            </w:r>
-          </w:p>
-        </w:tc>
-        <w:tc>
-          <w:tcPr>
-            <w:tcW w:type="dxa" w:w="7272"/>
-            <w:vAlign w:val="center"/>
-            <w:tcMar>
-              <w:top w:w="105" w:type="dxa"/>
-              <w:bottom w:w="105" w:type="dxa"/>
-              <w:left w:w="145" w:type="dxa"/>
-              <w:right w:w="145" w:type="dxa"/>
-            </w:tcMar>
-            <w:shd w:fill="F7FAFC"/>
-          </w:tcPr>
-          <w:p>
-            <w:pPr>
-              <w:spacing w:before="40" w:after="40" w:line="341" w:lineRule="auto"/>
-              <w:jc w:val="left"/>
-            </w:pPr>
-            <w:r/>
-            <w:r>
-              <w:rPr>
-                <w:rFonts w:ascii="Times New Roman" w:hAnsi="Times New Roman" w:eastAsia="宋体"/>
-                <w:b w:val="0"/>
-                <w:color w:val="191919"/>
-                <w:sz w:val="19"/>
-              </w:rPr>
-              <w:t>【出场人物】走廊男生甲、走廊男生乙、走廊女生、赵左右、荀未来、罗爱文</w:t>
-              <w:br/>
-              <w:t>【空间动作与场面调度】单侧采光的长直内走廊里光线明亮，荀未来双手插兜独自往前走，沿途经过的男女学生纷纷像看传奇人物一样回头行注目礼，窃窃私语声此起彼伏。 这时，赵左右和罗爱文从走廊两侧一左一右快步贴了上来，把荀未来夹在中间。赵左右满脸崇拜地双手抱拳作揖。 荀未来斜睨了一眼又习惯性替人揽活的16岁自己，伸手按住他的肩膀，转头把任务派给了旁边的罗爱文。 说完，荀未来带着赵左右大步流星地继续往前走，把罗爱文一个人晾在了原地。罗爱文先是气鼓鼓地鼓起腮帮子抱怨，可不到半秒又双手捧脸娇羞地笑出了声，冲着两人的背影奋力挥手。 切至：</w:t>
-              <w:br/>
-              <w:t>【本场核心台词交锋】走廊男生甲：“听说那人好像是叫苟未来。” ／ 走廊男生乙：“连戴娟都被他骂哭了。我还听说咱们学校那贴吧，都已经开始给他盖高楼了。” ／ 走廊女生：“不过没关系。人气第一的还是我们漫漫。” ／ 赵左右：“英雄！敢问英雄尊姓大名？” ／ 荀未来：“苟未来。”</w:t>
-            </w:r>
-          </w:p>
-        </w:tc>
-      </w:tr>
-      <w:tr>
-        <w:trPr>
-          <w:cantSplit/>
-        </w:trPr>
-        <w:tc>
-          <w:tcPr>
-            <w:tcW w:type="dxa" w:w="3096"/>
-            <w:vAlign w:val="center"/>
-            <w:tcMar>
-              <w:top w:w="105" w:type="dxa"/>
-              <w:bottom w:w="105" w:type="dxa"/>
-              <w:left w:w="145" w:type="dxa"/>
-              <w:right w:w="145" w:type="dxa"/>
-            </w:tcMar>
-          </w:tcPr>
-          <w:p>
-            <w:pPr>
-              <w:spacing w:before="40" w:after="40" w:line="341" w:lineRule="auto"/>
-              <w:jc w:val="left"/>
-            </w:pPr>
-            <w:r/>
-            <w:r>
-              <w:rPr>
-                <w:rFonts w:ascii="Times New Roman" w:hAnsi="Times New Roman" w:eastAsia="宋体"/>
-                <w:b/>
-                <w:color w:val="191919"/>
-                <w:sz w:val="19"/>
-              </w:rPr>
-              <w:t>EP01</w:t>
-              <w:br/>
-              <w:t>1-15　内　长林八中·高一二班教室 — 日</w:t>
-            </w:r>
-          </w:p>
-        </w:tc>
-        <w:tc>
-          <w:tcPr>
-            <w:tcW w:type="dxa" w:w="7272"/>
-            <w:vAlign w:val="center"/>
-            <w:tcMar>
-              <w:top w:w="105" w:type="dxa"/>
-              <w:bottom w:w="105" w:type="dxa"/>
-              <w:left w:w="145" w:type="dxa"/>
-              <w:right w:w="145" w:type="dxa"/>
-            </w:tcMar>
-          </w:tcPr>
-          <w:p>
-            <w:pPr>
-              <w:spacing w:before="40" w:after="40" w:line="341" w:lineRule="auto"/>
-              <w:jc w:val="left"/>
-            </w:pPr>
-            <w:r/>
-            <w:r>
-              <w:rPr>
-                <w:rFonts w:ascii="Times New Roman" w:hAnsi="Times New Roman" w:eastAsia="宋体"/>
-                <w:b w:val="0"/>
-                <w:color w:val="191919"/>
-                <w:sz w:val="19"/>
-              </w:rPr>
-              <w:t>【出场人物】戴主任、荀未来、赵左右、众学生</w:t>
-              <w:br/>
-              <w:t>【空间动作与场面调度】高一二班教室内，黑板上方挂着圆形石英钟与红底黄字校训横幅「持志用力 渐进精思」。一名值日生正在黑板前擦掉残留的粉笔画，全班学生忙着把课桌上的复习资料收进后排备品柜里，腾出期末考场。 荀未来走进教室，沿着过道缓缓走到教室最后排的图书角书架前，随手抽出一本课外书翻看。当他从书页上方抬起眼眸时，目光忽然定格在斜前方座位上的那个少年身上——16岁的陈明身穿深蓝校服，正安安静静地低头演算习题，外面的喧嚣与他毫无关系。 荀未来的脑海中瞬间闪过2033年墓园里那块写着「陈明 先生 1990—2033」的冰冷电子墓碑。他的眼眶微微一热，喉间不由自主地轻轻溢出一声呼唤。 陈明沉浸在题海里没有听见。走过来的赵左右以为新大哥觉得陈明太高冷，连忙凑上来打圆场。 荀未来深吸一口气，收敛起翻涌的思绪，跟着赵左右在座位上坐下。讲台上，戴主任拍了拍黑板擦，开始训话。 赵左右闻言赶紧低下头装模作样地翻开练习册刷题。荀未来在旁边瞧见了，压低声音凑过去敲了敲他的桌子。 赵左右惊讶地转头看他，讲台上的戴主任果然紧接着宣布了这桩……</w:t>
-              <w:br/>
-              <w:t>【本场核心台词交锋】戴主任：“大家都抓紧时间。整理一下桌子和书架，东西都放到备品柜里。” ／ 荀未来：“陈明。” ／ 赵左右：“别介意啊。陈明对谁都这样。” ／ 戴主任：“看看你们一个个的，什么时候能向陈明多学习学习。甭说平时了，连考试之前都不知道复习复习，像什么样子。” ／ 荀未来：“别再刷题了。抓紧一切时间休息。你们班主任回去生孩子去了。”</w:t>
-            </w:r>
-          </w:p>
-        </w:tc>
-      </w:tr>
-      <w:tr>
-        <w:trPr>
-          <w:cantSplit/>
-        </w:trPr>
-        <w:tc>
-          <w:tcPr>
-            <w:tcW w:type="dxa" w:w="3096"/>
-            <w:vAlign w:val="center"/>
-            <w:tcMar>
-              <w:top w:w="105" w:type="dxa"/>
-              <w:bottom w:w="105" w:type="dxa"/>
-              <w:left w:w="145" w:type="dxa"/>
-              <w:right w:w="145" w:type="dxa"/>
-            </w:tcMar>
-            <w:shd w:fill="F7FAFC"/>
-          </w:tcPr>
-          <w:p>
-            <w:pPr>
-              <w:spacing w:before="40" w:after="40" w:line="341" w:lineRule="auto"/>
-              <w:jc w:val="left"/>
-            </w:pPr>
-            <w:r/>
-            <w:r>
-              <w:rPr>
-                <w:rFonts w:ascii="Times New Roman" w:hAnsi="Times New Roman" w:eastAsia="宋体"/>
-                <w:b/>
-                <w:color w:val="191919"/>
-                <w:sz w:val="19"/>
-              </w:rPr>
-              <w:t>EP01</w:t>
-              <w:br/>
-              <w:t>1-16　内　长林八中·数学期末考场 — 日</w:t>
-            </w:r>
-          </w:p>
-        </w:tc>
-        <w:tc>
-          <w:tcPr>
-            <w:tcW w:type="dxa" w:w="7272"/>
-            <w:vAlign w:val="center"/>
-            <w:tcMar>
-              <w:top w:w="105" w:type="dxa"/>
-              <w:bottom w:w="105" w:type="dxa"/>
-              <w:left w:w="145" w:type="dxa"/>
-              <w:right w:w="145" w:type="dxa"/>
-            </w:tcMar>
-            <w:shd w:fill="F7FAFC"/>
-          </w:tcPr>
-          <w:p>
-            <w:pPr>
-              <w:spacing w:before="40" w:after="40" w:line="341" w:lineRule="auto"/>
-              <w:jc w:val="left"/>
-            </w:pPr>
-            <w:r/>
-            <w:r>
-              <w:rPr>
-                <w:rFonts w:ascii="Times New Roman" w:hAnsi="Times New Roman" w:eastAsia="宋体"/>
-                <w:b w:val="0"/>
-                <w:color w:val="191919"/>
-                <w:sz w:val="19"/>
-              </w:rPr>
-              <w:t>【出场人物】荀未来、邻座男生、赵左右、戴主任、举手男生</w:t>
-              <w:br/>
-              <w:t>【空间动作与场面调度】单人单列拉开的数学期末考场内气氛肃杀。荀未来坐在考位上，刚拿到发下来的数学试卷，便满脸堆笑地朝着斜前方的邻座男生双手合十小声商量。 荀未来讨了个没趣，只得转回身低头看向试卷上的立体几何与函数大题，原本自信满满的表情在三秒钟内彻底凝固，眉头拧成了疙瘩。 就在荀未来对着数学卷子抓耳挠腮之际，考场另一侧的赵左右一直在焦躁地左顾右盼，望着斜前方一个空荡荡的座位出神。片刻后，赵左右突然高高举起了手。 赵左右起身一溜烟跑出了考场。荀未来盯着他神色慌张的背影，心里升起不祥的预感。 荀未来再也坐不住了，紧跟着高高举起手。 荀未来连忙起身追出考场。他刚走，后排又有一名男生举起了手，戴主任顿时火冒三丈地一拍讲台。 切至：</w:t>
-              <w:br/>
-              <w:t>【本场核心台词交锋】荀未来：“一会儿卷子放外面点。拜托拜托。” ／ 邻座男生：“为啥？你敢在期末考试当天转来，必定不是凡人。” ／ 荀未来：“好歹是研究生学历，搞定高中数学，总应该绰绰有余吧。我不重要，重要的是——我在看啥呢？” ／ 赵左右：“老师，我想上厕所。” ／ 戴主任：“你看着点时间啊。考试时间可是你自己的。抓紧去。”</w:t>
-            </w:r>
-          </w:p>
-        </w:tc>
-      </w:tr>
-      <w:tr>
-        <w:trPr>
-          <w:cantSplit/>
-        </w:trPr>
-        <w:tc>
-          <w:tcPr>
-            <w:tcW w:type="dxa" w:w="3096"/>
-            <w:vAlign w:val="center"/>
-            <w:tcMar>
-              <w:top w:w="105" w:type="dxa"/>
-              <w:bottom w:w="105" w:type="dxa"/>
-              <w:left w:w="145" w:type="dxa"/>
-              <w:right w:w="145" w:type="dxa"/>
-            </w:tcMar>
-          </w:tcPr>
-          <w:p>
-            <w:pPr>
-              <w:spacing w:before="40" w:after="40" w:line="341" w:lineRule="auto"/>
-              <w:jc w:val="left"/>
-            </w:pPr>
-            <w:r/>
-            <w:r>
-              <w:rPr>
-                <w:rFonts w:ascii="Times New Roman" w:hAnsi="Times New Roman" w:eastAsia="宋体"/>
-                <w:b/>
-                <w:color w:val="191919"/>
-                <w:sz w:val="19"/>
-              </w:rPr>
-              <w:t>EP01</w:t>
-              <w:br/>
-              <w:t>1-17　内　长林八中·教学楼走廊 — 日</w:t>
-            </w:r>
-          </w:p>
-        </w:tc>
-        <w:tc>
-          <w:tcPr>
-            <w:tcW w:type="dxa" w:w="7272"/>
-            <w:vAlign w:val="center"/>
-            <w:tcMar>
-              <w:top w:w="105" w:type="dxa"/>
-              <w:bottom w:w="105" w:type="dxa"/>
-              <w:left w:w="145" w:type="dxa"/>
-              <w:right w:w="145" w:type="dxa"/>
-            </w:tcMar>
-          </w:tcPr>
-          <w:p>
-            <w:pPr>
-              <w:spacing w:before="40" w:after="40" w:line="341" w:lineRule="auto"/>
-              <w:jc w:val="left"/>
-            </w:pPr>
-            <w:r/>
-            <w:r>
-              <w:rPr>
-                <w:rFonts w:ascii="Times New Roman" w:hAnsi="Times New Roman" w:eastAsia="宋体"/>
-                <w:b w:val="0"/>
-                <w:color w:val="191919"/>
-                <w:sz w:val="19"/>
-              </w:rPr>
-              <w:t>【出场人物】荀未来、赵左右</w:t>
-              <w:br/>
-              <w:t>【空间动作与场面调度】空旷安静的走廊里，荀未来三步并作两步追上正在到处张望的赵左右，一把叫住他。 赵左右猛地刹住脚步转过身，满脸焦急。 听到「王一漫」三个字，荀未来的瞳孔骤然一缩，脑海中闪过那个清冷明艳的少女面庞。他没有半句废话，脸色瞬间比赵左右还要凝重。 切至：</w:t>
-              <w:br/>
-              <w:t>【本场核心台词交锋】荀未来：“赵左右！” ／ 赵左右：“你不是说你来上厕所的吗？我早上还看到她了，但她没来考试，不会出什么事了吧？” ／ 荀未来：“谁呀？” ／ 赵左右：“王一漫。” ／ 赵左右：“你知道是谁吗？”</w:t>
-            </w:r>
-          </w:p>
-        </w:tc>
-      </w:tr>
-      <w:tr>
-        <w:trPr>
-          <w:cantSplit/>
-        </w:trPr>
-        <w:tc>
-          <w:tcPr>
-            <w:tcW w:type="dxa" w:w="3096"/>
-            <w:vAlign w:val="center"/>
-            <w:tcMar>
-              <w:top w:w="105" w:type="dxa"/>
-              <w:bottom w:w="105" w:type="dxa"/>
-              <w:left w:w="145" w:type="dxa"/>
-              <w:right w:w="145" w:type="dxa"/>
-            </w:tcMar>
-            <w:shd w:fill="F7FAFC"/>
-          </w:tcPr>
-          <w:p>
-            <w:pPr>
-              <w:spacing w:before="40" w:after="40" w:line="341" w:lineRule="auto"/>
-              <w:jc w:val="left"/>
-            </w:pPr>
-            <w:r/>
-            <w:r>
-              <w:rPr>
-                <w:rFonts w:ascii="Times New Roman" w:hAnsi="Times New Roman" w:eastAsia="宋体"/>
-                <w:b/>
-                <w:color w:val="191919"/>
-                <w:sz w:val="19"/>
-              </w:rPr>
-              <w:t>EP01</w:t>
-              <w:br/>
-              <w:t>1-18　外　长林八中·教学楼外雪地 — 日</w:t>
-            </w:r>
-          </w:p>
-        </w:tc>
-        <w:tc>
-          <w:tcPr>
-            <w:tcW w:type="dxa" w:w="7272"/>
-            <w:vAlign w:val="center"/>
-            <w:tcMar>
-              <w:top w:w="105" w:type="dxa"/>
-              <w:bottom w:w="105" w:type="dxa"/>
-              <w:left w:w="145" w:type="dxa"/>
-              <w:right w:w="145" w:type="dxa"/>
-            </w:tcMar>
-            <w:shd w:fill="F7FAFC"/>
-          </w:tcPr>
-          <w:p>
-            <w:pPr>
-              <w:spacing w:before="40" w:after="40" w:line="341" w:lineRule="auto"/>
-              <w:jc w:val="left"/>
-            </w:pPr>
-            <w:r/>
-            <w:r>
-              <w:rPr>
-                <w:rFonts w:ascii="Times New Roman" w:hAnsi="Times New Roman" w:eastAsia="宋体"/>
-                <w:b w:val="0"/>
-                <w:color w:val="191919"/>
-                <w:sz w:val="19"/>
-              </w:rPr>
-              <w:t>【出场人物】荀未来</w:t>
-              <w:br/>
-              <w:t>【空间动作与场面调度】荀未来与赵左右从红砖教学楼正门一口气冲下台阶，在白雪覆盖的校园岔路口停下，荀未来当机立断地一挥手。 两人一左一右朝着校园不同方向狂奔而去。 切至：</w:t>
-              <w:br/>
-              <w:t>【本场核心台词交锋】荀未来：“左右！咱俩分开找。快去！”</w:t>
-            </w:r>
-          </w:p>
-        </w:tc>
-      </w:tr>
-      <w:tr>
-        <w:trPr>
-          <w:cantSplit/>
-        </w:trPr>
-        <w:tc>
-          <w:tcPr>
-            <w:tcW w:type="dxa" w:w="3096"/>
-            <w:vAlign w:val="center"/>
-            <w:tcMar>
-              <w:top w:w="105" w:type="dxa"/>
-              <w:bottom w:w="105" w:type="dxa"/>
-              <w:left w:w="145" w:type="dxa"/>
-              <w:right w:w="145" w:type="dxa"/>
-            </w:tcMar>
-          </w:tcPr>
-          <w:p>
-            <w:pPr>
-              <w:spacing w:before="40" w:after="40" w:line="341" w:lineRule="auto"/>
-              <w:jc w:val="left"/>
-            </w:pPr>
-            <w:r/>
-            <w:r>
-              <w:rPr>
-                <w:rFonts w:ascii="Times New Roman" w:hAnsi="Times New Roman" w:eastAsia="宋体"/>
-                <w:b/>
-                <w:color w:val="191919"/>
-                <w:sz w:val="19"/>
-              </w:rPr>
-              <w:t>EP01</w:t>
-              <w:br/>
-              <w:t>1-19　内　长林八中·女卫生间门外走廊 — 日</w:t>
-            </w:r>
-          </w:p>
-        </w:tc>
-        <w:tc>
-          <w:tcPr>
-            <w:tcW w:type="dxa" w:w="7272"/>
-            <w:vAlign w:val="center"/>
-            <w:tcMar>
-              <w:top w:w="105" w:type="dxa"/>
-              <w:bottom w:w="105" w:type="dxa"/>
-              <w:left w:w="145" w:type="dxa"/>
-              <w:right w:w="145" w:type="dxa"/>
-            </w:tcMar>
-          </w:tcPr>
-          <w:p>
-            <w:pPr>
-              <w:spacing w:before="40" w:after="40" w:line="341" w:lineRule="auto"/>
-              <w:jc w:val="left"/>
-            </w:pPr>
-            <w:r/>
-            <w:r>
-              <w:rPr>
-                <w:rFonts w:ascii="Times New Roman" w:hAnsi="Times New Roman" w:eastAsia="宋体"/>
-                <w:b w:val="0"/>
-                <w:color w:val="191919"/>
-                <w:sz w:val="19"/>
-              </w:rPr>
-              <w:t>【出场人物】赵左右、荀未来</w:t>
-              <w:br/>
-              <w:t>【空间动作与场面调度】找遍全校的荀未来与赵左右在教学楼一层尽头的女卫生间转角处重新汇合。两人喘着粗气，目光同时落向那扇嵌着磨砂玻璃条的女卫生间木门。 16岁的赵左右碍于男女大防，转身就跑去喊女老师。41岁的荀未来站在女卫生间门口，先是试探着朝门内喊了一声。 门内死一般寂静，无人应答。救人心切的荀未来不再顾忌，一把推开女卫生间木门冲了进去。 片刻之后，当赵左右气喘吁吁地折返回走廊转角时，只见荀未来已经双臂横抱着脸色苍白、双目紧闭的王一漫大步冲出了女卫生间。赵左右看得目瞪口呆，嘴巴微张发出「呃」的一声。荀未来根本没空解释，急声喝问。 切至：</w:t>
-              <w:br/>
-              <w:t>【本场核心台词交锋】赵左右：“就剩这一个地方了。我去找戴主任。” ／ 荀未来：“有人吗？” ／ 荀未来：“呃你个头啊。医务室在哪？”</w:t>
-            </w:r>
-          </w:p>
-        </w:tc>
-      </w:tr>
-      <w:tr>
-        <w:trPr>
-          <w:cantSplit/>
-        </w:trPr>
-        <w:tc>
-          <w:tcPr>
-            <w:tcW w:type="dxa" w:w="3096"/>
-            <w:vAlign w:val="center"/>
-            <w:tcMar>
-              <w:top w:w="105" w:type="dxa"/>
-              <w:bottom w:w="105" w:type="dxa"/>
-              <w:left w:w="145" w:type="dxa"/>
-              <w:right w:w="145" w:type="dxa"/>
-            </w:tcMar>
-            <w:shd w:fill="F7FAFC"/>
-          </w:tcPr>
-          <w:p>
-            <w:pPr>
-              <w:spacing w:before="40" w:after="40" w:line="341" w:lineRule="auto"/>
-              <w:jc w:val="left"/>
-            </w:pPr>
-            <w:r/>
-            <w:r>
-              <w:rPr>
-                <w:rFonts w:ascii="Times New Roman" w:hAnsi="Times New Roman" w:eastAsia="宋体"/>
-                <w:b/>
-                <w:color w:val="191919"/>
-                <w:sz w:val="19"/>
-              </w:rPr>
-              <w:t>EP01</w:t>
-              <w:br/>
-              <w:t>1-20　内　长林八中·学校卫生室 — 日</w:t>
-            </w:r>
-          </w:p>
-        </w:tc>
-        <w:tc>
-          <w:tcPr>
-            <w:tcW w:type="dxa" w:w="7272"/>
-            <w:vAlign w:val="center"/>
-            <w:tcMar>
-              <w:top w:w="105" w:type="dxa"/>
-              <w:bottom w:w="105" w:type="dxa"/>
-              <w:left w:w="145" w:type="dxa"/>
-              <w:right w:w="145" w:type="dxa"/>
-            </w:tcMar>
-            <w:shd w:fill="F7FAFC"/>
-          </w:tcPr>
-          <w:p>
-            <w:pPr>
-              <w:spacing w:before="40" w:after="40" w:line="341" w:lineRule="auto"/>
-              <w:jc w:val="left"/>
-            </w:pPr>
-            <w:r/>
-            <w:r>
-              <w:rPr>
-                <w:rFonts w:ascii="Times New Roman" w:hAnsi="Times New Roman" w:eastAsia="宋体"/>
-                <w:b w:val="0"/>
-                <w:color w:val="191919"/>
-                <w:sz w:val="19"/>
-              </w:rPr>
-              <w:t>【出场人物】赵左右、校医</w:t>
-              <w:br/>
-              <w:t>【空间动作与场面调度】学校卫生室里亮着高色温的冷白日光灯。身穿深蓝校服、内搭白色高领毛衣的王一漫静静躺在右侧靠墙的蓝白条纹铁架病床上，手背上刚拔掉葡萄糖针头。赵左右一脸担忧地守在病床边，校医坐在左侧办公桌后填写记录。 赵左右重新转过头望着病床上眉头微蹙、面色苍白的王一漫，小声嘀咕了一句。 站在病床尾侧的荀未来听见这句话，望着王一漫清冷的侧脸，目光微微一滞。 切至：</w:t>
-              <w:br/>
-              <w:t>【本场核心台词交锋】赵左右：“老师，她真的只是低血糖吗？怎么那么久了还没醒啊？” ／ 校医：“已经给她打过葡萄糖了。没那么快醒过来，等一会儿。” ／ 赵左右：“她是为了减肥才这样的么？”</w:t>
-            </w:r>
-          </w:p>
-        </w:tc>
-      </w:tr>
-      <w:tr>
-        <w:trPr>
-          <w:cantSplit/>
-        </w:trPr>
-        <w:tc>
-          <w:tcPr>
-            <w:tcW w:type="dxa" w:w="3096"/>
-            <w:vAlign w:val="center"/>
-            <w:tcMar>
-              <w:top w:w="105" w:type="dxa"/>
-              <w:bottom w:w="105" w:type="dxa"/>
-              <w:left w:w="145" w:type="dxa"/>
-              <w:right w:w="145" w:type="dxa"/>
-            </w:tcMar>
-          </w:tcPr>
-          <w:p>
-            <w:pPr>
-              <w:spacing w:before="40" w:after="40" w:line="341" w:lineRule="auto"/>
-              <w:jc w:val="left"/>
-            </w:pPr>
-            <w:r/>
-            <w:r>
-              <w:rPr>
-                <w:rFonts w:ascii="Times New Roman" w:hAnsi="Times New Roman" w:eastAsia="宋体"/>
-                <w:b/>
-                <w:color w:val="191919"/>
-                <w:sz w:val="19"/>
-              </w:rPr>
-              <w:t>EP01</w:t>
-              <w:br/>
-              <w:t>1-23　内　长林八中·数学补考教室 — 日</w:t>
-            </w:r>
-          </w:p>
-        </w:tc>
-        <w:tc>
-          <w:tcPr>
-            <w:tcW w:type="dxa" w:w="7272"/>
-            <w:vAlign w:val="center"/>
-            <w:tcMar>
-              <w:top w:w="105" w:type="dxa"/>
-              <w:bottom w:w="105" w:type="dxa"/>
-              <w:left w:w="145" w:type="dxa"/>
-              <w:right w:w="145" w:type="dxa"/>
-            </w:tcMar>
-          </w:tcPr>
-          <w:p>
-            <w:pPr>
-              <w:spacing w:before="40" w:after="40" w:line="341" w:lineRule="auto"/>
-              <w:jc w:val="left"/>
-            </w:pPr>
-            <w:r/>
-            <w:r>
-              <w:rPr>
-                <w:rFonts w:ascii="Times New Roman" w:hAnsi="Times New Roman" w:eastAsia="宋体"/>
-                <w:b w:val="0"/>
-                <w:color w:val="191919"/>
-                <w:sz w:val="19"/>
-              </w:rPr>
-              <w:t>【出场人物】戴主任、王一漫、荀未来、监考老师</w:t>
-              <w:br/>
-              <w:t>【空间动作与场面调度】明亮的补考教室内，赵左右、荀未来与恢复精神的王一漫分坐三列单人考位。戴主任站在讲台前交代补考事宜。 试卷发下，荀未来正准备提笔，坐在他右侧相邻列的王一漫忽然轻轻唤了他一声，探身将一支红色水笔递到他的桌角。 荀未来转头接过那支带着少女善意的红笔，唇角微扬。 墙上的挂钟分针走动。距离补考结束还有一个小时，荀未来已经潇洒地收起笔，拿起试卷起身走到讲台前递给监考老师。 荀未来双手插兜，在赵左右与王一漫惊讶的目光中推门走出了考场。 切至：</w:t>
-              <w:br/>
-              <w:t>【本场核心台词交锋】戴主任：“鉴于你两个离开考场，是为了帮助一漫同学——给你们安排一次补考。跟上进度，下午还和大家一起考语文。” ／ 王一漫：“苟未来。加油。” ／ 荀未来：“小场面。谢谢啊。” ／ 监考老师：“还有一个小时呢，不检查检查？” ／ 荀未来：“用不着。”</w:t>
-            </w:r>
-          </w:p>
-        </w:tc>
-      </w:tr>
-      <w:tr>
-        <w:trPr>
-          <w:cantSplit/>
-        </w:trPr>
-        <w:tc>
-          <w:tcPr>
-            <w:tcW w:type="dxa" w:w="3096"/>
-            <w:vAlign w:val="center"/>
-            <w:tcMar>
-              <w:top w:w="105" w:type="dxa"/>
-              <w:bottom w:w="105" w:type="dxa"/>
-              <w:left w:w="145" w:type="dxa"/>
-              <w:right w:w="145" w:type="dxa"/>
-            </w:tcMar>
-            <w:shd w:fill="F7FAFC"/>
-          </w:tcPr>
-          <w:p>
-            <w:pPr>
-              <w:spacing w:before="40" w:after="40" w:line="341" w:lineRule="auto"/>
-              <w:jc w:val="left"/>
-            </w:pPr>
-            <w:r/>
-            <w:r>
-              <w:rPr>
-                <w:rFonts w:ascii="Times New Roman" w:hAnsi="Times New Roman" w:eastAsia="宋体"/>
-                <w:b/>
-                <w:color w:val="191919"/>
-                <w:sz w:val="19"/>
-              </w:rPr>
-              <w:t>EP01</w:t>
-              <w:br/>
-              <w:t>1-24　内　长林八中·教学楼走廊 — 日</w:t>
-            </w:r>
-          </w:p>
-        </w:tc>
-        <w:tc>
-          <w:tcPr>
-            <w:tcW w:type="dxa" w:w="7272"/>
-            <w:vAlign w:val="center"/>
-            <w:tcMar>
-              <w:top w:w="105" w:type="dxa"/>
-              <w:bottom w:w="105" w:type="dxa"/>
-              <w:left w:w="145" w:type="dxa"/>
-              <w:right w:w="145" w:type="dxa"/>
-            </w:tcMar>
-            <w:shd w:fill="F7FAFC"/>
-          </w:tcPr>
-          <w:p>
-            <w:pPr>
-              <w:spacing w:before="40" w:after="40" w:line="341" w:lineRule="auto"/>
-              <w:jc w:val="left"/>
-            </w:pPr>
-            <w:r/>
-            <w:r>
-              <w:rPr>
-                <w:rFonts w:ascii="Times New Roman" w:hAnsi="Times New Roman" w:eastAsia="宋体"/>
-                <w:b w:val="0"/>
-                <w:color w:val="191919"/>
-                <w:sz w:val="19"/>
-              </w:rPr>
-              <w:t>【出场人物】低年级男生甲、低年级男生乙、赵左右、王一漫</w:t>
-              <w:br/>
-              <w:t>【空间动作与场面调度】走廊里，几名低年级男生正站在考场外对着荀未来远去的背影惊叹议论。 走廊另一端，考完试的赵左右正小心翼翼地与王一漫并肩往高一二班教室走去。 王一漫轻轻咬了咬下唇，目光望向一旁。 听到「文科」两个字，赵左右的眼睛刷地一下亮了起来，脚步都轻快了三分。 两人一前一后走进高一二班教室。 切至：</w:t>
-              <w:br/>
-              <w:t>【本场核心台词交锋】低年级男生甲：“听说了吗？十班新来那转校生，打破交卷速度记录了。” ／ 低年级男生乙：“他比陈明和王一漫还强啊？” ／ 赵左右：“怎么样？感觉好点了吗？” ／ 王一漫：“好多了。谢谢。” ／ 赵左右：“等会儿分文理，你准备选哪呀？”</w:t>
-            </w:r>
-          </w:p>
-        </w:tc>
-      </w:tr>
-      <w:tr>
-        <w:trPr>
-          <w:cantSplit/>
-        </w:trPr>
-        <w:tc>
-          <w:tcPr>
-            <w:tcW w:type="dxa" w:w="3096"/>
-            <w:vAlign w:val="center"/>
-            <w:tcMar>
-              <w:top w:w="105" w:type="dxa"/>
-              <w:bottom w:w="105" w:type="dxa"/>
-              <w:left w:w="145" w:type="dxa"/>
-              <w:right w:w="145" w:type="dxa"/>
-            </w:tcMar>
-          </w:tcPr>
-          <w:p>
-            <w:pPr>
-              <w:spacing w:before="40" w:after="40" w:line="341" w:lineRule="auto"/>
-              <w:jc w:val="left"/>
-            </w:pPr>
-            <w:r/>
-            <w:r>
-              <w:rPr>
-                <w:rFonts w:ascii="Times New Roman" w:hAnsi="Times New Roman" w:eastAsia="宋体"/>
-                <w:b/>
-                <w:color w:val="191919"/>
-                <w:sz w:val="19"/>
-              </w:rPr>
-              <w:t>EP01</w:t>
-              <w:br/>
-              <w:t>1-25　内　长林八中·高一二班教室 — 日</w:t>
-            </w:r>
-          </w:p>
-        </w:tc>
-        <w:tc>
-          <w:tcPr>
-            <w:tcW w:type="dxa" w:w="7272"/>
-            <w:vAlign w:val="center"/>
-            <w:tcMar>
-              <w:top w:w="105" w:type="dxa"/>
-              <w:bottom w:w="105" w:type="dxa"/>
-              <w:left w:w="145" w:type="dxa"/>
-              <w:right w:w="145" w:type="dxa"/>
-            </w:tcMar>
-          </w:tcPr>
-          <w:p>
-            <w:pPr>
-              <w:spacing w:before="40" w:after="40" w:line="341" w:lineRule="auto"/>
-              <w:jc w:val="left"/>
-            </w:pPr>
-            <w:r/>
-            <w:r>
-              <w:rPr>
-                <w:rFonts w:ascii="Times New Roman" w:hAnsi="Times New Roman" w:eastAsia="宋体"/>
-                <w:b w:val="0"/>
-                <w:color w:val="191919"/>
-                <w:sz w:val="19"/>
-              </w:rPr>
-              <w:t>【出场人物】班干部、荀未来、赵左右、罗爱文、王一漫</w:t>
-              <w:br/>
-              <w:t>【空间动作与场面调度】高一二班教室内，班干部正站在讲台前将一叠《长林市第八中学文理分科意向表》分发给每一列同学。 教室中后排的四角座位区，赵左右低头看着发到桌上的分科意向表。坐在旁边的荀未来原本想开口问陈明，目光却立刻锁定了16岁的自己，身体前倾紧紧盯着赵左右。 赵左右一脸莫名其妙地看着他没有吭声。荀未来转头看向旁边埋头整理笔记的陈明，又看向另一侧的罗爱文。 罗爱文瞬间像被击中了天灵盖，满眼崇拜地握紧拳头。 三言两语搞定罗爱文后，荀未来再次转回身，步步紧逼地看向赵左右。 赵左右往前凑了半步，目光认真地盯着对方。 荀未来的脑海中闪过刚才补考考场上王一漫递来红笔的柔和画面。而被当众戳破暗恋心事的16岁赵左右耳根瞬间红透，嘴硬地一把合上文具盒站起身。 赵左右叫上陈明往教室外走去。座位上只剩下罗爱文一个人咬着笔杆，对着三千字检讨书苦苦揣摩大哥的文风。 切至：</w:t>
-              <w:br/>
-              <w:t>【本场核心台词交锋】班干部：“班主任特意让我转告大家，这个文理分科是一辈子的大事，一定要慎重。这个填好之后，先去征求老师的意见——然后再拿回家给各自的父母签字。” ／ 荀未来：“陈明，你打算——” ／ 赵左右：“你盯着我干吗？” ／ 荀未来：“你有梦想吗？你是马丁·路德·金吗？人生一步错，步步错。相信我，赵左右，选文。” ／ 荀未来：“陈明，你肯定选理科，对吧？爱文，你呢？”</w:t>
-            </w:r>
-          </w:p>
-        </w:tc>
-      </w:tr>
-      <w:tr>
-        <w:trPr>
-          <w:cantSplit/>
-        </w:trPr>
-        <w:tc>
-          <w:tcPr>
-            <w:tcW w:type="dxa" w:w="3096"/>
-            <w:vAlign w:val="center"/>
-            <w:tcMar>
-              <w:top w:w="105" w:type="dxa"/>
-              <w:bottom w:w="105" w:type="dxa"/>
-              <w:left w:w="145" w:type="dxa"/>
-              <w:right w:w="145" w:type="dxa"/>
-            </w:tcMar>
-            <w:shd w:fill="F7FAFC"/>
-          </w:tcPr>
-          <w:p>
-            <w:pPr>
-              <w:spacing w:before="40" w:after="40" w:line="341" w:lineRule="auto"/>
-              <w:jc w:val="left"/>
-            </w:pPr>
-            <w:r/>
-            <w:r>
-              <w:rPr>
-                <w:rFonts w:ascii="Times New Roman" w:hAnsi="Times New Roman" w:eastAsia="宋体"/>
-                <w:b/>
-                <w:color w:val="191919"/>
-                <w:sz w:val="19"/>
-              </w:rPr>
-              <w:t>EP01</w:t>
-              <w:br/>
-              <w:t>1-26　内　长林八中·学校食堂 — 日</w:t>
-            </w:r>
-          </w:p>
-        </w:tc>
-        <w:tc>
-          <w:tcPr>
-            <w:tcW w:type="dxa" w:w="7272"/>
-            <w:vAlign w:val="center"/>
-            <w:tcMar>
-              <w:top w:w="105" w:type="dxa"/>
-              <w:bottom w:w="105" w:type="dxa"/>
-              <w:left w:w="145" w:type="dxa"/>
-              <w:right w:w="145" w:type="dxa"/>
-            </w:tcMar>
-            <w:shd w:fill="F7FAFC"/>
-          </w:tcPr>
-          <w:p>
-            <w:pPr>
-              <w:spacing w:before="40" w:after="40" w:line="341" w:lineRule="auto"/>
-              <w:jc w:val="left"/>
-            </w:pPr>
-            <w:r/>
-            <w:r>
-              <w:rPr>
-                <w:rFonts w:ascii="Times New Roman" w:hAnsi="Times New Roman" w:eastAsia="宋体"/>
-                <w:b w:val="0"/>
-                <w:color w:val="191919"/>
-                <w:sz w:val="19"/>
-              </w:rPr>
-              <w:t>【出场人物】戴主任、食堂工作人员、荀未来、低年级男生、赵左右、同桌男生甲、同桌男生乙</w:t>
-              <w:br/>
-              <w:t>【空间动作与场面调度】中午的学校食堂人声鼎沸，不锈钢打饭窗口前却排起了长龙，队伍停滞不前。窗口隔断玻璃下方的白色刷卡消费机屏幕黑着，戴主任正站在窗口旁焦急地同食堂工作人员交涉。 就在双方僵持不下时，荀未来从围观的学生人群里漫步走出，挽起袖口走到故障的刷卡机前。 在戴主任、食堂员工与一众学生好奇的围观下，做过二十年程序员的荀未来熟练地检查线路接口、敲击终端按键重启调试。不过片刻工夫，只听「滴」的一声轻响，刷卡机屏幕重新亮起绿灯。排在第一位的低年级男生刷卡成功，惊喜地道谢。 荀未来拍了拍手，转头看向戴主任，语气老练得像个甲方技术总监。 周围的学生们哄然叫好鼓掌，戴主任既好气又好笑地瞪了他一眼。 食堂后区的连体快餐桌旁，赵左右正端着餐盘大口吃饭。同桌的一名男生匆匆扒完两口饭便端起盘子起身。 赵左右握着筷子的手顿了顿，转头望向空荡荡的食堂门口，心里泛起一丝牵挂。 切至：</w:t>
-              <w:br/>
-              <w:t>【本场核心台词交锋】戴主任：“这怎么回事啊？这外包团队就是不行，这刷卡机刚修好，没一周又坏了。今天先记账吧。怎么？这么大学校，还能跑了你的饭费？” ／ 食堂工作人员：“那不行，我们这有规定的，必须一日一结的。” ／ 荀未来：“给我五分钟。” ／ 低年级男生：“谢谢啊。” ／ 荀未来：“只要不再乱搞的话，应该不会出现什么问题。只是这个外包团队，应该换了吧。你说呢，老戴？”</w:t>
-            </w:r>
-          </w:p>
-        </w:tc>
-      </w:tr>
-      <w:tr>
-        <w:trPr>
-          <w:cantSplit/>
-        </w:trPr>
-        <w:tc>
-          <w:tcPr>
-            <w:tcW w:type="dxa" w:w="3096"/>
-            <w:vAlign w:val="center"/>
-            <w:tcMar>
-              <w:top w:w="105" w:type="dxa"/>
-              <w:bottom w:w="105" w:type="dxa"/>
-              <w:left w:w="145" w:type="dxa"/>
-              <w:right w:w="145" w:type="dxa"/>
-            </w:tcMar>
-          </w:tcPr>
-          <w:p>
-            <w:pPr>
-              <w:spacing w:before="40" w:after="40" w:line="341" w:lineRule="auto"/>
-              <w:jc w:val="left"/>
-            </w:pPr>
-            <w:r/>
-            <w:r>
-              <w:rPr>
-                <w:rFonts w:ascii="Times New Roman" w:hAnsi="Times New Roman" w:eastAsia="宋体"/>
-                <w:b/>
-                <w:color w:val="191919"/>
-                <w:sz w:val="19"/>
-              </w:rPr>
-              <w:t>EP01</w:t>
-              <w:br/>
-              <w:t>1-27　外　长林八中·校园步道与教学楼前 — 日</w:t>
-            </w:r>
-          </w:p>
-        </w:tc>
-        <w:tc>
-          <w:tcPr>
-            <w:tcW w:type="dxa" w:w="7272"/>
-            <w:vAlign w:val="center"/>
-            <w:tcMar>
-              <w:top w:w="105" w:type="dxa"/>
-              <w:bottom w:w="105" w:type="dxa"/>
-              <w:left w:w="145" w:type="dxa"/>
-              <w:right w:w="145" w:type="dxa"/>
-            </w:tcMar>
-          </w:tcPr>
-          <w:p>
-            <w:pPr>
-              <w:spacing w:before="40" w:after="40" w:line="341" w:lineRule="auto"/>
-              <w:jc w:val="left"/>
-            </w:pPr>
-            <w:r/>
-            <w:r>
-              <w:rPr>
-                <w:rFonts w:ascii="Times New Roman" w:hAnsi="Times New Roman" w:eastAsia="宋体"/>
-                <w:b w:val="0"/>
-                <w:color w:val="191919"/>
-                <w:sz w:val="19"/>
-              </w:rPr>
-              <w:t>【出场人物】男生甲、男生乙、女生甲、女生乙</w:t>
-              <w:br/>
-              <w:t>【空间动作与场面调度】下午语文期末考试结束，三三两两的学生背着书包从教学楼里走出来，一路唉声叹气地议论着考题。 女生乙神色微动，看着对方继续说道。 成群的学生从红砖教学楼正门宽阔的水泥大台阶下走过。下午斜射的冬日阳光将大台阶一分为二，荀未来独自一人弯着腰，蜷坐在左侧红砖方柱投下的冷暗阴影里。 切至：</w:t>
-              <w:br/>
-              <w:t>【本场核心台词交锋】男生甲：“今天上午数学最后一道大题，你们算出来是多少没有？” ／ 男生乙：“太难了，我都没写到最后一题。” ／ 女生甲：“这次语文也好难。” ／ 女生乙：“我作文都没写完。这次不知道咋回事，都很难。”</w:t>
-            </w:r>
-          </w:p>
-        </w:tc>
-      </w:tr>
-      <w:tr>
-        <w:trPr>
-          <w:cantSplit/>
-        </w:trPr>
-        <w:tc>
-          <w:tcPr>
-            <w:tcW w:type="dxa" w:w="3096"/>
-            <w:vAlign w:val="center"/>
-            <w:tcMar>
-              <w:top w:w="105" w:type="dxa"/>
-              <w:bottom w:w="105" w:type="dxa"/>
-              <w:left w:w="145" w:type="dxa"/>
-              <w:right w:w="145" w:type="dxa"/>
-            </w:tcMar>
-            <w:shd w:fill="F7FAFC"/>
-          </w:tcPr>
-          <w:p>
-            <w:pPr>
-              <w:spacing w:before="40" w:after="40" w:line="341" w:lineRule="auto"/>
-              <w:jc w:val="left"/>
-            </w:pPr>
-            <w:r/>
-            <w:r>
-              <w:rPr>
-                <w:rFonts w:ascii="Times New Roman" w:hAnsi="Times New Roman" w:eastAsia="宋体"/>
-                <w:b/>
-                <w:color w:val="191919"/>
-                <w:sz w:val="19"/>
-              </w:rPr>
-              <w:t>EP01</w:t>
-              <w:br/>
-              <w:t>1-28　外　长林八中·红砖教学楼正门大台阶 — 日</w:t>
-            </w:r>
-          </w:p>
-        </w:tc>
-        <w:tc>
-          <w:tcPr>
-            <w:tcW w:type="dxa" w:w="7272"/>
-            <w:vAlign w:val="center"/>
-            <w:tcMar>
-              <w:top w:w="105" w:type="dxa"/>
-              <w:bottom w:w="105" w:type="dxa"/>
-              <w:left w:w="145" w:type="dxa"/>
-              <w:right w:w="145" w:type="dxa"/>
-            </w:tcMar>
-            <w:shd w:fill="F7FAFC"/>
-          </w:tcPr>
-          <w:p>
-            <w:pPr>
-              <w:spacing w:before="40" w:after="40" w:line="341" w:lineRule="auto"/>
-              <w:jc w:val="left"/>
-            </w:pPr>
-            <w:r/>
-            <w:r>
-              <w:rPr>
-                <w:rFonts w:ascii="Times New Roman" w:hAnsi="Times New Roman" w:eastAsia="宋体"/>
-                <w:b w:val="0"/>
-                <w:color w:val="191919"/>
-                <w:sz w:val="19"/>
-              </w:rPr>
-              <w:t>【出场人物】赵左右、荀未来、罗爱文、陈明</w:t>
-              <w:br/>
-              <w:t>【空间动作与场面调度】荀未来低着头坐在冰冷的花岗岩台阶阴影里，手抵着隐隐作痛的胃部，肩背紧绷。身穿米白红条纹羽绒服的赵左右背着书包从阳光下走上台阶，停在他的侧前方。 荀未来挑了挑眉，嘴角勾起一抹意味深长的苦笑。 荀未来终于缓缓抬起头，用审视的目光看向眼前这个满脸真诚的16岁自己。 少年清亮坦荡的眼神让荀未来怔了一下。他低下头自嘲地轻笑一声，随即撑着膝盖慢慢站起身，走到赵左右面前与他平视，语气骤然变得急切而功利。 听到「钱才是你唯一的兄弟」，赵左右原本关切温和的脸色瞬间冷了下来，眉头紧蹙地盯着荀未来。 荀未来没有理会少年的愤怒，目光越过他的肩膀望向台阶下方。 赵左右顺着他的视线回头。只见身穿棕褐毛领外套的罗爱文和身穿羽绒背心的陈明正一前一后走上台阶。两人没有先理会赵左右，而是径直走到荀未来面前。 就在这时，身穿米白色长款连帽呢大衣的王一漫背着书包，安静地从台阶下方的雪地小径横向走过。赵左右的目光不由自主地追随着王一漫远去的身影。荀未来将16岁自己的失落与迷茫尽收眼底，冷酷地补上一刀。 赵左右缓缓收回视线，死死盯……</w:t>
-              <w:br/>
-              <w:t>【本场核心台词交锋】赵左右：“放学不回家，搁这干嘛呢？你中午没来吃饭，是胃不舒服吗？” ／ 荀未来：“不关你的事。” ／ 赵左右：“我就是好奇，你到底为什么转校？” ／ 荀未来：“老地方待不下去了。” ／ 赵左右：“连陈明都找你问问题，成绩会差到哪儿去。我不会和别人说的。”</w:t>
-            </w:r>
-          </w:p>
-        </w:tc>
-      </w:tr>
-      <w:tr>
-        <w:trPr>
-          <w:cantSplit/>
-        </w:trPr>
-        <w:tc>
-          <w:tcPr>
-            <w:tcW w:type="dxa" w:w="3096"/>
-            <w:vAlign w:val="center"/>
-            <w:tcMar>
-              <w:top w:w="105" w:type="dxa"/>
-              <w:bottom w:w="105" w:type="dxa"/>
-              <w:left w:w="145" w:type="dxa"/>
-              <w:right w:w="145" w:type="dxa"/>
-            </w:tcMar>
-          </w:tcPr>
-          <w:p>
-            <w:pPr>
-              <w:spacing w:before="40" w:after="40" w:line="341" w:lineRule="auto"/>
-              <w:jc w:val="left"/>
-            </w:pPr>
-            <w:r/>
-            <w:r>
-              <w:rPr>
-                <w:rFonts w:ascii="Times New Roman" w:hAnsi="Times New Roman" w:eastAsia="宋体"/>
-                <w:b/>
-                <w:color w:val="191919"/>
-                <w:sz w:val="19"/>
-              </w:rPr>
-              <w:t>EP01</w:t>
-              <w:br/>
-              <w:t>1-38　内/外　2008冬夜多空间群像（漫画屋房间·罗爱文家·办公室·赵家主卧·家属院） — 夜/晨</w:t>
-            </w:r>
-          </w:p>
-        </w:tc>
-        <w:tc>
-          <w:tcPr>
-            <w:tcW w:type="dxa" w:w="7272"/>
-            <w:vAlign w:val="center"/>
-            <w:tcMar>
-              <w:top w:w="105" w:type="dxa"/>
-              <w:bottom w:w="105" w:type="dxa"/>
-              <w:left w:w="145" w:type="dxa"/>
-              <w:right w:w="145" w:type="dxa"/>
-            </w:tcMar>
-          </w:tcPr>
-          <w:p>
-            <w:pPr>
-              <w:spacing w:before="40" w:after="40" w:line="341" w:lineRule="auto"/>
-              <w:jc w:val="left"/>
-            </w:pPr>
-            <w:r/>
-            <w:r>
-              <w:rPr>
-                <w:rFonts w:ascii="Times New Roman" w:hAnsi="Times New Roman" w:eastAsia="宋体"/>
-                <w:b w:val="0"/>
-                <w:color w:val="191919"/>
-                <w:sz w:val="19"/>
-              </w:rPr>
-              <w:t>【出场人物】荀未来、赵东来＆刘美奕、戴主任、赵东来、刘美奕</w:t>
-              <w:br/>
-              <w:t>【空间动作与场面调度】开始音乐蒙太奇： 漫画屋狭小的房间里，荀未来摩挲着身份证，在心底向16岁的自己低声告解。 赵家生日餐桌前，父母笑着祝福儿子，少年赵左右开心地向爸妈道谢。 漫画屋洗手间镜子前，荀未来看着镜中41岁的自己，身后衣架上挂着那件蓝白相间的长林八中校服；欧式豪宅餐厅里，身穿黑白条纹毛衣的罗爱文正陪着家人吃饭。 荀未来回到小木桌前，在暖黄的台灯下翻开书本静静独处。 学校办公室里，深夜未归的戴主任在台灯下翻开白天从赵左右手里没收的那本《心惊肉跳》杂志，一张写着「To: 王一漫」的粉色信纸从书页间滑落出来。戴主任拿起信纸看了看，严厉的眉眼间漾开一抹温和怀念的笑意。 万籁俱寂的深夜，赵家主卧室里没有开灯，清冷的雪夜月光透过窗帘洒在红白格纹厚棉被上。赵东来与刘美奕并排躺在被窝里，赵东来望着天花板，轻声说出了白天买下一整袋冻土豆的真正原因。 身旁的刘美奕怔了一下，心头瞬间软作一团，侧过脸温柔地嗔怪了一句。 天色渐亮，清晨的第一缕微光洒在家属院楼下的三个雪人身上。一只戴着深色手套的苍老大手伸入画面，轻轻将一顶红……</w:t>
-              <w:br/>
-              <w:t>【本场核心台词交锋】荀未来：“小赵，原谅我。我知道学纸媒，你可能真的会穷二十五年。但我只能顾着先改善自己当下的生活。我们是一个人，这样……不算自私吧。” ／ 赵东来＆刘美奕：“心想事成。” ／ 荀未来：“来到2008年，像一次毫无准备的长途旅行。这里有我熟悉的人——却唯独没那么熟悉自己。” ／ 荀未来：“第一夜，思绪乱飞。改命，我怎么敢的？我从来都不敢。所以我必须敢。” ／ 戴主任：“怪不得早上一直护着这破杂志，不肯让我没收。青春，真好。”</w:t>
-            </w:r>
-          </w:p>
-        </w:tc>
-      </w:tr>
-      <w:tr>
-        <w:trPr>
-          <w:cantSplit/>
-        </w:trPr>
-        <w:tc>
-          <w:tcPr>
-            <w:tcW w:type="dxa" w:w="3096"/>
-            <w:vAlign w:val="center"/>
-            <w:tcMar>
-              <w:top w:w="105" w:type="dxa"/>
-              <w:bottom w:w="105" w:type="dxa"/>
-              <w:left w:w="145" w:type="dxa"/>
-              <w:right w:w="145" w:type="dxa"/>
-            </w:tcMar>
-            <w:shd w:fill="F7FAFC"/>
-          </w:tcPr>
-          <w:p>
-            <w:pPr>
-              <w:spacing w:before="40" w:after="40" w:line="341" w:lineRule="auto"/>
-              <w:jc w:val="left"/>
-            </w:pPr>
-            <w:r/>
-            <w:r>
-              <w:rPr>
-                <w:rFonts w:ascii="Times New Roman" w:hAnsi="Times New Roman" w:eastAsia="宋体"/>
-                <w:b/>
-                <w:color w:val="191919"/>
-                <w:sz w:val="19"/>
-              </w:rPr>
-              <w:t>EP01</w:t>
-              <w:br/>
-              <w:t>1-39　外　长林八中·黑色铁围栏边 — 日</w:t>
-            </w:r>
-          </w:p>
-        </w:tc>
-        <w:tc>
-          <w:tcPr>
-            <w:tcW w:type="dxa" w:w="7272"/>
-            <w:vAlign w:val="center"/>
-            <w:tcMar>
-              <w:top w:w="105" w:type="dxa"/>
-              <w:bottom w:w="105" w:type="dxa"/>
-              <w:left w:w="145" w:type="dxa"/>
-              <w:right w:w="145" w:type="dxa"/>
-            </w:tcMar>
-            <w:shd w:fill="F7FAFC"/>
-          </w:tcPr>
-          <w:p>
-            <w:pPr>
-              <w:spacing w:before="40" w:after="40" w:line="341" w:lineRule="auto"/>
-              <w:jc w:val="left"/>
-            </w:pPr>
-            <w:r/>
-            <w:r>
-              <w:rPr>
-                <w:rFonts w:ascii="Times New Roman" w:hAnsi="Times New Roman" w:eastAsia="宋体"/>
-                <w:b w:val="0"/>
-                <w:color w:val="191919"/>
-                <w:sz w:val="19"/>
-              </w:rPr>
-              <w:t>【出场人物】荀未来、赵左右</w:t>
-              <w:br/>
-              <w:t>【空间动作与场面调度】清晨的校园铁围栏旁，身穿米白红条纹羽绒服的赵左右正拎着一袋热乎乎的早点站在栏杆内侧张望。身穿红褐连帽外套配校服的荀未来从步道另一侧走过来。 切至：</w:t>
-              <w:br/>
-              <w:t>【本场核心台词交锋】荀未来：“你那哥们今天没来啊？” ／ 赵左右：“你说罗爱文啊？他被戴主任按在办公室里复习呢，我给他带点。”</w:t>
-            </w:r>
-          </w:p>
-        </w:tc>
-      </w:tr>
-      <w:tr>
-        <w:trPr>
-          <w:cantSplit/>
-        </w:trPr>
-        <w:tc>
-          <w:tcPr>
-            <w:tcW w:type="dxa" w:w="3096"/>
-            <w:vAlign w:val="center"/>
-            <w:tcMar>
-              <w:top w:w="105" w:type="dxa"/>
-              <w:bottom w:w="105" w:type="dxa"/>
-              <w:left w:w="145" w:type="dxa"/>
-              <w:right w:w="145" w:type="dxa"/>
-            </w:tcMar>
-          </w:tcPr>
-          <w:p>
-            <w:pPr>
-              <w:spacing w:before="40" w:after="40" w:line="341" w:lineRule="auto"/>
-              <w:jc w:val="left"/>
-            </w:pPr>
-            <w:r/>
-            <w:r>
-              <w:rPr>
-                <w:rFonts w:ascii="Times New Roman" w:hAnsi="Times New Roman" w:eastAsia="宋体"/>
-                <w:b/>
-                <w:color w:val="191919"/>
-                <w:sz w:val="19"/>
-              </w:rPr>
-              <w:t>EP01</w:t>
-              <w:br/>
-              <w:t>1-40　外　长林八中·校园步道 — 日</w:t>
-            </w:r>
-          </w:p>
-        </w:tc>
-        <w:tc>
-          <w:tcPr>
-            <w:tcW w:type="dxa" w:w="7272"/>
-            <w:vAlign w:val="center"/>
-            <w:tcMar>
-              <w:top w:w="105" w:type="dxa"/>
-              <w:bottom w:w="105" w:type="dxa"/>
-              <w:left w:w="145" w:type="dxa"/>
-              <w:right w:w="145" w:type="dxa"/>
-            </w:tcMar>
-          </w:tcPr>
-          <w:p>
-            <w:pPr>
-              <w:spacing w:before="40" w:after="40" w:line="341" w:lineRule="auto"/>
-              <w:jc w:val="left"/>
-            </w:pPr>
-            <w:r/>
-            <w:r>
-              <w:rPr>
-                <w:rFonts w:ascii="Times New Roman" w:hAnsi="Times New Roman" w:eastAsia="宋体"/>
-                <w:b w:val="0"/>
-                <w:color w:val="191919"/>
-                <w:sz w:val="19"/>
-              </w:rPr>
-              <w:t>【出场人物】赵左右、荀未来</w:t>
-              <w:br/>
-              <w:t>【空间动作与场面调度】荀未来走到赵左右身旁，两人很自然地并肩顺着覆雪的校园步道往教学楼方向走去。早已消了气的赵左右一边走，一边像个小大人似的操心起荀未来的胃。 两人一高一低、说说笑笑地并肩向教学楼深处走去。 切至：</w:t>
-              <w:br/>
-              <w:t>【本场核心台词交锋】赵左右：“想好了吗？准备选文吗？你胃好点了吗？你以后呀，也别吃口味这么重的东西了，对你的胃不好。我给罗爱文带的。” ／ 荀未来：“其实我还没想好选文还是选理。不过没事，反正后天中午才交表嘛。” ／ 赵左右：“才？你怎么一点时间观念都没有？什么叫才呀？”</w:t>
-            </w:r>
-          </w:p>
-        </w:tc>
-      </w:tr>
-      <w:tr>
-        <w:trPr>
-          <w:cantSplit/>
-        </w:trPr>
-        <w:tc>
-          <w:tcPr>
-            <w:tcW w:type="dxa" w:w="3096"/>
-            <w:vAlign w:val="center"/>
-            <w:tcMar>
-              <w:top w:w="105" w:type="dxa"/>
-              <w:bottom w:w="105" w:type="dxa"/>
-              <w:left w:w="145" w:type="dxa"/>
-              <w:right w:w="145" w:type="dxa"/>
-            </w:tcMar>
-            <w:shd w:fill="F7FAFC"/>
-          </w:tcPr>
-          <w:p>
-            <w:pPr>
-              <w:spacing w:before="40" w:after="40" w:line="341" w:lineRule="auto"/>
-              <w:jc w:val="left"/>
-            </w:pPr>
-            <w:r/>
-            <w:r>
-              <w:rPr>
-                <w:rFonts w:ascii="Times New Roman" w:hAnsi="Times New Roman" w:eastAsia="宋体"/>
-                <w:b/>
-                <w:color w:val="191919"/>
-                <w:sz w:val="19"/>
-              </w:rPr>
-              <w:t>EP01</w:t>
-              <w:br/>
-              <w:t>1-41　外　长林八中·黑色铁围栏外 — 日</w:t>
-            </w:r>
-          </w:p>
-        </w:tc>
-        <w:tc>
-          <w:tcPr>
-            <w:tcW w:type="dxa" w:w="7272"/>
-            <w:vAlign w:val="center"/>
-            <w:tcMar>
-              <w:top w:w="105" w:type="dxa"/>
-              <w:bottom w:w="105" w:type="dxa"/>
-              <w:left w:w="145" w:type="dxa"/>
-              <w:right w:w="145" w:type="dxa"/>
-            </w:tcMar>
-            <w:shd w:fill="F7FAFC"/>
-          </w:tcPr>
-          <w:p>
-            <w:pPr>
-              <w:spacing w:before="40" w:after="40" w:line="341" w:lineRule="auto"/>
-              <w:jc w:val="left"/>
-            </w:pPr>
-            <w:r/>
-            <w:r>
-              <w:rPr>
-                <w:rFonts w:ascii="Times New Roman" w:hAnsi="Times New Roman" w:eastAsia="宋体"/>
-                <w:b w:val="0"/>
-                <w:color w:val="191919"/>
-                <w:sz w:val="19"/>
-              </w:rPr>
-              <w:t>【出场人物】环境空镜/意象叙事</w:t>
-              <w:br/>
-              <w:t>【空间动作与场面调度】黑色铁围栏外的人行道上，一个头戴黑色窄檐呢礼帽、鼻梁上架着深色大框墨镜、身穿黑色长款厚毛呢大衣配酒红暗格纹围巾的神秘老人（赵了）正静静伫立在寒风中，隔着铁栏杆凝视着校内并肩远去的荀未来与赵左右。 神秘老人一言不发，缓缓抬起戴着黑手套的右手，举起一部老式黑色翻盖手机，透过铁围栏的缝隙，对准荀未来的背影按下了快门。 切至：</w:t>
-              <w:br/>
-              <w:t>【本场核心台词交锋】（纯视觉动作与环境声效调度）</w:t>
-            </w:r>
-          </w:p>
-        </w:tc>
-      </w:tr>
-      <w:tr>
-        <w:trPr>
-          <w:cantSplit/>
-        </w:trPr>
-        <w:tc>
-          <w:tcPr>
-            <w:tcW w:type="dxa" w:w="3096"/>
-            <w:vAlign w:val="center"/>
-            <w:tcMar>
-              <w:top w:w="105" w:type="dxa"/>
-              <w:bottom w:w="105" w:type="dxa"/>
-              <w:left w:w="145" w:type="dxa"/>
-              <w:right w:w="145" w:type="dxa"/>
-            </w:tcMar>
-          </w:tcPr>
-          <w:p>
-            <w:pPr>
-              <w:spacing w:before="40" w:after="40" w:line="341" w:lineRule="auto"/>
-              <w:jc w:val="left"/>
-            </w:pPr>
-            <w:r/>
-            <w:r>
-              <w:rPr>
-                <w:rFonts w:ascii="Times New Roman" w:hAnsi="Times New Roman" w:eastAsia="宋体"/>
-                <w:b/>
-                <w:color w:val="191919"/>
-                <w:sz w:val="19"/>
-              </w:rPr>
-              <w:t>EP02</w:t>
-              <w:br/>
-              <w:t>2-6　内　长林八中·高一十班教室 — 日</w:t>
-            </w:r>
-          </w:p>
-        </w:tc>
-        <w:tc>
-          <w:tcPr>
-            <w:tcW w:type="dxa" w:w="7272"/>
-            <w:vAlign w:val="center"/>
-            <w:tcMar>
-              <w:top w:w="105" w:type="dxa"/>
-              <w:bottom w:w="105" w:type="dxa"/>
-              <w:left w:w="145" w:type="dxa"/>
-              <w:right w:w="145" w:type="dxa"/>
-            </w:tcMar>
-          </w:tcPr>
-          <w:p>
-            <w:pPr>
-              <w:spacing w:before="40" w:after="40" w:line="341" w:lineRule="auto"/>
-              <w:jc w:val="left"/>
-            </w:pPr>
-            <w:r/>
-            <w:r>
-              <w:rPr>
-                <w:rFonts w:ascii="Times New Roman" w:hAnsi="Times New Roman" w:eastAsia="宋体"/>
-                <w:b w:val="0"/>
-                <w:color w:val="191919"/>
-                <w:sz w:val="19"/>
-              </w:rPr>
-              <w:t>【出场人物】罗爱文、陈明、同班同学、荀未来、赵左右</w:t>
-              <w:br/>
-              <w:t>【空间动作与场面调度】早读课前的高一十班教室。班长陈明双手费力地抱着一大摞练习册走进教室，戴眼镜的罗爱文连忙热心地迎上前接过一半。 陈明把作业本放在柜子上，拿起一叠《长林市第八中学文理分科意向表》走上讲台，分发给前排同学。 座位上的罗爱文看着空白的表格抓耳挠腮，转过身向后排的荀未来求救。 荀未来挑了挑眉，嘴角勾起一抹意味深长的苦笑。 就在这时，身穿米白色连帽羽绒服的16岁赵左右背着书包、打着哈欠无精打采地走进教室，在荀未来前排的座位坐下，趴倒在课桌上。 赵左右有气无力地从书包里掏出自己的《文理分科意向表》——上面“所选科类”一栏原本圈着“理科”。 荀未来眉心微动，随即瞥见赵左右书包里露出的杂志一角，立刻计上心头，凑上前循循善诱。 赵左右猛地转过头，一脸惊讶地看向荀未来。 赵左右不好意思地把书包往怀里拽了拽。 16岁的赵左右被夸得双目放光，胸膛不自觉地挺了起来。荀未来满意地拍了拍他的肩膀，悠然靠回椅背。 话音未落，荀未来脑海中骤然闪过黑底白字的身份证画面——他全身猛地像触电般剧烈抽搐了一下，扶着课桌站起身。前排……</w:t>
-              <w:br/>
-              <w:t>【本场核心台词交锋】罗爱文：“我来，我来，我来。” ／ 陈明：“你悠着点。” ／ 陈明：“文理分科意向表，大家抓紧时间传下来，中午之前我要交给老师写意见。” ／ 同班同学：“好吧。” ／ 罗爱文：“来不及了，借我抄一下。”</w:t>
-            </w:r>
-          </w:p>
-        </w:tc>
-      </w:tr>
-      <w:tr>
-        <w:trPr>
-          <w:cantSplit/>
-        </w:trPr>
-        <w:tc>
-          <w:tcPr>
-            <w:tcW w:type="dxa" w:w="3096"/>
-            <w:vAlign w:val="center"/>
-            <w:tcMar>
-              <w:top w:w="105" w:type="dxa"/>
-              <w:bottom w:w="105" w:type="dxa"/>
-              <w:left w:w="145" w:type="dxa"/>
-              <w:right w:w="145" w:type="dxa"/>
-            </w:tcMar>
-            <w:shd w:fill="F7FAFC"/>
-          </w:tcPr>
-          <w:p>
-            <w:pPr>
-              <w:spacing w:before="40" w:after="40" w:line="341" w:lineRule="auto"/>
-              <w:jc w:val="left"/>
-            </w:pPr>
-            <w:r/>
-            <w:r>
-              <w:rPr>
-                <w:rFonts w:ascii="Times New Roman" w:hAnsi="Times New Roman" w:eastAsia="宋体"/>
-                <w:b/>
-                <w:color w:val="191919"/>
-                <w:sz w:val="19"/>
-              </w:rPr>
-              <w:t>EP02</w:t>
-              <w:br/>
-              <w:t>2-8　外/内　长林八中·教学楼门厅与一楼走廊 — 日</w:t>
-            </w:r>
-          </w:p>
-        </w:tc>
-        <w:tc>
-          <w:tcPr>
-            <w:tcW w:type="dxa" w:w="7272"/>
-            <w:vAlign w:val="center"/>
-            <w:tcMar>
-              <w:top w:w="105" w:type="dxa"/>
-              <w:bottom w:w="105" w:type="dxa"/>
-              <w:left w:w="145" w:type="dxa"/>
-              <w:right w:w="145" w:type="dxa"/>
-            </w:tcMar>
-            <w:shd w:fill="F7FAFC"/>
-          </w:tcPr>
-          <w:p>
-            <w:pPr>
-              <w:spacing w:before="40" w:after="40" w:line="341" w:lineRule="auto"/>
-              <w:jc w:val="left"/>
-            </w:pPr>
-            <w:r/>
-            <w:r>
-              <w:rPr>
-                <w:rFonts w:ascii="Times New Roman" w:hAnsi="Times New Roman" w:eastAsia="宋体"/>
-                <w:b w:val="0"/>
-                <w:color w:val="191919"/>
-                <w:sz w:val="19"/>
-              </w:rPr>
-              <w:t>【出场人物】荀未来、赵左右</w:t>
-              <w:br/>
-              <w:t>【空间动作与场面调度】课间操结束，王一漫与女同学并肩说笑着走进教学楼大门，与迎面走来的赵左右、荀未来擦肩而过。赵左右目光痴痴地追随着王一漫的背影。 教学楼门厅的玻璃门后，赵左右与荀未来一左一右扒着门框探头张望。荀未来凑到赵左右耳边低声开口。 荀未来从校服口袋里掏出一支红色水笔，塞进赵左右手里。 赵左右捏着那支红笔，脸上乐开了花，双脚却像灌了铅似的站在原地不敢挪步。荀未来恨铁不成钢地推了他一把。 恰在此时，上课铃声响彻走廊。赵左右如蒙大赦，把笔往兜里一揣。 赵左右一溜烟跑回教室。镜头向走廊纵深处缓缓拉出——只见头戴黑色礼帽、架着一副圆框墨镜的66岁赵了正站在走廊阴影里，手里捧着一杯热豆浆咬着吸管，缓缓摘下墨镜，目光深邃地注视着门厅方向。 切至：</w:t>
-              <w:br/>
-              <w:t>【本场核心台词交锋】荀未来：“王一漫说很感谢你的麻辣烫啊，但是她最近在减肥呢，不能多吃，还让我们替她保守秘密。” ／ 赵左右：“真的？她后来真吃了？” ／ 荀未来：“当然！你记住啊，一旦有了共同的秘密，离更进一步就不远了。” ／ 荀未来：“你去，替我把笔还给她去！” ／ 荀未来：“去呀！你怎么跟个木头似的呀？去！”</w:t>
-            </w:r>
-          </w:p>
-        </w:tc>
-      </w:tr>
-      <w:tr>
-        <w:trPr>
-          <w:cantSplit/>
-        </w:trPr>
-        <w:tc>
-          <w:tcPr>
-            <w:tcW w:type="dxa" w:w="3096"/>
-            <w:vAlign w:val="center"/>
-            <w:tcMar>
-              <w:top w:w="105" w:type="dxa"/>
-              <w:bottom w:w="105" w:type="dxa"/>
-              <w:left w:w="145" w:type="dxa"/>
-              <w:right w:w="145" w:type="dxa"/>
-            </w:tcMar>
-          </w:tcPr>
-          <w:p>
-            <w:pPr>
-              <w:spacing w:before="40" w:after="40" w:line="341" w:lineRule="auto"/>
-              <w:jc w:val="left"/>
-            </w:pPr>
-            <w:r/>
-            <w:r>
-              <w:rPr>
-                <w:rFonts w:ascii="Times New Roman" w:hAnsi="Times New Roman" w:eastAsia="宋体"/>
-                <w:b/>
-                <w:color w:val="191919"/>
-                <w:sz w:val="19"/>
-              </w:rPr>
-              <w:t>EP02</w:t>
-              <w:br/>
-              <w:t>2-9　内　长林八中·学生食堂 — 日</w:t>
-            </w:r>
-          </w:p>
-        </w:tc>
-        <w:tc>
-          <w:tcPr>
-            <w:tcW w:type="dxa" w:w="7272"/>
-            <w:vAlign w:val="center"/>
-            <w:tcMar>
-              <w:top w:w="105" w:type="dxa"/>
-              <w:bottom w:w="105" w:type="dxa"/>
-              <w:left w:w="145" w:type="dxa"/>
-              <w:right w:w="145" w:type="dxa"/>
-            </w:tcMar>
-          </w:tcPr>
-          <w:p>
-            <w:pPr>
-              <w:spacing w:before="40" w:after="40" w:line="341" w:lineRule="auto"/>
-              <w:jc w:val="left"/>
-            </w:pPr>
-            <w:r/>
-            <w:r>
-              <w:rPr>
-                <w:rFonts w:ascii="Times New Roman" w:hAnsi="Times New Roman" w:eastAsia="宋体"/>
-                <w:b w:val="0"/>
-                <w:color w:val="191919"/>
-                <w:sz w:val="19"/>
-              </w:rPr>
-              <w:t>【出场人物】荀未来、董格求、管风钦、肖途、罗爱文</w:t>
-              <w:br/>
-              <w:t>【空间动作与场面调度】中午的学生食堂热闹非凡。荀未来坐在长条餐桌中央，四周里三层外三层围满了外班的男生女生——八班的董格求、三班的管风钦、二班的肖途等人正听得津津有味。 坐在对面的三班女生管风钦和二班男生肖途立刻举手抢问。 荀未来叹了口气，换了个姿势，目光复杂地看着对方。 荀未来神秘地压低声音，朝众人招了招手，顺势把光环全数引向16岁的赵左右。 端着餐盘走过来的赵左右和罗爱文恰好听见尾巴，赵左右一脸茫然地指了指自己，罗爱文也满头雾水。 荀未来眼疾手快地一把捂住赵左右的嘴。 荀未来松开手，往食堂四周望了一圈。 切至：</w:t>
-              <w:br/>
-              <w:t>【本场核心台词交锋】荀未来：“《绝命毒师》老白的结局，只能说我看了比较喜欢，见仁见智吧。——你叫什么来着？” ／ 董格求：“董格求，八班的！” ／ 荀未来：“虽然现在我剧本不能剧透啊，但是第二季开拍的时候，我第一时间告诉你！” ／ 管风钦：“荀哥，荀哥，《恶作剧之吻》有第三部吗？” ／ 荀未来：“管风钦同学，你刚才问什么来着？”</w:t>
-            </w:r>
-          </w:p>
-        </w:tc>
-      </w:tr>
-      <w:tr>
-        <w:trPr>
-          <w:cantSplit/>
-        </w:trPr>
-        <w:tc>
-          <w:tcPr>
-            <w:tcW w:type="dxa" w:w="3096"/>
-            <w:vAlign w:val="center"/>
-            <w:tcMar>
-              <w:top w:w="105" w:type="dxa"/>
-              <w:bottom w:w="105" w:type="dxa"/>
-              <w:left w:w="145" w:type="dxa"/>
-              <w:right w:w="145" w:type="dxa"/>
-            </w:tcMar>
-            <w:shd w:fill="F7FAFC"/>
-          </w:tcPr>
-          <w:p>
-            <w:pPr>
-              <w:spacing w:before="40" w:after="40" w:line="341" w:lineRule="auto"/>
-              <w:jc w:val="left"/>
-            </w:pPr>
-            <w:r/>
-            <w:r>
-              <w:rPr>
-                <w:rFonts w:ascii="Times New Roman" w:hAnsi="Times New Roman" w:eastAsia="宋体"/>
-                <w:b/>
-                <w:color w:val="191919"/>
-                <w:sz w:val="19"/>
-              </w:rPr>
-              <w:t>EP02</w:t>
-              <w:br/>
-              <w:t>2-10　外/内　长林八中·教学楼门厅与外侧红砖无障碍坡道 — 日</w:t>
-            </w:r>
-          </w:p>
-        </w:tc>
-        <w:tc>
-          <w:tcPr>
-            <w:tcW w:type="dxa" w:w="7272"/>
-            <w:vAlign w:val="center"/>
-            <w:tcMar>
-              <w:top w:w="105" w:type="dxa"/>
-              <w:bottom w:w="105" w:type="dxa"/>
-              <w:left w:w="145" w:type="dxa"/>
-              <w:right w:w="145" w:type="dxa"/>
-            </w:tcMar>
-            <w:shd w:fill="F7FAFC"/>
-          </w:tcPr>
-          <w:p>
-            <w:pPr>
-              <w:spacing w:before="40" w:after="40" w:line="341" w:lineRule="auto"/>
-              <w:jc w:val="left"/>
-            </w:pPr>
-            <w:r/>
-            <w:r>
-              <w:rPr>
-                <w:rFonts w:ascii="Times New Roman" w:hAnsi="Times New Roman" w:eastAsia="宋体"/>
-                <w:b w:val="0"/>
-                <w:color w:val="191919"/>
-                <w:sz w:val="19"/>
-              </w:rPr>
-              <w:t>【出场人物】荀未来、广播社女同学、王一漫、赵左右</w:t>
-              <w:br/>
-              <w:t>【空间动作与场面调度】教学楼门外的红砖无障碍坡道上，身穿米白色长款羽绒服的王一漫正独自站在雪地里，小口咬着一只红苹果。不远处的走廊窗后，66岁的赵了静静走过。 教学楼玻璃门内，16岁的赵左右静静凝视着门外吃苹果的王一漫，脑海中回响起早上荀未来那句善意的谎言—— 赵左右垂下眼帘，拉开自己的羽绒服拉链，从怀里掏出那袋一直没敢送出去、早已有些温凉的“舒记麻辣烫”，眼底掠过一丝失落。就在这时，一名女同学推开教学楼侧门喊道。 王一漫收起苹果，快步走上坡道迈进教学楼。赵左右拎着那袋麻辣烫走出门厅，站在覆雪的坡道上懊恼地叹了口气。 话音未落，赵左右口袋里的银灰色诺基亚手机忽然响起短信提示音。他掏出手机点开第一条短信息，屏幕上显示：“【八中之声广播社】午间请务必前来参加换届选举活动”。 紧接着手机再次震动，第二条短信息弹出：“王一漫参选，望周知”。赵左右眼睛骤然亮起，拎起那袋麻辣烫，张开双臂欢呼着冲进教学楼。 切至：</w:t>
-              <w:br/>
-              <w:t>【本场核心台词交锋】荀未来：“王一漫说，很感谢你的麻辣烫啊，但是她最近在减肥呢，不能多吃，还让我们替她保守秘密。” ／ 广播社女同学：“漫漫，广播社选举要开始了！” ／ 王一漫：“来了！” ／ 赵左右：“早知道就不退出广播社了。” ／ 赵左右：“让我参加广播社换届选举？发错了吧……”</w:t>
-            </w:r>
-          </w:p>
-        </w:tc>
-      </w:tr>
-      <w:tr>
-        <w:trPr>
-          <w:cantSplit/>
-        </w:trPr>
-        <w:tc>
-          <w:tcPr>
-            <w:tcW w:type="dxa" w:w="3096"/>
-            <w:vAlign w:val="center"/>
-            <w:tcMar>
-              <w:top w:w="105" w:type="dxa"/>
-              <w:bottom w:w="105" w:type="dxa"/>
-              <w:left w:w="145" w:type="dxa"/>
-              <w:right w:w="145" w:type="dxa"/>
-            </w:tcMar>
-          </w:tcPr>
-          <w:p>
-            <w:pPr>
-              <w:spacing w:before="40" w:after="40" w:line="341" w:lineRule="auto"/>
-              <w:jc w:val="left"/>
-            </w:pPr>
-            <w:r/>
-            <w:r>
-              <w:rPr>
-                <w:rFonts w:ascii="Times New Roman" w:hAnsi="Times New Roman" w:eastAsia="宋体"/>
-                <w:b/>
-                <w:color w:val="191919"/>
-                <w:sz w:val="19"/>
-              </w:rPr>
-              <w:t>EP02</w:t>
-              <w:br/>
-              <w:t>2-11　内/外　长林八中·音乐教室3202与教学楼门廊 — 日</w:t>
-            </w:r>
-          </w:p>
-        </w:tc>
-        <w:tc>
-          <w:tcPr>
-            <w:tcW w:type="dxa" w:w="7272"/>
-            <w:vAlign w:val="center"/>
-            <w:tcMar>
-              <w:top w:w="105" w:type="dxa"/>
-              <w:bottom w:w="105" w:type="dxa"/>
-              <w:left w:w="145" w:type="dxa"/>
-              <w:right w:w="145" w:type="dxa"/>
-            </w:tcMar>
-          </w:tcPr>
-          <w:p>
-            <w:pPr>
-              <w:spacing w:before="40" w:after="40" w:line="341" w:lineRule="auto"/>
-              <w:jc w:val="left"/>
-            </w:pPr>
-            <w:r/>
-            <w:r>
-              <w:rPr>
-                <w:rFonts w:ascii="Times New Roman" w:hAnsi="Times New Roman" w:eastAsia="宋体"/>
-                <w:b w:val="0"/>
-                <w:color w:val="191919"/>
-                <w:sz w:val="19"/>
-              </w:rPr>
-              <w:t>【出场人物】广播社社长、赵左右、徐图图、王一漫、荀未来</w:t>
-              <w:br/>
-              <w:t>【空间动作与场面调度】3202音乐教室内座无虚席，黑板上用粉笔写着“八中之声 广播社”几个大字，讲台后垂着深红色丝绒幕布。广播社社长站在讲台上主持换届。 赵左右拎着麻辣烫从后门溜进教室，在最后一排唯一的空位——戴着圆框眼镜、穿着米色羊羔毛领羽绒服的高一二班女生徐图图身旁坐下。徐图图正低头在笔记本上认真修改着广播稿。 前排的王一漫从容自信地举起右手。社长环视全场。 最后一排，徐图图握着笔的手指微微收紧，犹豫再三，鼓起勇气将右手怯生生地举到胸口高度。身旁的赵左右低头看了一眼麻辣烫，转头瞥见徐图图半举着发抖的手，当即热心地一把抓住徐图图的手腕，帮她把右手高高举过头顶，顺势大喊了一声。 全教室的目光瞬间齐刷刷聚焦到最后一排的徐图图身上。徐图图窘迫得脸颊通红。 赵左右一听，连忙替身旁的徐图图打抱不平。 前排的王一漫转过身，语气平静而得体地开口。 徐图图深吸一口气，抱起笔记本和文件夹站起身。赵左右朝她挥了挥拳头。 徐图图匆匆走出3202教室，一路小跑冲出教学楼红砖门廊，迎面与正往楼里走的荀未来撞了个满怀！徐图图怀里的本子……</w:t>
-              <w:br/>
-              <w:t>【本场核心台词交锋】广播社社长：“由于高三学业繁忙，还有同学转学去外地高考，所以今天我们要进行下一届社长的选举。大家赶紧落座，我们马上开始。” ／ 赵左右：“你打算投谁呀？” ／ 徐图图：“我也不知道。” ／ 广播社社长：“我呢，就不耽误大家太多时间了。想参与选举的同学请举手，我们民主选举。” ／ 广播社社长：“还有其他人吗？大家可以踊跃一点。”</w:t>
-            </w:r>
-          </w:p>
-        </w:tc>
-      </w:tr>
-      <w:tr>
-        <w:trPr>
-          <w:cantSplit/>
-        </w:trPr>
-        <w:tc>
-          <w:tcPr>
-            <w:tcW w:type="dxa" w:w="3096"/>
-            <w:vAlign w:val="center"/>
-            <w:tcMar>
-              <w:top w:w="105" w:type="dxa"/>
-              <w:bottom w:w="105" w:type="dxa"/>
-              <w:left w:w="145" w:type="dxa"/>
-              <w:right w:w="145" w:type="dxa"/>
-            </w:tcMar>
-            <w:shd w:fill="F7FAFC"/>
-          </w:tcPr>
-          <w:p>
-            <w:pPr>
-              <w:spacing w:before="40" w:after="40" w:line="341" w:lineRule="auto"/>
-              <w:jc w:val="left"/>
-            </w:pPr>
-            <w:r/>
-            <w:r>
-              <w:rPr>
-                <w:rFonts w:ascii="Times New Roman" w:hAnsi="Times New Roman" w:eastAsia="宋体"/>
-                <w:b/>
-                <w:color w:val="191919"/>
-                <w:sz w:val="19"/>
-              </w:rPr>
-              <w:t>EP02</w:t>
-              <w:br/>
-              <w:t>2-12　内　长林八中·音乐教室3202 — 日</w:t>
-            </w:r>
-          </w:p>
-        </w:tc>
-        <w:tc>
-          <w:tcPr>
-            <w:tcW w:type="dxa" w:w="7272"/>
-            <w:vAlign w:val="center"/>
-            <w:tcMar>
-              <w:top w:w="105" w:type="dxa"/>
-              <w:bottom w:w="105" w:type="dxa"/>
-              <w:left w:w="145" w:type="dxa"/>
-              <w:right w:w="145" w:type="dxa"/>
-            </w:tcMar>
-            <w:shd w:fill="F7FAFC"/>
-          </w:tcPr>
-          <w:p>
-            <w:pPr>
-              <w:spacing w:before="40" w:after="40" w:line="341" w:lineRule="auto"/>
-              <w:jc w:val="left"/>
-            </w:pPr>
-            <w:r/>
-            <w:r>
-              <w:rPr>
-                <w:rFonts w:ascii="Times New Roman" w:hAnsi="Times New Roman" w:eastAsia="宋体"/>
-                <w:b w:val="0"/>
-                <w:color w:val="191919"/>
-                <w:sz w:val="19"/>
-              </w:rPr>
-              <w:t>【出场人物】王一漫、荀未来、赵左右</w:t>
-              <w:br/>
-              <w:t>【空间动作与场面调度】3202音乐教室讲台上，王一漫正面对全体社员发表竞选演说。 台下响起热烈掌声。荀未来推门走进教室，径直来到最后一排，在赵左右身旁刚才徐图图的空位上坐下，一边鼓掌一边侧头打量赵左右。 荀未来怔了一下——显然那条邀请短信并非他所发，但他很快收回思绪，静待广播响起。 切至：</w:t>
-              <w:br/>
-              <w:t>【本场核心台词交锋】王一漫：“学业再繁忙，也不要忘了劳逸结合，听听自己的内心，看看自己的世界。希望和大家一起度过高考前的宝贵时间，一起为了创造压力以外的精彩而努力。我是王一漫，谢谢。” ／ 荀未来：“我怎么记得你退出社团了呀？你是因为王一漫来的吧？” ／ 赵左右：“没有，我收到短信才来的，正好帮一漫投一票嘛。”</w:t>
-            </w:r>
-          </w:p>
-        </w:tc>
-      </w:tr>
-      <w:tr>
-        <w:trPr>
-          <w:cantSplit/>
-        </w:trPr>
-        <w:tc>
-          <w:tcPr>
-            <w:tcW w:type="dxa" w:w="3096"/>
-            <w:vAlign w:val="center"/>
-            <w:tcMar>
-              <w:top w:w="105" w:type="dxa"/>
-              <w:bottom w:w="105" w:type="dxa"/>
-              <w:left w:w="145" w:type="dxa"/>
-              <w:right w:w="145" w:type="dxa"/>
-            </w:tcMar>
-          </w:tcPr>
-          <w:p>
-            <w:pPr>
-              <w:spacing w:before="40" w:after="40" w:line="341" w:lineRule="auto"/>
-              <w:jc w:val="left"/>
-            </w:pPr>
-            <w:r/>
-            <w:r>
-              <w:rPr>
-                <w:rFonts w:ascii="Times New Roman" w:hAnsi="Times New Roman" w:eastAsia="宋体"/>
-                <w:b/>
-                <w:color w:val="191919"/>
-                <w:sz w:val="19"/>
-              </w:rPr>
-              <w:t>EP02</w:t>
-              <w:br/>
-              <w:t>2-13　内　长林八中·一楼广播室与音乐教室3202（交叉剪辑） — 日</w:t>
-            </w:r>
-          </w:p>
-        </w:tc>
-        <w:tc>
-          <w:tcPr>
-            <w:tcW w:type="dxa" w:w="7272"/>
-            <w:vAlign w:val="center"/>
-            <w:tcMar>
-              <w:top w:w="105" w:type="dxa"/>
-              <w:bottom w:w="105" w:type="dxa"/>
-              <w:left w:w="145" w:type="dxa"/>
-              <w:right w:w="145" w:type="dxa"/>
-            </w:tcMar>
-          </w:tcPr>
-          <w:p>
-            <w:pPr>
-              <w:spacing w:before="40" w:after="40" w:line="341" w:lineRule="auto"/>
-              <w:jc w:val="left"/>
-            </w:pPr>
-            <w:r/>
-            <w:r>
-              <w:rPr>
-                <w:rFonts w:ascii="Times New Roman" w:hAnsi="Times New Roman" w:eastAsia="宋体"/>
-                <w:b w:val="0"/>
-                <w:color w:val="191919"/>
-                <w:sz w:val="19"/>
-              </w:rPr>
-              <w:t>【出场人物】徐图图、荀未来、赵左右</w:t>
-              <w:br/>
-              <w:t>【空间动作与场面调度】一楼广播室内。徐图图戴上耳麦坐在调音台前，深吸一口气推上推子，对着麦克风开口。 3202音乐教室后排，荀未来听着喇叭里磕磕巴巴的声音，摇头啧了一声。 广播室里，徐图图翻开笔记本准备念稿，脸色骤变。 广播喇叭里陷入长达数秒的沉默，3202教室里的社员们面面相觑。赵左右却一脸笃定地偏头对荀未来解释。 广播室里，找不到稿子的徐图图看着手边桌上那碗热气腾腾的麻辣烫，一咬牙端起纸碗。 徐图图拿起筷子，对着麦克风大口吸溜起麻辣烫里的黄面。清脆诱人的吸面声通过广播传遍全校。3202教室后排，赵左右抱着怀里的麻辣烫塑料袋，听得两眼放光。 广播室里，徐图图用筷子夹起一片厚实的莲藕送进嘴里，发出清脆爽口的咀嚼声。3202教室后排的荀未来听到这熟悉的吃相动静，脑海中猛地闪过一道画面—— 【闪回·2033年】暖黄灯光下的卧室大床上，41岁的妻子舒图盘腿坐在被窝里，怀里捧着一瓶黄桃罐头，正一勺接一勺吃得津津有味。41岁的赵左右坐在床边看着她。 画面切回2008年广播室，徐图图正对着麦克风津津有味地聊起天来。 32……</w:t>
-              <w:br/>
-              <w:t>【本场核心台词交锋】徐图图：“大家好，欢迎来到八中之声，我叫徐图图。就是……先前我一直做文案策划工作嘛，今天是我第一次正式跟大家见面——不对，好像也不能叫见面。” ／ 荀未来：“这同学感觉不行啊，这太紧张了吧，跟闹着玩似的，这跟王一漫比差太远了。人都说了做幕后、做幕后。” ／ 徐图图：“那么今天午间广播的主题是——（低头翻找，小声）我稿子呢？” ／ 赵左右：“你看，她故意的，她很懂得利用停顿和音乐。” ／ 荀未来：“什么故意的呀，我看她就是耍小聪明的吧。”</w:t>
-            </w:r>
-          </w:p>
-        </w:tc>
-      </w:tr>
-      <w:tr>
-        <w:trPr>
-          <w:cantSplit/>
-        </w:trPr>
-        <w:tc>
-          <w:tcPr>
-            <w:tcW w:type="dxa" w:w="3096"/>
-            <w:vAlign w:val="center"/>
-            <w:tcMar>
-              <w:top w:w="105" w:type="dxa"/>
-              <w:bottom w:w="105" w:type="dxa"/>
-              <w:left w:w="145" w:type="dxa"/>
-              <w:right w:w="145" w:type="dxa"/>
-            </w:tcMar>
-            <w:shd w:fill="F7FAFC"/>
-          </w:tcPr>
-          <w:p>
-            <w:pPr>
-              <w:spacing w:before="40" w:after="40" w:line="341" w:lineRule="auto"/>
-              <w:jc w:val="left"/>
-            </w:pPr>
-            <w:r/>
-            <w:r>
-              <w:rPr>
-                <w:rFonts w:ascii="Times New Roman" w:hAnsi="Times New Roman" w:eastAsia="宋体"/>
-                <w:b/>
-                <w:color w:val="191919"/>
-                <w:sz w:val="19"/>
-              </w:rPr>
-              <w:t>EP02</w:t>
-              <w:br/>
-              <w:t>2-15　内　长林八中·广播室与音乐教室3202 — 日</w:t>
-            </w:r>
-          </w:p>
-        </w:tc>
-        <w:tc>
-          <w:tcPr>
-            <w:tcW w:type="dxa" w:w="7272"/>
-            <w:vAlign w:val="center"/>
-            <w:tcMar>
-              <w:top w:w="105" w:type="dxa"/>
-              <w:bottom w:w="105" w:type="dxa"/>
-              <w:left w:w="145" w:type="dxa"/>
-              <w:right w:w="145" w:type="dxa"/>
-            </w:tcMar>
-            <w:shd w:fill="F7FAFC"/>
-          </w:tcPr>
-          <w:p>
-            <w:pPr>
-              <w:spacing w:before="40" w:after="40" w:line="341" w:lineRule="auto"/>
-              <w:jc w:val="left"/>
-            </w:pPr>
-            <w:r/>
-            <w:r>
-              <w:rPr>
-                <w:rFonts w:ascii="Times New Roman" w:hAnsi="Times New Roman" w:eastAsia="宋体"/>
-                <w:b w:val="0"/>
-                <w:color w:val="191919"/>
-                <w:sz w:val="19"/>
-              </w:rPr>
-              <w:t>【出场人物】徐图图、荀未来、赵左右</w:t>
-              <w:br/>
-              <w:t>【空间动作与场面调度】回到2008年广播室。徐图图双手捧起纸碗，仰头喝完最后一口麻辣烫汤，长长地哈出一口白气，对着麦克风露出一抹明媚纯粹的笑容。 3202音乐教室内，荀未来脸色煞白地僵在座位上，嘴唇微微颤抖，声音几不可闻地反复念着那两个名字。 前排的赵左右察觉到他的反常，转过头奇怪地拍了拍他。 荀未来猛地从座位上站起身，在全班同学诧异的目光中，跌跌撞撞地推开3202教室大门冲了出去。 切至：</w:t>
-              <w:br/>
-              <w:t>【本场核心台词交锋】徐图图：“今天这碗麻辣烫，就和大家一起吃完了。我叫徐图图，下次再和大家一起聊天，拜拜！” ／ 荀未来：“舒图……徐图图……舒图……徐图图……” ／ 赵左右：“荀哥？荀未来？” ／ 荀未来：“不可能……舒图怎么可能跟我一个高中呢？不可能！”</w:t>
-            </w:r>
-          </w:p>
-        </w:tc>
-      </w:tr>
-      <w:tr>
-        <w:trPr>
-          <w:cantSplit/>
-        </w:trPr>
-        <w:tc>
-          <w:tcPr>
-            <w:tcW w:type="dxa" w:w="3096"/>
-            <w:vAlign w:val="center"/>
-            <w:tcMar>
-              <w:top w:w="105" w:type="dxa"/>
-              <w:bottom w:w="105" w:type="dxa"/>
-              <w:left w:w="145" w:type="dxa"/>
-              <w:right w:w="145" w:type="dxa"/>
-            </w:tcMar>
-          </w:tcPr>
-          <w:p>
-            <w:pPr>
-              <w:spacing w:before="40" w:after="40" w:line="341" w:lineRule="auto"/>
-              <w:jc w:val="left"/>
-            </w:pPr>
-            <w:r/>
-            <w:r>
-              <w:rPr>
-                <w:rFonts w:ascii="Times New Roman" w:hAnsi="Times New Roman" w:eastAsia="宋体"/>
-                <w:b/>
-                <w:color w:val="191919"/>
-                <w:sz w:val="19"/>
-              </w:rPr>
-              <w:t>EP02</w:t>
-              <w:br/>
-              <w:t>2-16　内　长林八中·一楼广播室窗外 — 日</w:t>
-            </w:r>
-          </w:p>
-        </w:tc>
-        <w:tc>
-          <w:tcPr>
-            <w:tcW w:type="dxa" w:w="7272"/>
-            <w:vAlign w:val="center"/>
-            <w:tcMar>
-              <w:top w:w="105" w:type="dxa"/>
-              <w:bottom w:w="105" w:type="dxa"/>
-              <w:left w:w="145" w:type="dxa"/>
-              <w:right w:w="145" w:type="dxa"/>
-            </w:tcMar>
-          </w:tcPr>
-          <w:p>
-            <w:pPr>
-              <w:spacing w:before="40" w:after="40" w:line="341" w:lineRule="auto"/>
-              <w:jc w:val="left"/>
-            </w:pPr>
-            <w:r/>
-            <w:r>
-              <w:rPr>
-                <w:rFonts w:ascii="Times New Roman" w:hAnsi="Times New Roman" w:eastAsia="宋体"/>
-                <w:b w:val="0"/>
-                <w:color w:val="191919"/>
-                <w:sz w:val="19"/>
-              </w:rPr>
-              <w:t>【出场人物】女播音员、荀未来</w:t>
-              <w:br/>
-              <w:t>【空间动作与场面调度】荀未来顺着楼梯一路狂奔到一楼“广播室”木牌下，双手撑着窗台探头往里张望——调音台前只剩下一名值班女播音员正在整理磁带。 荀未来摆了摆手，神情在散漫与认真之间微妙切换。 荀未来失魂落魄地转过身，目光投向教学楼门厅方向。 切至：</w:t>
-              <w:br/>
-              <w:t>【本场核心台词交锋】女播音员：“有事吗？” ／ 荀未来：“你好，刚才那个女孩呢？” ／ 女播音员：“不知道，回教室了吧。” ／ 荀未来：“谢谢啊。”</w:t>
-            </w:r>
-          </w:p>
-        </w:tc>
-      </w:tr>
-      <w:tr>
-        <w:trPr>
-          <w:cantSplit/>
-        </w:trPr>
-        <w:tc>
-          <w:tcPr>
-            <w:tcW w:type="dxa" w:w="3096"/>
-            <w:vAlign w:val="center"/>
-            <w:tcMar>
-              <w:top w:w="105" w:type="dxa"/>
-              <w:bottom w:w="105" w:type="dxa"/>
-              <w:left w:w="145" w:type="dxa"/>
-              <w:right w:w="145" w:type="dxa"/>
-            </w:tcMar>
-            <w:shd w:fill="F7FAFC"/>
-          </w:tcPr>
-          <w:p>
-            <w:pPr>
-              <w:spacing w:before="40" w:after="40" w:line="341" w:lineRule="auto"/>
-              <w:jc w:val="left"/>
-            </w:pPr>
-            <w:r/>
-            <w:r>
-              <w:rPr>
-                <w:rFonts w:ascii="Times New Roman" w:hAnsi="Times New Roman" w:eastAsia="宋体"/>
-                <w:b/>
-                <w:color w:val="191919"/>
-                <w:sz w:val="19"/>
-              </w:rPr>
-              <w:t>EP02</w:t>
-              <w:br/>
-              <w:t>2-17　外/内　教学楼门厅廊柱与音乐教室3202（交叉剪辑） — 日</w:t>
-            </w:r>
-          </w:p>
-        </w:tc>
-        <w:tc>
-          <w:tcPr>
-            <w:tcW w:type="dxa" w:w="7272"/>
-            <w:vAlign w:val="center"/>
-            <w:tcMar>
-              <w:top w:w="105" w:type="dxa"/>
-              <w:bottom w:w="105" w:type="dxa"/>
-              <w:left w:w="145" w:type="dxa"/>
-              <w:right w:w="145" w:type="dxa"/>
-            </w:tcMar>
-            <w:shd w:fill="F7FAFC"/>
-          </w:tcPr>
-          <w:p>
-            <w:pPr>
-              <w:spacing w:before="40" w:after="40" w:line="341" w:lineRule="auto"/>
-              <w:jc w:val="left"/>
-            </w:pPr>
-            <w:r/>
-            <w:r>
-              <w:rPr>
-                <w:rFonts w:ascii="Times New Roman" w:hAnsi="Times New Roman" w:eastAsia="宋体"/>
-                <w:b w:val="0"/>
-                <w:color w:val="191919"/>
-                <w:sz w:val="19"/>
-              </w:rPr>
-              <w:t>【出场人物】荀未来、赵左右、广播社社长、王一漫</w:t>
-              <w:br/>
-              <w:t>【空间动作与场面调度】教学楼门厅外的红砖廊柱下，16岁的赵左右正和同学说笑着走出大门。荀未来一个箭步冲上前，一把拽住赵左右的胳膊将他拉到廊柱旁。 赵左右停顿了一下，低头捏了捏衣角，随即抬起头。 【交叉切至3202音乐教室】讲台上，广播社社长放下粉笔，面向全体社员高声宣布唱票结果。 教室里掌声雷动。王一漫站起身微笑着向四周鞠躬致意。 原本低着头的徐图图缓缓抬起眼眸，望向讲台侧方的黑板——只见“徐图图”三个粉笔字下方，端端正正地画着一道白色的竖线：1票。徐图图怔怔地看着那唯一的一票，原本失落的眼底瞬间亮起星光，嘴角弯起一抹温暖而坚定的弧度。 【切回教学楼廊柱下】荀未来死死盯着16岁的赵左右，语气焦躁到了极点。 16岁的赵左右彻底被激怒，一把甩开荀未来的手，仰起头冲他大吼。 赵左右头也不回地大步离去，留下荀未来独自站在刺骨的寒风与廊柱阴影之中。 切至：</w:t>
-              <w:br/>
-              <w:t>【本场核心台词交锋】荀未来：“赵左右！刚才那个广播里叫徐图图的女孩，你觉得她很好吗？” ／ 赵左右：“她是很有想法。咋啦？” ／ 荀未来：“你是不是把票投给她了？” ／ 赵左右：“又来了！我把票投给谁，跟你有啥关系啊？” ／ 广播社社长：“唱票结束！王一漫以十二票，当选下一任广播社主席！”</w:t>
-            </w:r>
-          </w:p>
-        </w:tc>
-      </w:tr>
-      <w:tr>
-        <w:trPr>
-          <w:cantSplit/>
-        </w:trPr>
-        <w:tc>
-          <w:tcPr>
-            <w:tcW w:type="dxa" w:w="3096"/>
-            <w:vAlign w:val="center"/>
-            <w:tcMar>
-              <w:top w:w="105" w:type="dxa"/>
-              <w:bottom w:w="105" w:type="dxa"/>
-              <w:left w:w="145" w:type="dxa"/>
-              <w:right w:w="145" w:type="dxa"/>
-            </w:tcMar>
-          </w:tcPr>
-          <w:p>
-            <w:pPr>
-              <w:spacing w:before="40" w:after="40" w:line="341" w:lineRule="auto"/>
-              <w:jc w:val="left"/>
-            </w:pPr>
-            <w:r/>
-            <w:r>
-              <w:rPr>
-                <w:rFonts w:ascii="Times New Roman" w:hAnsi="Times New Roman" w:eastAsia="宋体"/>
-                <w:b/>
-                <w:color w:val="191919"/>
-                <w:sz w:val="19"/>
-              </w:rPr>
-              <w:t>EP02</w:t>
-              <w:br/>
-              <w:t>2-19　内　长林八中·高一十班教室 — 日</w:t>
-            </w:r>
-          </w:p>
-        </w:tc>
-        <w:tc>
-          <w:tcPr>
-            <w:tcW w:type="dxa" w:w="7272"/>
-            <w:vAlign w:val="center"/>
-            <w:tcMar>
-              <w:top w:w="105" w:type="dxa"/>
-              <w:bottom w:w="105" w:type="dxa"/>
-              <w:left w:w="145" w:type="dxa"/>
-              <w:right w:w="145" w:type="dxa"/>
-            </w:tcMar>
-          </w:tcPr>
-          <w:p>
-            <w:pPr>
-              <w:spacing w:before="40" w:after="40" w:line="341" w:lineRule="auto"/>
-              <w:jc w:val="left"/>
-            </w:pPr>
-            <w:r/>
-            <w:r>
-              <w:rPr>
-                <w:rFonts w:ascii="Times New Roman" w:hAnsi="Times New Roman" w:eastAsia="宋体"/>
-                <w:b w:val="0"/>
-                <w:color w:val="191919"/>
-                <w:sz w:val="19"/>
-              </w:rPr>
-              <w:t>【出场人物】荀未来、赵左右、同班同学</w:t>
-              <w:br/>
-              <w:t>【空间动作与场面调度】次日（2008年1月22日）课间。高一十班教室里，学习委员陈明正在过道挨个收取《文理分科意向表》。赵左右面无表情地把折好的分科表递给陈明。坐在后排的荀未来一眼瞥见，立刻起身一把从陈明手里抽走了赵左右的表格。 荀未来展开表格——只见“高一（十）班 赵左右”一栏里，“文科”被涂成了黑疙瘩，勾画在了“理科”上。荀未来脸色骤变，拿着表格冲到赵左右课桌前质问。 被戳中痛处的赵左右猛地从座位上站起来，伸手去夺表格。 荀未来把表格举高躲开，眼神凌厉地逼视着16岁的自己。 两人在狭窄的课桌过道间激烈拉扯，荀未来一脚踏上课桌，居高临下地按住赵左右的肩膀；赵左右彻底失去理智，挥拳朝荀未来扑去，两人瞬间扭打着撞翻课桌椅，全班同学惊呼着围拢上来拉架。 切至：</w:t>
-              <w:br/>
-              <w:t>【本场核心台词交锋】荀未来：“你搞什么？你怎么又改成学理了？” ／ 赵左右：“我喜欢，不行吗？” ／ 荀未来：“你喜欢？你喜欢什么你喜欢！我看是你爸说什么，你就得乖乖听话吧！” ／ 赵左右：“还我！” ／ 荀未来：“你能不能给自己争口气？！”</w:t>
-            </w:r>
-          </w:p>
-        </w:tc>
-      </w:tr>
-      <w:tr>
-        <w:trPr>
-          <w:cantSplit/>
-        </w:trPr>
-        <w:tc>
-          <w:tcPr>
-            <w:tcW w:type="dxa" w:w="3096"/>
-            <w:vAlign w:val="center"/>
-            <w:tcMar>
-              <w:top w:w="105" w:type="dxa"/>
-              <w:bottom w:w="105" w:type="dxa"/>
-              <w:left w:w="145" w:type="dxa"/>
-              <w:right w:w="145" w:type="dxa"/>
-            </w:tcMar>
-            <w:shd w:fill="F7FAFC"/>
-          </w:tcPr>
-          <w:p>
-            <w:pPr>
-              <w:spacing w:before="40" w:after="40" w:line="341" w:lineRule="auto"/>
-              <w:jc w:val="left"/>
-            </w:pPr>
-            <w:r/>
-            <w:r>
-              <w:rPr>
-                <w:rFonts w:ascii="Times New Roman" w:hAnsi="Times New Roman" w:eastAsia="宋体"/>
-                <w:b/>
-                <w:color w:val="191919"/>
-                <w:sz w:val="19"/>
-              </w:rPr>
-              <w:t>EP02</w:t>
-              <w:br/>
-              <w:t>2-20　内　长林八中·教导主任办公室 — 日</w:t>
-            </w:r>
-          </w:p>
-        </w:tc>
-        <w:tc>
-          <w:tcPr>
-            <w:tcW w:type="dxa" w:w="7272"/>
-            <w:vAlign w:val="center"/>
-            <w:tcMar>
-              <w:top w:w="105" w:type="dxa"/>
-              <w:bottom w:w="105" w:type="dxa"/>
-              <w:left w:w="145" w:type="dxa"/>
-              <w:right w:w="145" w:type="dxa"/>
-            </w:tcMar>
-            <w:shd w:fill="F7FAFC"/>
-          </w:tcPr>
-          <w:p>
-            <w:pPr>
-              <w:spacing w:before="40" w:after="40" w:line="341" w:lineRule="auto"/>
-              <w:jc w:val="left"/>
-            </w:pPr>
-            <w:r/>
-            <w:r>
-              <w:rPr>
-                <w:rFonts w:ascii="Times New Roman" w:hAnsi="Times New Roman" w:eastAsia="宋体"/>
-                <w:b w:val="0"/>
-                <w:color w:val="191919"/>
-                <w:sz w:val="19"/>
-              </w:rPr>
-              <w:t>【出场人物】戴娟、荀未来、赵左右</w:t>
-              <w:br/>
-              <w:t>【空间动作与场面调度】教导主任办公室内。赵左右与荀未来垂手并排站在铁皮文件柜前，衣服领口还带着扭打后的凌乱。教导主任戴娟双手背在身后，面沉似水地审视着两人。 赵左右嘴唇动了动刚要开口，身旁的荀未来却抢先一步，平静而干脆地吐出一个字。 赵左右猛地转过头，满脸愕然地看向荀未来。 戴娟转过身，气极反笑地盯着荀未来。 【闪回】期末数学考场上，荀未来咬着笔杆在试卷上胡乱画着圈，最终只得了6分。 回到办公室内，荀未来面对倒数第一的成绩单，神色丝毫不慌。 听到“爸妈”二字，荀未来脸上的嬉皮笑脸渐渐敛去，眼神黯淡下来，低声说道。 站在一旁的16岁赵左右静静听着这番话，原本紧绷的神情微微动容。戴娟皱眉打量着荀未来。 话音未落，荀未来歪了歪头，一言不发地径直转身走到办公室门口，拉开门大步走了出去！戴娟气得冲着他的背影斥道。 戴娟转回身，从办公桌上拿起那张被揉皱的《文理分科意向表》，递给还规规矩矩站在铁皮文件柜前的16岁赵左右。 戴娟拿着教案走出办公室。办公室内侧的文件柜旁，赵左右把分科表按在铁皮柜面上，捏起白色涂改笔，低头陷入深……</w:t>
-              <w:br/>
-              <w:t>【本场核心台词交锋】戴娟：“谁先动的手？” ／ 荀未来：“我。” ／ 赵左右：“荀未来……” ／ 戴娟：“你还真的是很会制造惊喜。” ／ 荀未来：“哪里哪里呀。”</w:t>
-            </w:r>
-          </w:p>
-        </w:tc>
-      </w:tr>
-      <w:tr>
-        <w:trPr>
-          <w:cantSplit/>
-        </w:trPr>
-        <w:tc>
-          <w:tcPr>
-            <w:tcW w:type="dxa" w:w="3096"/>
-            <w:vAlign w:val="center"/>
-            <w:tcMar>
-              <w:top w:w="105" w:type="dxa"/>
-              <w:bottom w:w="105" w:type="dxa"/>
-              <w:left w:w="145" w:type="dxa"/>
-              <w:right w:w="145" w:type="dxa"/>
-            </w:tcMar>
-          </w:tcPr>
-          <w:p>
-            <w:pPr>
-              <w:spacing w:before="40" w:after="40" w:line="341" w:lineRule="auto"/>
-              <w:jc w:val="left"/>
-            </w:pPr>
-            <w:r/>
-            <w:r>
-              <w:rPr>
-                <w:rFonts w:ascii="Times New Roman" w:hAnsi="Times New Roman" w:eastAsia="宋体"/>
-                <w:b/>
-                <w:color w:val="191919"/>
-                <w:sz w:val="19"/>
-              </w:rPr>
-              <w:t>EP02</w:t>
-              <w:br/>
-              <w:t>2-21　内　长林八中·教学楼走廊与办公室文件柜前（交叉剪辑） — 日</w:t>
-            </w:r>
-          </w:p>
-        </w:tc>
-        <w:tc>
-          <w:tcPr>
-            <w:tcW w:type="dxa" w:w="7272"/>
-            <w:vAlign w:val="center"/>
-            <w:tcMar>
-              <w:top w:w="105" w:type="dxa"/>
-              <w:bottom w:w="105" w:type="dxa"/>
-              <w:left w:w="145" w:type="dxa"/>
-              <w:right w:w="145" w:type="dxa"/>
-            </w:tcMar>
-          </w:tcPr>
-          <w:p>
-            <w:pPr>
-              <w:spacing w:before="40" w:after="40" w:line="341" w:lineRule="auto"/>
-              <w:jc w:val="left"/>
-            </w:pPr>
-            <w:r/>
-            <w:r>
-              <w:rPr>
-                <w:rFonts w:ascii="Times New Roman" w:hAnsi="Times New Roman" w:eastAsia="宋体"/>
-                <w:b w:val="0"/>
-                <w:color w:val="191919"/>
-                <w:sz w:val="19"/>
-              </w:rPr>
-              <w:t>【出场人物】赵左右、荀未来</w:t>
-              <w:br/>
-              <w:t>【空间动作与场面调度】阳光洒满的教学楼走廊里，荀未来双手抱胸靠在窗边。16岁的赵左右走出办公室，缓步来到荀未来身旁并肩站定。 赵左右转过头，认真地注视着荀未来的眼睛。 荀未来苦笑了一下，目光望向窗外的雪地，语气前所未有地坦诚。 荀未来拍了拍赵左右的肩膀，转身准备离开。赵左右在身后叫住了他。 【闪回刚才的办公室文件柜旁】16岁的赵左右把《长林市第八中学文理分科意向表》贴在铁皮文件柜上，手持白色涂改笔，一点点涂掉父亲强行勾选的“理科”，随后郑重地在“文科”上打下对勾。 【回到走廊】16岁的赵左右快步上前按住荀未来的胳膊，脸上绽放出少年独有的张扬笑容。 话音落下的刹那，荀未来脑海中骤然闪过一道强光——黑暗背景中，那张写着“姓名：荀未来｜出生：1988年1月21日｜住址：吉春省长林市亭午区平阳路106号福慧家园6栋501室｜公民身份号码：251328198801219317”的身份证剧烈震颤！ 现实走廊里，荀未来脸色瞬间惨白，双腿一软重重摔倒在地上，浑身剧烈抽搐，嘴角溢出白沫！赵左右吓得魂飞魄散，扑上去紧紧抱住抽搐不……</w:t>
-              <w:br/>
-              <w:t>【本场核心台词交锋】赵左右：“明明是我先动的手，你为什么要帮我挡？” ／ 荀未来：“你不是说，我是你兄弟吗？” ／ 赵左右：“你真这么想？” ／ 荀未来：“我想。我还是赶紧回去吧。” ／ 赵左右：“回去？回原来的学校去吗？”</w:t>
-            </w:r>
-          </w:p>
-        </w:tc>
-      </w:tr>
-      <w:tr>
-        <w:trPr>
-          <w:cantSplit/>
-        </w:trPr>
-        <w:tc>
-          <w:tcPr>
-            <w:tcW w:type="dxa" w:w="3096"/>
-            <w:vAlign w:val="center"/>
-            <w:tcMar>
-              <w:top w:w="105" w:type="dxa"/>
-              <w:bottom w:w="105" w:type="dxa"/>
-              <w:left w:w="145" w:type="dxa"/>
-              <w:right w:w="145" w:type="dxa"/>
-            </w:tcMar>
-            <w:shd w:fill="F7FAFC"/>
-          </w:tcPr>
-          <w:p>
-            <w:pPr>
-              <w:spacing w:before="40" w:after="40" w:line="341" w:lineRule="auto"/>
-              <w:jc w:val="left"/>
-            </w:pPr>
-            <w:r/>
-            <w:r>
-              <w:rPr>
-                <w:rFonts w:ascii="Times New Roman" w:hAnsi="Times New Roman" w:eastAsia="宋体"/>
-                <w:b/>
-                <w:color w:val="191919"/>
-                <w:sz w:val="19"/>
-              </w:rPr>
-              <w:t>EP02</w:t>
-              <w:br/>
-              <w:t>2-22　内　长林八中·校医室与走廊 — 日</w:t>
-            </w:r>
-          </w:p>
-        </w:tc>
-        <w:tc>
-          <w:tcPr>
-            <w:tcW w:type="dxa" w:w="7272"/>
-            <w:vAlign w:val="center"/>
-            <w:tcMar>
-              <w:top w:w="105" w:type="dxa"/>
-              <w:bottom w:w="105" w:type="dxa"/>
-              <w:left w:w="145" w:type="dxa"/>
-              <w:right w:w="145" w:type="dxa"/>
-            </w:tcMar>
-            <w:shd w:fill="F7FAFC"/>
-          </w:tcPr>
-          <w:p>
-            <w:pPr>
-              <w:spacing w:before="40" w:after="40" w:line="341" w:lineRule="auto"/>
-              <w:jc w:val="left"/>
-            </w:pPr>
-            <w:r/>
-            <w:r>
-              <w:rPr>
-                <w:rFonts w:ascii="Times New Roman" w:hAnsi="Times New Roman" w:eastAsia="宋体"/>
-                <w:b w:val="0"/>
-                <w:color w:val="191919"/>
-                <w:sz w:val="19"/>
-              </w:rPr>
-              <w:t>【出场人物】荀未来、女校医、赵左右、围观学生甲、围观学生乙</w:t>
-              <w:br/>
-              <w:t>【空间动作与场面调度】校医室的病床上，荀未来缓缓睁开双眼，额头布满冷汗，心有余悸地暗自思忖。 女校医拿着手电筒翻开荀未来的眼皮检查瞳孔。守在床边的16岁赵左右凑近细看，目光落在荀未来左眉骨上方那道月牙形浅疤上，发现疤痕边缘似乎有些微妙的异样。 赵左右眨了眨眼睛，神色有些局促地看了对方一眼。 女校医转身离开。赵左右坐在病床边，指了指自己的左眉骨，好奇地看向坐起身的荀未来。 荀未来下意识抬手摸了摸自己左眉骨上的疤，随即顺水推舟地扬起下巴。 赵左右挠了挠头，语气里带着几分少年的急切。 两人笑着走出校医室，勾肩搭背地穿过走廊。路过的男女学生纷纷对着荀未来指指点点、窃窃私语，走廊半空中接连弹出“长林八中吧”的帖子浮窗： 【屏幕浮窗一】长林八中吧 ＞ 高一十班转校生荀未来何许人也？？｜29楼 作者：恋上你的唇~ (12:49)：“抖威见光死，装逼遭雷劈~ 偶像原来是呕像，老颜大叔浪费感情。” 【屏幕浮窗二】36楼 作者：任凭青春沸腾 (12:51)：“听说此人有邪病，看了照片不转的人，三天之内会有血光之灾，先转为敬 =。……</w:t>
-              <w:br/>
-              <w:t>【本场核心台词交锋】荀未来：“怎么回事？难道是2033年那边检测到我影响了时空进程，在警示我？” ／ 女校医：“奇怪呀，一切都正常啊。原来有过这种症状吗？” ／ 荀未来：“应该没有。我就是一紧张、压力大，容易抽抽。” ／ 女校医：“行，那你先在这儿再休息一会儿。但是最好让你父母呢，带你去医院做个全面的检查。” ／ 赵左右：“谢谢啊。”</w:t>
-            </w:r>
-          </w:p>
-        </w:tc>
-      </w:tr>
-      <w:tr>
-        <w:trPr>
-          <w:cantSplit/>
-        </w:trPr>
-        <w:tc>
-          <w:tcPr>
-            <w:tcW w:type="dxa" w:w="3096"/>
-            <w:vAlign w:val="center"/>
-            <w:tcMar>
-              <w:top w:w="105" w:type="dxa"/>
-              <w:bottom w:w="105" w:type="dxa"/>
-              <w:left w:w="145" w:type="dxa"/>
-              <w:right w:w="145" w:type="dxa"/>
-            </w:tcMar>
-          </w:tcPr>
-          <w:p>
-            <w:pPr>
-              <w:spacing w:before="40" w:after="40" w:line="341" w:lineRule="auto"/>
-              <w:jc w:val="left"/>
-            </w:pPr>
-            <w:r/>
-            <w:r>
-              <w:rPr>
-                <w:rFonts w:ascii="Times New Roman" w:hAnsi="Times New Roman" w:eastAsia="宋体"/>
-                <w:b/>
-                <w:color w:val="191919"/>
-                <w:sz w:val="19"/>
-              </w:rPr>
-              <w:t>EP02</w:t>
-              <w:br/>
-              <w:t>2-23　内　长林八中·高一十班教室 — 日</w:t>
-            </w:r>
-          </w:p>
-        </w:tc>
-        <w:tc>
-          <w:tcPr>
-            <w:tcW w:type="dxa" w:w="7272"/>
-            <w:vAlign w:val="center"/>
-            <w:tcMar>
-              <w:top w:w="105" w:type="dxa"/>
-              <w:bottom w:w="105" w:type="dxa"/>
-              <w:left w:w="145" w:type="dxa"/>
-              <w:right w:w="145" w:type="dxa"/>
-            </w:tcMar>
-          </w:tcPr>
-          <w:p>
-            <w:pPr>
-              <w:spacing w:before="40" w:after="40" w:line="341" w:lineRule="auto"/>
-              <w:jc w:val="left"/>
-            </w:pPr>
-            <w:r/>
-            <w:r>
-              <w:rPr>
-                <w:rFonts w:ascii="Times New Roman" w:hAnsi="Times New Roman" w:eastAsia="宋体"/>
-                <w:b w:val="0"/>
-                <w:color w:val="191919"/>
-                <w:sz w:val="19"/>
-              </w:rPr>
-              <w:t>【出场人物】荀未来、陈明</w:t>
-              <w:br/>
-              <w:t>【空间动作与场面调度】荀未来走进高一十班教室，看见前排的陈明依然趴在堆成小山的辅导书间奋笔疾书。荀未来走过去，俯身按住陈明的练习册。 陈明抬起头，推了推眼镜，一本正经地接话。 荀未来一噎，随即笑了笑，在陈明身旁的空位坐下。陈明却主动把数学试卷推到荀未来面前，拿起笔温和地说道。 午后的阳光洒在16岁陈明专注讲题的侧脸上。41岁的荀未来静静凝视着这位在2033年早已离世的挚友，眼底泛起温热的泪光。 切至：</w:t>
-              <w:br/>
-              <w:t>【本场核心台词交锋】荀未来：“陈明，都考完试了，你别再刷题了。这样玩命肝，小心以后……” ／ 陈明：“以后怎么？跟你一样倒数第一吗？” ／ 陈明：“哪题不会？我给你讲。我从头给你讲一遍吧。你看啊……” ／ 荀未来：“真怀念那时候的你们，无论我再怎么丢脸，你们也都站在我的这边。”</w:t>
-            </w:r>
-          </w:p>
-        </w:tc>
-      </w:tr>
-      <w:tr>
-        <w:trPr>
-          <w:cantSplit/>
-        </w:trPr>
-        <w:tc>
-          <w:tcPr>
-            <w:tcW w:type="dxa" w:w="3096"/>
-            <w:vAlign w:val="center"/>
-            <w:tcMar>
-              <w:top w:w="105" w:type="dxa"/>
-              <w:bottom w:w="105" w:type="dxa"/>
-              <w:left w:w="145" w:type="dxa"/>
-              <w:right w:w="145" w:type="dxa"/>
-            </w:tcMar>
-            <w:shd w:fill="F7FAFC"/>
-          </w:tcPr>
-          <w:p>
-            <w:pPr>
-              <w:spacing w:before="40" w:after="40" w:line="341" w:lineRule="auto"/>
-              <w:jc w:val="left"/>
-            </w:pPr>
-            <w:r/>
-            <w:r>
-              <w:rPr>
-                <w:rFonts w:ascii="Times New Roman" w:hAnsi="Times New Roman" w:eastAsia="宋体"/>
-                <w:b/>
-                <w:color w:val="191919"/>
-                <w:sz w:val="19"/>
-              </w:rPr>
-              <w:t>EP02</w:t>
-              <w:br/>
-              <w:t>2-24　外　长林八中校门口至徐图图家红砖家属楼外 — 黄昏</w:t>
-            </w:r>
-          </w:p>
-        </w:tc>
-        <w:tc>
-          <w:tcPr>
-            <w:tcW w:type="dxa" w:w="7272"/>
-            <w:vAlign w:val="center"/>
-            <w:tcMar>
-              <w:top w:w="105" w:type="dxa"/>
-              <w:bottom w:w="105" w:type="dxa"/>
-              <w:left w:w="145" w:type="dxa"/>
-              <w:right w:w="145" w:type="dxa"/>
-            </w:tcMar>
-            <w:shd w:fill="F7FAFC"/>
-          </w:tcPr>
-          <w:p>
-            <w:pPr>
-              <w:spacing w:before="40" w:after="40" w:line="341" w:lineRule="auto"/>
-              <w:jc w:val="left"/>
-            </w:pPr>
-            <w:r/>
-            <w:r>
-              <w:rPr>
-                <w:rFonts w:ascii="Times New Roman" w:hAnsi="Times New Roman" w:eastAsia="宋体"/>
-                <w:b w:val="0"/>
-                <w:color w:val="191919"/>
-                <w:sz w:val="19"/>
-              </w:rPr>
-              <w:t>【出场人物】荀未来、赵左右、赵了</w:t>
-              <w:br/>
-              <w:t>【空间动作与场面调度】傍晚放学时分，夕阳余晖映照着校门口的积雪。荀未来与16岁的赵左右并肩走出校门，迎面看见穿着米白色羽绒服的徐图图正推着自行车走出校门铁栅栏。荀未来脚步一顿，目光紧紧追随着徐图图的背影。 荀未来转头拍了拍身旁的赵左右。 荀未来快步追出校门，远远跟在骑自行车的徐图图身后，穿过覆雪的老街巷，来到一栋带有室外铁楼梯的红砖家属楼下。 徐图图停好自行车，顺着室外铁楼梯跑上二楼平台。二楼木门打开，身穿橄榄绿菱格纹棉服的徐图图母亲（正是2033年《梦的解析》夹层合照里的母亲、荀未来的丈母娘）捧着一束花迎出来，母女俩亲热地拥抱进屋。躲在街角雪堆旁的荀未来仰头认出自己的丈母娘，惊得目瞪口呆。 荀未来百思不得其解地转身离去。待他的身影消失在巷口，另一侧的红砖墙阴影后，头戴黑色棒球帽与墨镜的66岁赵了缓缓走出，吸了一口手中的热饮，望着荀未来离去的方向，冷冷吐出两个字。 切至：</w:t>
-              <w:br/>
-              <w:t>【本场核心台词交锋】荀未来：“徐图图……会不会是我多想了？我得看看你究竟是不是她。” ／ 荀未来：“左右，我突然想起来我还有点事儿，你先回吧。” ／ 赵左右：“行，明天见！” ／ 荀未来：“我去，这不我丈母娘吗？！徐图图还真是舒图！可我怎么完全不记得，高中遇到过一个叫徐图图的人呢？” ／ 赵了：“废物。”</w:t>
-            </w:r>
-          </w:p>
-        </w:tc>
-      </w:tr>
-      <w:tr>
-        <w:trPr>
-          <w:cantSplit/>
-        </w:trPr>
-        <w:tc>
-          <w:tcPr>
-            <w:tcW w:type="dxa" w:w="3096"/>
-            <w:vAlign w:val="center"/>
-            <w:tcMar>
-              <w:top w:w="105" w:type="dxa"/>
-              <w:bottom w:w="105" w:type="dxa"/>
-              <w:left w:w="145" w:type="dxa"/>
-              <w:right w:w="145" w:type="dxa"/>
-            </w:tcMar>
-          </w:tcPr>
-          <w:p>
-            <w:pPr>
-              <w:spacing w:before="40" w:after="40" w:line="341" w:lineRule="auto"/>
-              <w:jc w:val="left"/>
-            </w:pPr>
-            <w:r/>
-            <w:r>
-              <w:rPr>
-                <w:rFonts w:ascii="Times New Roman" w:hAnsi="Times New Roman" w:eastAsia="宋体"/>
-                <w:b/>
-                <w:color w:val="191919"/>
-                <w:sz w:val="19"/>
-              </w:rPr>
-              <w:t>EP02</w:t>
-              <w:br/>
-              <w:t>2-25　内/外　长林八中·教导主任办公室、走廊与广播室外雪地（倒叙：数小时前） — 日</w:t>
-            </w:r>
-          </w:p>
-        </w:tc>
-        <w:tc>
-          <w:tcPr>
-            <w:tcW w:type="dxa" w:w="7272"/>
-            <w:vAlign w:val="center"/>
-            <w:tcMar>
-              <w:top w:w="105" w:type="dxa"/>
-              <w:bottom w:w="105" w:type="dxa"/>
-              <w:left w:w="145" w:type="dxa"/>
-              <w:right w:w="145" w:type="dxa"/>
-            </w:tcMar>
-          </w:tcPr>
-          <w:p>
-            <w:pPr>
-              <w:spacing w:before="40" w:after="40" w:line="341" w:lineRule="auto"/>
-              <w:jc w:val="left"/>
-            </w:pPr>
-            <w:r/>
-            <w:r>
-              <w:rPr>
-                <w:rFonts w:ascii="Times New Roman" w:hAnsi="Times New Roman" w:eastAsia="宋体"/>
-                <w:b w:val="0"/>
-                <w:color w:val="191919"/>
-                <w:sz w:val="19"/>
-              </w:rPr>
-              <w:t>【出场人物】赵了、戴娟、二班女生、徐图图</w:t>
-              <w:br/>
-              <w:t>【空间动作与场面调度】黑屏打出白色大字：“数小时前”。 2008年1月21日午间。66岁的赵了身穿深色大衣、围着红绿条纹围巾，轻轻敲响教导主任办公室的门。 戴娟打开门，见是一位气质儒雅的长者，连忙满脸堆笑地迎进屋里倒水。 赵了苍老的眼眸微微颤动，缓步上前，声音温和而低沉。 戴娟神色微动，看着对方继续说道。 赵了离开办公室，手里拎着一袋刚从后街买来的“舒记麻辣烫”，缓步走到高一二班教室后门外，礼貌地向一名路过的女学生打听。 赵了轻轻点了点头，目光静静地落在对方脸上。 赵了沿着走廊慢步前行，掏出自己的诺基亚手机，编辑了那条“【八中之声广播社】午间请务必前来参加换届选举活动”的短信息，精准发送给教学楼外雪坡上的16岁赵左右！ 3202音乐教室门外，赵了透过门缝静静看着16岁的赵左右在最后一排举起徐图图的手臂（“这有！”），脸庞上浮现出一丝慈爱而欣慰的笑意。 随后，当徐图图在走廊被荀未来撞掉广播稿、抱着空文件夹站在广播室外的白桦林雪道上紧张得瑟瑟发抖时，赵了拎着那碗热气腾腾的麻辣烫，缓步走到她身后。 徐图图惊讶地转过……</w:t>
-              <w:br/>
-              <w:t>【本场核心台词交锋】赵了：“戴主任在吧？” ／ 戴娟：“您好！怎么称呼您？” ／ 赵了：“我叫赵了。” ／ 戴娟：“赵先生，您要为图书馆捐款的事啊，校长已经给我说过了。等他下周回来，会再和您见面。” ／ 赵了：“那行，那我就先到校园里去转转。”</w:t>
-            </w:r>
-          </w:p>
-        </w:tc>
-      </w:tr>
-      <w:tr>
-        <w:trPr>
-          <w:cantSplit/>
-        </w:trPr>
-        <w:tc>
-          <w:tcPr>
-            <w:tcW w:type="dxa" w:w="3096"/>
-            <w:vAlign w:val="center"/>
-            <w:tcMar>
-              <w:top w:w="105" w:type="dxa"/>
-              <w:bottom w:w="105" w:type="dxa"/>
-              <w:left w:w="145" w:type="dxa"/>
-              <w:right w:w="145" w:type="dxa"/>
-            </w:tcMar>
-            <w:shd w:fill="F7FAFC"/>
-          </w:tcPr>
-          <w:p>
-            <w:pPr>
-              <w:spacing w:before="40" w:after="40" w:line="341" w:lineRule="auto"/>
-              <w:jc w:val="left"/>
-            </w:pPr>
-            <w:r/>
-            <w:r>
-              <w:rPr>
-                <w:rFonts w:ascii="Times New Roman" w:hAnsi="Times New Roman" w:eastAsia="宋体"/>
-                <w:b/>
-                <w:color w:val="191919"/>
-                <w:sz w:val="19"/>
-              </w:rPr>
-              <w:t>EP03</w:t>
-              <w:br/>
-              <w:t>3-4　内　赵左右家·父母主卧与主卧门外走廊（片名卡：少年的决定） — 日</w:t>
-            </w:r>
-          </w:p>
-        </w:tc>
-        <w:tc>
-          <w:tcPr>
-            <w:tcW w:type="dxa" w:w="7272"/>
-            <w:vAlign w:val="center"/>
-            <w:tcMar>
-              <w:top w:w="105" w:type="dxa"/>
-              <w:bottom w:w="105" w:type="dxa"/>
-              <w:left w:w="145" w:type="dxa"/>
-              <w:right w:w="145" w:type="dxa"/>
-            </w:tcMar>
-            <w:shd w:fill="F7FAFC"/>
-          </w:tcPr>
-          <w:p>
-            <w:pPr>
-              <w:spacing w:before="40" w:after="40" w:line="341" w:lineRule="auto"/>
-              <w:jc w:val="left"/>
-            </w:pPr>
-            <w:r/>
-            <w:r>
-              <w:rPr>
-                <w:rFonts w:ascii="Times New Roman" w:hAnsi="Times New Roman" w:eastAsia="宋体"/>
-                <w:b w:val="0"/>
-                <w:color w:val="191919"/>
-                <w:sz w:val="19"/>
-              </w:rPr>
-              <w:t>【出场人物】环境空镜/意象叙事</w:t>
-              <w:br/>
-              <w:t>【空间动作与场面调度】次日清晨（2008年1月25日，寒假前返校日），冬日晨光洒进501室。16岁的赵左右身穿八中深蓝白条纹校服外套，手里攥着一把银色小剪刀，趁父母在厨房忙碌，蹑手蹑脚地溜进父母主卧，从床头柜上飞快摸走一本《小知音》杂志。 赵左右溜到主卧门外的走廊木地板上蹲下身，翻开《小知音》内页，拿起小剪刀沿着中缝小心翼翼地裁剪下来。 被剪下的左侧书页上印着行星环绕的科幻插图与醒目的铅字标题——“宇宙边缘历险记 ●赵左右”，右侧书页则印着“课后巩固45分钟”。画面中央缓缓浮现出本集片名：“第 3 集 少年的决定”。 赵左右将剪下的《宇宙边缘历险记》内页如获至宝地折好揣进校服怀里，起身把缺了一页的《小知音》放回父母主卧床头柜原处。 切至：</w:t>
-              <w:br/>
-              <w:t>【本场核心台词交锋】（纯视觉动作与环境声效调度）</w:t>
-            </w:r>
-          </w:p>
-        </w:tc>
-      </w:tr>
-      <w:tr>
-        <w:trPr>
-          <w:cantSplit/>
-        </w:trPr>
-        <w:tc>
-          <w:tcPr>
-            <w:tcW w:type="dxa" w:w="3096"/>
-            <w:vAlign w:val="center"/>
-            <w:tcMar>
-              <w:top w:w="105" w:type="dxa"/>
-              <w:bottom w:w="105" w:type="dxa"/>
-              <w:left w:w="145" w:type="dxa"/>
-              <w:right w:w="145" w:type="dxa"/>
-            </w:tcMar>
-          </w:tcPr>
-          <w:p>
-            <w:pPr>
-              <w:spacing w:before="40" w:after="40" w:line="341" w:lineRule="auto"/>
-              <w:jc w:val="left"/>
-            </w:pPr>
-            <w:r/>
-            <w:r>
-              <w:rPr>
-                <w:rFonts w:ascii="Times New Roman" w:hAnsi="Times New Roman" w:eastAsia="宋体"/>
-                <w:b/>
-                <w:color w:val="191919"/>
-                <w:sz w:val="19"/>
-              </w:rPr>
-              <w:t>EP03</w:t>
-              <w:br/>
-              <w:t>3-5　内　长林八中·高一十班教室 — 日</w:t>
-            </w:r>
-          </w:p>
-        </w:tc>
-        <w:tc>
-          <w:tcPr>
-            <w:tcW w:type="dxa" w:w="7272"/>
-            <w:vAlign w:val="center"/>
-            <w:tcMar>
-              <w:top w:w="105" w:type="dxa"/>
-              <w:bottom w:w="105" w:type="dxa"/>
-              <w:left w:w="145" w:type="dxa"/>
-              <w:right w:w="145" w:type="dxa"/>
-            </w:tcMar>
-          </w:tcPr>
-          <w:p>
-            <w:pPr>
-              <w:spacing w:before="40" w:after="40" w:line="341" w:lineRule="auto"/>
-              <w:jc w:val="left"/>
-            </w:pPr>
-            <w:r/>
-            <w:r>
-              <w:rPr>
-                <w:rFonts w:ascii="Times New Roman" w:hAnsi="Times New Roman" w:eastAsia="宋体"/>
-                <w:b w:val="0"/>
-                <w:color w:val="191919"/>
-                <w:sz w:val="19"/>
-              </w:rPr>
-              <w:t>【出场人物】赵左右、荀未来、陈明</w:t>
-              <w:br/>
-              <w:t>【空间动作与场面调度】寒假前返校日的高一十班教室里喧闹欢快。16岁的赵左右满脸得色地坐在座位上，从怀里掏出那张刚剪下来的《宇宙边缘历险记》内页，献宝似地递给身旁的荀未来炫耀。 41岁的荀未来身穿八中蓝白校服外套靠在椅背上，嘴角微抽，不紧不慢地伸手探进自己的课桌膛里，抽出一整本一模一样的《小知音》杂志啪地拍在桌面上，用手指点了点封面最上方的一行字。 赵左右凑近封面仔细一看——只见杂志封面顶部三色书页图标旁，赫然印着“长林文学出板社”六个字。赵左右的声音瞬间蔫了下去。 前排座位上，戴着黑框眼镜、神情斯文认真的理科学霸陈明正与同学聊起未来的大学志向。 荀未来坐在后排凝视着16岁陈明鲜活清澈的侧脸，脸上的笑意渐渐凝固，眼底涌起深沉的悲凉。 切至：</w:t>
-              <w:br/>
-              <w:t>【本场核心台词交锋】赵左右：“《小知音》诶！全国发行量前十的杂志，刊登了我的文章，还给我稿费了！” ／ 荀未来：“来，你把这个出版社名字念念。” ／ 赵左右：“他把出版社的“版”，打成了木板的“板”……” ／ 荀未来：“这是盗版杂志！专门骗你们这种高中生投稿交版面费的。” ／ 陈明：“我以后想学计算机专业，做一个程序员，写很多优秀的代码……人活着，总要留下点痕迹吧。”</w:t>
-            </w:r>
-          </w:p>
-        </w:tc>
-      </w:tr>
-      <w:tr>
-        <w:trPr>
-          <w:cantSplit/>
-        </w:trPr>
-        <w:tc>
-          <w:tcPr>
-            <w:tcW w:type="dxa" w:w="3096"/>
-            <w:vAlign w:val="center"/>
-            <w:tcMar>
-              <w:top w:w="105" w:type="dxa"/>
-              <w:bottom w:w="105" w:type="dxa"/>
-              <w:left w:w="145" w:type="dxa"/>
-              <w:right w:w="145" w:type="dxa"/>
-            </w:tcMar>
-            <w:shd w:fill="F7FAFC"/>
-          </w:tcPr>
-          <w:p>
-            <w:pPr>
-              <w:spacing w:before="40" w:after="40" w:line="341" w:lineRule="auto"/>
-              <w:jc w:val="left"/>
-            </w:pPr>
-            <w:r/>
-            <w:r>
-              <w:rPr>
-                <w:rFonts w:ascii="Times New Roman" w:hAnsi="Times New Roman" w:eastAsia="宋体"/>
-                <w:b/>
-                <w:color w:val="191919"/>
-                <w:sz w:val="19"/>
-              </w:rPr>
-              <w:t>EP03</w:t>
-              <w:br/>
-              <w:t>3-6　外/内　2033年长林数字公墓（闪回）与2008年高一十班教室 — 日</w:t>
-            </w:r>
-          </w:p>
-        </w:tc>
-        <w:tc>
-          <w:tcPr>
-            <w:tcW w:type="dxa" w:w="7272"/>
-            <w:vAlign w:val="center"/>
-            <w:tcMar>
-              <w:top w:w="105" w:type="dxa"/>
-              <w:bottom w:w="105" w:type="dxa"/>
-              <w:left w:w="145" w:type="dxa"/>
-              <w:right w:w="145" w:type="dxa"/>
-            </w:tcMar>
-            <w:shd w:fill="F7FAFC"/>
-          </w:tcPr>
-          <w:p>
-            <w:pPr>
-              <w:spacing w:before="40" w:after="40" w:line="341" w:lineRule="auto"/>
-              <w:jc w:val="left"/>
-            </w:pPr>
-            <w:r/>
-            <w:r>
-              <w:rPr>
-                <w:rFonts w:ascii="Times New Roman" w:hAnsi="Times New Roman" w:eastAsia="宋体"/>
-                <w:b w:val="0"/>
-                <w:color w:val="191919"/>
-                <w:sz w:val="19"/>
-              </w:rPr>
-              <w:t>【出场人物】值班老师、荀未来</w:t>
-              <w:br/>
-              <w:t>【空间动作与场面调度】【闪回·2033年长林数字公墓】阴冷的冬日雨雪中，41岁的荀未来身穿黑色风衣、手撑一把黑伞，独自走过整齐排列的现代化电子墓碑群，在一座摆满白菊的倾斜式黑色大理石电子墓碑前缓缓停下脚步。 电子墓碑屏幕顶部清晰显示着“告别仪式已结束 THE FUNERAL HAS ENDED”，正中央是陈明的黑白遗照与“陈明 先生 (1994-2033)”字样，屏幕四周实时滚动飘过昔日老同学们的电子白包弹幕：“罗爱文先生送出白包 安息”、“周日桃女士送出白包”、“荀未来先生送出白包 节哀”、“肖途先生送出白包 逝者已矣 节哀”、“管凤钦女士送出白包 一路走好”。 【回到2008年高一十班教室】荀未来从2033年的墓碑记忆中回过神来，眼眶微热地看着前排16岁的陈明。恰在此时，身穿深色冬装的值班女老师走上讲台，拍了拍手示意全班安静。 全班同学瞬间爆发出一阵欢呼雀跃：“太好了！”荀未来收敛思绪，转头看向身旁的赵左右。 赵左右翻开课桌上的盗版《小知音》，那支酒红色金夹钢笔正端端正正地夹在《宇宙边缘历险记》的那一页中……</w:t>
-              <w:br/>
-              <w:t>【本场核心台词交锋】值班老师：“安静一下啊！把订正完的期末试卷交上来就可以走了。还有，你们戴老师说了，这次大家表现不错，寒假作文少写两篇！” ／ 荀未来：“王一漫的钢笔呢？赶紧趁放假前还给她。”</w:t>
-            </w:r>
-          </w:p>
-        </w:tc>
-      </w:tr>
-      <w:tr>
-        <w:trPr>
-          <w:cantSplit/>
-        </w:trPr>
-        <w:tc>
-          <w:tcPr>
-            <w:tcW w:type="dxa" w:w="3096"/>
-            <w:vAlign w:val="center"/>
-            <w:tcMar>
-              <w:top w:w="105" w:type="dxa"/>
-              <w:bottom w:w="105" w:type="dxa"/>
-              <w:left w:w="145" w:type="dxa"/>
-              <w:right w:w="145" w:type="dxa"/>
-            </w:tcMar>
-          </w:tcPr>
-          <w:p>
-            <w:pPr>
-              <w:spacing w:before="40" w:after="40" w:line="341" w:lineRule="auto"/>
-              <w:jc w:val="left"/>
-            </w:pPr>
-            <w:r/>
-            <w:r>
-              <w:rPr>
-                <w:rFonts w:ascii="Times New Roman" w:hAnsi="Times New Roman" w:eastAsia="宋体"/>
-                <w:b/>
-                <w:color w:val="191919"/>
-                <w:sz w:val="19"/>
-              </w:rPr>
-              <w:t>EP03</w:t>
-              <w:br/>
-              <w:t>3-7　内　长林八中·教学楼内走廊 — 日</w:t>
-            </w:r>
-          </w:p>
-        </w:tc>
-        <w:tc>
-          <w:tcPr>
-            <w:tcW w:type="dxa" w:w="7272"/>
-            <w:vAlign w:val="center"/>
-            <w:tcMar>
-              <w:top w:w="105" w:type="dxa"/>
-              <w:bottom w:w="105" w:type="dxa"/>
-              <w:left w:w="145" w:type="dxa"/>
-              <w:right w:w="145" w:type="dxa"/>
-            </w:tcMar>
-          </w:tcPr>
-          <w:p>
-            <w:pPr>
-              <w:spacing w:before="40" w:after="40" w:line="341" w:lineRule="auto"/>
-              <w:jc w:val="left"/>
-            </w:pPr>
-            <w:r/>
-            <w:r>
-              <w:rPr>
-                <w:rFonts w:ascii="Times New Roman" w:hAnsi="Times New Roman" w:eastAsia="宋体"/>
-                <w:b w:val="0"/>
-                <w:color w:val="191919"/>
-                <w:sz w:val="19"/>
-              </w:rPr>
-              <w:t>【出场人物】数学老师傅、戴娟</w:t>
-              <w:br/>
-              <w:t>【空间动作与场面调度】教学楼内走廊里阳光明亮，两名男学生正站在窗台旁擦拭玻璃。头发花白、戴着眼镜的数学老师傅老师拦住背着双肩书包的王一漫，语重心长地比划着手指。 不远处的走廊拐角处，身穿灰白厚羽绒服套蓝白校服的16岁赵左右手里紧紧攥着那支酒红色金夹钢笔，眼巴巴地等着傅老师讲完。好不容易等到傅老师转身离开，王一漫抬起头看见了站在走廊边的赵左右，两人目光交汇。 赵左右刚鼓起勇气迈出半步，身穿炭灰色宽翻领毛呢大衣的教导主任戴娟突然从走廊侧面大步走来，一把叫住了赵左右。 赵左右被戴娟训得苦着脸低下头。等戴娟转身走远，赵左右连忙抬起头望向走廊尽头——那里只剩下两名擦玻璃的男学生，王一漫早已离开了走廊。赵左右握着红钢笔懊恼地叹了口气。 切至：</w:t>
-              <w:br/>
-              <w:t>【本场核心台词交锋】数学老师傅：“王一漫，对于你大学选专业，老师有六点建议：第一点……” ／ 戴娟：“赵左右！这次期末考试虽然有点进步，但还是不能松懈啊！应该向陈明同学多学习学习，往上努努力，别整天跟他们俩混，近朱者赤，近墨者黑……我说话你看着我，别左耳朵进右耳朵出的，老师这都是为了你好！你也来我办公室，写个寒假计划再走！”</w:t>
-            </w:r>
-          </w:p>
-        </w:tc>
-      </w:tr>
-      <w:tr>
-        <w:trPr>
-          <w:cantSplit/>
-        </w:trPr>
-        <w:tc>
-          <w:tcPr>
-            <w:tcW w:type="dxa" w:w="3096"/>
-            <w:vAlign w:val="center"/>
-            <w:tcMar>
-              <w:top w:w="105" w:type="dxa"/>
-              <w:bottom w:w="105" w:type="dxa"/>
-              <w:left w:w="145" w:type="dxa"/>
-              <w:right w:w="145" w:type="dxa"/>
-            </w:tcMar>
-            <w:shd w:fill="F7FAFC"/>
-          </w:tcPr>
-          <w:p>
-            <w:pPr>
-              <w:spacing w:before="40" w:after="40" w:line="341" w:lineRule="auto"/>
-              <w:jc w:val="left"/>
-            </w:pPr>
-            <w:r/>
-            <w:r>
-              <w:rPr>
-                <w:rFonts w:ascii="Times New Roman" w:hAnsi="Times New Roman" w:eastAsia="宋体"/>
-                <w:b/>
-                <w:color w:val="191919"/>
-                <w:sz w:val="19"/>
-              </w:rPr>
-              <w:t>EP03</w:t>
-              <w:br/>
-              <w:t>3-21　外/内　八中后街·砂锅麻辣烫店（第一阶段：徐图图提前一小时赴约） — 黄昏</w:t>
-            </w:r>
-          </w:p>
-        </w:tc>
-        <w:tc>
-          <w:tcPr>
-            <w:tcW w:type="dxa" w:w="7272"/>
-            <w:vAlign w:val="center"/>
-            <w:tcMar>
-              <w:top w:w="105" w:type="dxa"/>
-              <w:bottom w:w="105" w:type="dxa"/>
-              <w:left w:w="145" w:type="dxa"/>
-              <w:right w:w="145" w:type="dxa"/>
-            </w:tcMar>
-            <w:shd w:fill="F7FAFC"/>
-          </w:tcPr>
-          <w:p>
-            <w:pPr>
-              <w:spacing w:before="40" w:after="40" w:line="341" w:lineRule="auto"/>
-              <w:jc w:val="left"/>
-            </w:pPr>
-            <w:r/>
-            <w:r>
-              <w:rPr>
-                <w:rFonts w:ascii="Times New Roman" w:hAnsi="Times New Roman" w:eastAsia="宋体"/>
-                <w:b w:val="0"/>
-                <w:color w:val="191919"/>
-                <w:sz w:val="19"/>
-              </w:rPr>
-              <w:t>【出场人物】麻辣烫舒老板、徐图图</w:t>
-              <w:br/>
-              <w:t>【空间动作与场面调度】傍晚时分，八中后街的“砂锅麻辣烫”店门头挂起了红底白字横幅——“麻辣烫‘大胃王’挑战赛”。16岁的徐图图身穿米黄色连帽羽绒服、戴着白色毛绒耳罩骑自行车早早赶到店门外，麻辣烫店舒老板笑呵呵地迎了出来。 徐图图抿了抿嘴唇，脸颊微红，小声地开口。 徐图图走进温暖的麻辣烫店里靠窗坐下，从口袋里掏出白红配色的索尼爱立信（Sony Ericsson）直板手机，在短信编辑框里敲下“我到麻辣烫店了，你到哪了？”，犹豫片刻后又按退格键逐字删掉。 切至：</w:t>
-              <w:br/>
-              <w:t>【本场核心台词交锋】麻辣烫舒老板：“图图，这么早就过来了？” ／ 徐图图：“中午特地没吃饭，一会儿保准让你大开眼界！” ／ 麻辣烫舒老板：“你让我大开眼界有啥用啊？你得让那小伙子大开眼界！不过话说回来呀，无论输赢，我都给你俩免单。” ／ 徐图图：“那不行，愿赌服输！不过他要是输了，我替他买单。” ／ 麻辣烫舒老板：“你呀，快先进去坐吧，这外边太冷了。”</w:t>
-            </w:r>
-          </w:p>
-        </w:tc>
-      </w:tr>
-      <w:tr>
-        <w:trPr>
-          <w:cantSplit/>
-        </w:trPr>
-        <w:tc>
-          <w:tcPr>
-            <w:tcW w:type="dxa" w:w="3096"/>
-            <w:vAlign w:val="center"/>
-            <w:tcMar>
-              <w:top w:w="105" w:type="dxa"/>
-              <w:bottom w:w="105" w:type="dxa"/>
-              <w:left w:w="145" w:type="dxa"/>
-              <w:right w:w="145" w:type="dxa"/>
-            </w:tcMar>
-          </w:tcPr>
-          <w:p>
-            <w:pPr>
-              <w:spacing w:before="40" w:after="40" w:line="341" w:lineRule="auto"/>
-              <w:jc w:val="left"/>
-            </w:pPr>
-            <w:r/>
-            <w:r>
-              <w:rPr>
-                <w:rFonts w:ascii="Times New Roman" w:hAnsi="Times New Roman" w:eastAsia="宋体"/>
-                <w:b/>
-                <w:color w:val="191919"/>
-                <w:sz w:val="19"/>
-              </w:rPr>
-              <w:t>EP03</w:t>
-              <w:br/>
-              <w:t>3-22　内　电影院·3号放映厅外走廊（赵左右溜出放映厅） — 黄昏</w:t>
-            </w:r>
-          </w:p>
-        </w:tc>
-        <w:tc>
-          <w:tcPr>
-            <w:tcW w:type="dxa" w:w="7272"/>
-            <w:vAlign w:val="center"/>
-            <w:tcMar>
-              <w:top w:w="105" w:type="dxa"/>
-              <w:bottom w:w="105" w:type="dxa"/>
-              <w:left w:w="145" w:type="dxa"/>
-              <w:right w:w="145" w:type="dxa"/>
-            </w:tcMar>
-          </w:tcPr>
-          <w:p>
-            <w:pPr>
-              <w:spacing w:before="40" w:after="40" w:line="341" w:lineRule="auto"/>
-              <w:jc w:val="left"/>
-            </w:pPr>
-            <w:r/>
-            <w:r>
-              <w:rPr>
-                <w:rFonts w:ascii="Times New Roman" w:hAnsi="Times New Roman" w:eastAsia="宋体"/>
-                <w:b w:val="0"/>
-                <w:color w:val="191919"/>
-                <w:sz w:val="19"/>
-              </w:rPr>
-              <w:t>【出场人物】荀未来、赵左右</w:t>
-              <w:br/>
-              <w:t>【空间动作与场面调度】电影院3号放映厅外走廊里，电影《长江七号》尚未结束，心神不宁的16岁赵左右悄悄推开隔音门溜出放映厅。41岁的荀未来立刻紧随其后追了出来，在走廊里拦住他。 赵左右往前凑了半步，目光认真地盯着对方。 16岁的赵左右低着头，内心天人交战，却依然固执地守着底线。 赵左右站在走廊灯光下掏出手机，低头按动键盘。 切至：</w:t>
-              <w:br/>
-              <w:t>【本场核心台词交锋】荀未来：“赵左右！你几个意思啊？帮你安排这么好的机会，你怎么还在想着那个破麻辣烫呢？” ／ 赵左右：“不是，荀哥，我也想和一漫去游乐园——” ／ 荀未来：“那你去呀！” ／ 赵左右：“可我先答应了徐图图啊。” ／ 荀未来：“你能不能为自己想想啊？你能不能尊重一下你自己？”</w:t>
-            </w:r>
-          </w:p>
-        </w:tc>
-      </w:tr>
-      <w:tr>
-        <w:trPr>
-          <w:cantSplit/>
-        </w:trPr>
-        <w:tc>
-          <w:tcPr>
-            <w:tcW w:type="dxa" w:w="3096"/>
-            <w:vAlign w:val="center"/>
-            <w:tcMar>
-              <w:top w:w="105" w:type="dxa"/>
-              <w:bottom w:w="105" w:type="dxa"/>
-              <w:left w:w="145" w:type="dxa"/>
-              <w:right w:w="145" w:type="dxa"/>
-            </w:tcMar>
-            <w:shd w:fill="F7FAFC"/>
-          </w:tcPr>
-          <w:p>
-            <w:pPr>
-              <w:spacing w:before="40" w:after="40" w:line="341" w:lineRule="auto"/>
-              <w:jc w:val="left"/>
-            </w:pPr>
-            <w:r/>
-            <w:r>
-              <w:rPr>
-                <w:rFonts w:ascii="Times New Roman" w:hAnsi="Times New Roman" w:eastAsia="宋体"/>
-                <w:b/>
-                <w:color w:val="191919"/>
-                <w:sz w:val="19"/>
-              </w:rPr>
-              <w:t>EP03</w:t>
-              <w:br/>
-              <w:t>3-23　内　八中后街·砂锅麻辣烫店（第二阶段：17:15等候与收到短信） — 黄昏</w:t>
-            </w:r>
-          </w:p>
-        </w:tc>
-        <w:tc>
-          <w:tcPr>
-            <w:tcW w:type="dxa" w:w="7272"/>
-            <w:vAlign w:val="center"/>
-            <w:tcMar>
-              <w:top w:w="105" w:type="dxa"/>
-              <w:bottom w:w="105" w:type="dxa"/>
-              <w:left w:w="145" w:type="dxa"/>
-              <w:right w:w="145" w:type="dxa"/>
-            </w:tcMar>
-            <w:shd w:fill="F7FAFC"/>
-          </w:tcPr>
-          <w:p>
-            <w:pPr>
-              <w:spacing w:before="40" w:after="40" w:line="341" w:lineRule="auto"/>
-              <w:jc w:val="left"/>
-            </w:pPr>
-            <w:r/>
-            <w:r>
-              <w:rPr>
-                <w:rFonts w:ascii="Times New Roman" w:hAnsi="Times New Roman" w:eastAsia="宋体"/>
-                <w:b w:val="0"/>
-                <w:color w:val="191919"/>
-                <w:sz w:val="19"/>
-              </w:rPr>
-              <w:t>【出场人物】麻辣烫舒老板、徐图图</w:t>
-              <w:br/>
-              <w:t>【空间动作与场面调度】砂锅麻辣烫店内，墙上的圆形挂钟已经指向“5:15”。舒老板端来一碟爽口小菜放在徐图图面前的木桌上。 舒老板慈祥地摇摇头走开。就在这时，桌面上那部白红配色的索爱手机突然亮起屏幕震动起来！ 徐图图连忙拿起手机点开收件箱——只见发件人“赵左右”发来一条最新短信：“我会准时到的，不见不散！”徐图图原本忐忑的脸上瞬间绽放出无比灿烂的笑容！ 切至：</w:t>
-              <w:br/>
-              <w:t>【本场核心台词交锋】麻辣烫舒老板：“来吧，先吃点垫垫，这再想赢他，中午也不能不吃饭啊。” ／ 徐图图：“我还是想等他一起来吃，你先放这儿吧。” ／ 麻辣烫舒老板：“年轻人呐。”</w:t>
-            </w:r>
-          </w:p>
-        </w:tc>
-      </w:tr>
-      <w:tr>
-        <w:trPr>
-          <w:cantSplit/>
-        </w:trPr>
-        <w:tc>
-          <w:tcPr>
-            <w:tcW w:type="dxa" w:w="3096"/>
-            <w:vAlign w:val="center"/>
-            <w:tcMar>
-              <w:top w:w="105" w:type="dxa"/>
-              <w:bottom w:w="105" w:type="dxa"/>
-              <w:left w:w="145" w:type="dxa"/>
-              <w:right w:w="145" w:type="dxa"/>
-            </w:tcMar>
-          </w:tcPr>
-          <w:p>
-            <w:pPr>
-              <w:spacing w:before="40" w:after="40" w:line="341" w:lineRule="auto"/>
-              <w:jc w:val="left"/>
-            </w:pPr>
-            <w:r/>
-            <w:r>
-              <w:rPr>
-                <w:rFonts w:ascii="Times New Roman" w:hAnsi="Times New Roman" w:eastAsia="宋体"/>
-                <w:b/>
-                <w:color w:val="191919"/>
-                <w:sz w:val="19"/>
-              </w:rPr>
-              <w:t>EP03</w:t>
-              <w:br/>
-              <w:t>3-24　内　电影院·3号放映厅外走廊（少年的决定） — 黄昏</w:t>
-            </w:r>
-          </w:p>
-        </w:tc>
-        <w:tc>
-          <w:tcPr>
-            <w:tcW w:type="dxa" w:w="7272"/>
-            <w:vAlign w:val="center"/>
-            <w:tcMar>
-              <w:top w:w="105" w:type="dxa"/>
-              <w:bottom w:w="105" w:type="dxa"/>
-              <w:left w:w="145" w:type="dxa"/>
-              <w:right w:w="145" w:type="dxa"/>
-            </w:tcMar>
-          </w:tcPr>
-          <w:p>
-            <w:pPr>
-              <w:spacing w:before="40" w:after="40" w:line="341" w:lineRule="auto"/>
-              <w:jc w:val="left"/>
-            </w:pPr>
-            <w:r/>
-            <w:r>
-              <w:rPr>
-                <w:rFonts w:ascii="Times New Roman" w:hAnsi="Times New Roman" w:eastAsia="宋体"/>
-                <w:b w:val="0"/>
-                <w:color w:val="191919"/>
-                <w:sz w:val="19"/>
-              </w:rPr>
-              <w:t>【出场人物】赵左右、荀未来</w:t>
-              <w:br/>
-              <w:t>【空间动作与场面调度】电影院走廊里，16岁的赵左右抬起头，将自己的手机屏幕亮到41岁荀未来的眼前——原来刚才他低头按手机，根本不是听从荀未来的命令去发“改天”，而是亲手给徐图图发出了那句“我会准时到的，不见不散！” 16岁的赵左右收起手机，少年清澈而坚定的目光直视着眼前41岁的自己，一字一句说出了自己的决定。 切至：</w:t>
-              <w:br/>
-              <w:t>【本场核心台词交锋】赵左右：“这下我更不能反悔了。” ／ 荀未来：“玩我是吧？我以前怎么没见你这么利索过？” ／ 赵左右：“我一直都不是个果断的人，所以有时候只能逼自己一把。荀哥，我要做对的事，我得走了。”</w:t>
-            </w:r>
-          </w:p>
-        </w:tc>
-      </w:tr>
-    </w:tbl>
     <w:sectPr>
       <w:pgSz w:w="12240" w:h="15840"/>
       <w:pgMar w:top="1080" w:right="936" w:bottom="1080" w:left="936" w:header="720" w:footer="720" w:gutter="0"/>

--- a/01_《三人行》全24集全流程标杆成品库/06_核心场景一景一档/场景02_长林市第八中学（孔子像广场·红砖教学楼·教室·主任办公室·广播站·食堂·图书馆·微机室·天台·体育馆·覆雪大操场）.docx
+++ b/01_《三人行》全24集全流程标杆成品库/06_核心场景一景一档/场景02_长林市第八中学（孔子像广场·红砖教学楼·教室·主任办公室·广播站·食堂·图书馆·微机室·天台·体育馆·覆雪大操场）.docx
@@ -606,15 +606,8 @@
               <w:spacing w:before="40" w:after="40" w:line="341" w:lineRule="auto"/>
               <w:jc w:val="left"/>
             </w:pPr>
-            <w:r/>
             <w:r>
-              <w:rPr>
-                <w:rFonts w:ascii="Times New Roman" w:hAnsi="Times New Roman" w:eastAsia="宋体"/>
-                <w:b w:val="0"/>
-                <w:color w:val="191919"/>
-                <w:sz w:val="19"/>
-              </w:rPr>
-              <w:t>全剧青春群像与跨时空改命的核心主战场——从EP01荀未来翻越学校铁围栏闯入期末考场，到EP11陈明广播顶包自首、EP13走廊喊名字识破真身、EP23杂志社大火废墟痛哭，直至EP24高三早读齐诵《师说》“三人行，则必有我师”与2012冬覆雪操场堆完最后一个雪人清除预知记忆（“原来未知，才是未来”）</w:t>
+              <w:t>全剧青春群像与跨时空改命的核心主战场——从EP01荀未来翻越学校铁围栏闯入期末考场，到EP11陈明广播自曝偷打CS为赵左右作证、EP13走廊喊名字识破真身、EP23杂志社大火废墟痛哭，直至EP24高三早读齐诵《师说》“三人行，则必有我师”与2012冬覆雪操场堆完最后一个雪人清除预知记忆（“原来未知，才是未来”）</w:t>
             </w:r>
           </w:p>
         </w:tc>
@@ -1081,20 +1074,13 @@
               <w:spacing w:before="40" w:after="40" w:line="341" w:lineRule="auto"/>
               <w:jc w:val="left"/>
             </w:pPr>
-            <w:r/>
             <w:r>
-              <w:rPr>
-                <w:rFonts w:ascii="Times New Roman" w:hAnsi="Times New Roman" w:eastAsia="宋体"/>
-                <w:b w:val="0"/>
-                <w:color w:val="191919"/>
-                <w:sz w:val="19"/>
-              </w:rPr>
               <w:t>【标志性美术陈设与道具锚点】</w:t>
               <w:br/>
               <w:t>办公桌台灯与圆珠笔、铁皮试卷柜、广播站隔音玻璃窗与电容麦克风</w:t>
               <w:br/>
               <w:br/>
-              <w:t>【镜头轴线与动线功能】主任室采用56.56秒长镜头或越肩审讯机位（EP01攻心战、EP10深夜偷拍试卷、EP11水笔穿帮、EP16荀未来退学、EP24艺考谈心）；广播站通过麦克风特写切全校大喇叭平行剪辑（EP02麻辣烫吃播、EP11陈明顶包自首、EP24高三告别广播）</w:t>
+              <w:t>【镜头轴线与动线功能】主任室采用56.56秒长镜头或越肩审讯机位（EP01攻心战、EP10深夜潜入抽看试卷第一题后放回、EP11水笔穿帮、EP16荀未来退学、EP24艺考谈心）；广播站通过麦克风特写切全校大喇叭平行剪辑（EP02麻辣烫吃播、EP11陈明顶包自首、EP24高三告别广播）</w:t>
             </w:r>
           </w:p>
         </w:tc>
@@ -1302,13 +1288,7 @@
         <w:jc w:val="left"/>
       </w:pPr>
       <w:r>
-        <w:rPr>
-          <w:rFonts w:ascii="Times New Roman" w:hAnsi="Times New Roman" w:eastAsia="宋体"/>
-          <w:b w:val="0"/>
-          <w:color w:val="141414"/>
-          <w:sz w:val="21"/>
-        </w:rPr>
-        <w:t>进入黄昏篇，校园光影转为浓烈的春日黄昏暖橘与幽暗走廊阴影的交锋。文科（10）班讲台前的“铁三角雅座”见证了赵左右的狂飙与失控；深夜幽暗的主任办公室成了偷拍试卷的犯罪现场，广播站传出陈明顶包自首的悲壮回音；而在洒满夕阳的教学楼走廊里，16岁赵左右大喊一声“赵左右”试出荀未来真身，并在社团教室创办起《三人行》杂志社，最终在操场上定格为高一（2）班送别荀未来的催泪全班大合影。</w:t>
+        <w:t>进入黄昏篇，校园光影转为浓烈的春日黄昏暖橘与幽暗走廊阴影的交锋。文科（10）班讲台前的“铁三角雅座”见证了赵左右的狂飙与失控；深夜幽暗的主任办公室见证了赵左右抽出试卷看到第一题又塞回袋中的良知挣扎，广播站传出陈明自曝每晚偷打CS游戏、为挚友作证澄清的悲壮回音；而在洒满夕阳的教学楼走廊里，16岁赵左右大喊一声“赵左右”试出荀未来真身，并在社团教室创办起《三人行》杂志社，最终在操场上定格为高一（2）班送别荀未来的催泪全班大合影。</w:t>
       </w:r>
     </w:p>
     <w:p>
@@ -1441,13 +1421,7 @@
         <w:jc w:val="left"/>
       </w:pPr>
       <w:r>
-        <w:rPr>
-          <w:rFonts w:ascii="Times New Roman" w:hAnsi="Times New Roman" w:eastAsia="宋体"/>
-          <w:b w:val="0"/>
-          <w:color w:val="141414"/>
-          <w:sz w:val="21"/>
-        </w:rPr>
-        <w:t>EP11戴娟凭圆珠笔识破水笔字迹，陈明冲进广播站向全校广播顶包自首并在走廊遭父毒打退学；EP12赵左右在图书馆与徐图图定下长林大学之约并创梦语心理社；EP13赵左右在走廊大喊“赵左右”试出荀未来10秒回头本能发起宣战，创办《三人行》杂志社；EP16荀未来在主任室向戴娟办退学，操场拍下全班合影。</w:t>
+        <w:t>EP11戴娟凭圆珠笔识破水笔字迹，陈明冲进广播站向全校自曝偷打CS为赵左右作证澄清并在走廊遭父毒打退学；EP12赵左右在图书馆与徐图图定下长林大学之约并创梦语心理社；EP13赵左右在走廊大喊“赵左右”试出荀未来10秒回头本能发起宣战，创办《三人行》杂志社；EP16荀未来在主任室向戴娟办退学，操场拍下全班合影。</w:t>
       </w:r>
     </w:p>
     <w:p>

--- a/01_《三人行》全24集全流程标杆成品库/06_核心场景一景一档/场景02_长林市第八中学（孔子像广场·红砖教学楼·教室·主任办公室·广播站·食堂·图书馆·微机室·天台·体育馆·覆雪大操场）.docx
+++ b/01_《三人行》全24集全流程标杆成品库/06_核心场景一景一档/场景02_长林市第八中学（孔子像广场·红砖教学楼·教室·主任办公室·广播站·食堂·图书馆·微机室·天台·体育馆·覆雪大操场）.docx
@@ -606,8 +606,15 @@
               <w:spacing w:before="40" w:after="40" w:line="341" w:lineRule="auto"/>
               <w:jc w:val="left"/>
             </w:pPr>
+            <w:r/>
             <w:r>
-              <w:t>全剧青春群像与跨时空改命的核心主战场——从EP01荀未来翻越学校铁围栏闯入期末考场，到EP11陈明广播自曝偷打CS为赵左右作证、EP13走廊喊名字识破真身、EP23杂志社大火废墟痛哭，直至EP24高三早读齐诵《师说》“三人行，则必有我师”与2012冬覆雪操场堆完最后一个雪人清除预知记忆（“原来未知，才是未来”）</w:t>
+              <w:rPr>
+                <w:rFonts w:ascii="Times New Roman" w:hAnsi="Times New Roman" w:eastAsia="宋体"/>
+                <w:b w:val="0"/>
+                <w:color w:val="191919"/>
+                <w:sz w:val="19"/>
+              </w:rPr>
+              <w:t>全剧青春群像与跨时空改命的核心主战场——从EP01荀未来翻越学校铁围栏闯入期末考场，到EP11陈明广播顶包自首、EP13走廊喊名字识破真身、EP23杂志社大火废墟痛哭，直至EP24高三早读齐诵《师说》“三人行，则必有我师”与2012冬覆雪操场堆完最后一个雪人清除预知记忆（“原来未知，才是未来”）</w:t>
             </w:r>
           </w:p>
         </w:tc>
@@ -1074,13 +1081,20 @@
               <w:spacing w:before="40" w:after="40" w:line="341" w:lineRule="auto"/>
               <w:jc w:val="left"/>
             </w:pPr>
+            <w:r/>
             <w:r>
+              <w:rPr>
+                <w:rFonts w:ascii="Times New Roman" w:hAnsi="Times New Roman" w:eastAsia="宋体"/>
+                <w:b w:val="0"/>
+                <w:color w:val="191919"/>
+                <w:sz w:val="19"/>
+              </w:rPr>
               <w:t>【标志性美术陈设与道具锚点】</w:t>
               <w:br/>
               <w:t>办公桌台灯与圆珠笔、铁皮试卷柜、广播站隔音玻璃窗与电容麦克风</w:t>
               <w:br/>
               <w:br/>
-              <w:t>【镜头轴线与动线功能】主任室采用56.56秒长镜头或越肩审讯机位（EP01攻心战、EP10深夜潜入抽看试卷第一题后放回、EP11水笔穿帮、EP16荀未来退学、EP24艺考谈心）；广播站通过麦克风特写切全校大喇叭平行剪辑（EP02麻辣烫吃播、EP11陈明顶包自首、EP24高三告别广播）</w:t>
+              <w:t>【镜头轴线与动线功能】主任室采用56.56秒长镜头或越肩审讯机位（EP01攻心战、EP10深夜偷拍试卷、EP11水笔穿帮、EP16荀未来退学、EP24艺考谈心）；广播站通过麦克风特写切全校大喇叭平行剪辑（EP02麻辣烫吃播、EP11陈明顶包自首、EP24高三告别广播）</w:t>
             </w:r>
           </w:p>
         </w:tc>
@@ -1288,7 +1302,13 @@
         <w:jc w:val="left"/>
       </w:pPr>
       <w:r>
-        <w:t>进入黄昏篇，校园光影转为浓烈的春日黄昏暖橘与幽暗走廊阴影的交锋。文科（10）班讲台前的“铁三角雅座”见证了赵左右的狂飙与失控；深夜幽暗的主任办公室见证了赵左右抽出试卷看到第一题又塞回袋中的良知挣扎，广播站传出陈明自曝每晚偷打CS游戏、为挚友作证澄清的悲壮回音；而在洒满夕阳的教学楼走廊里，16岁赵左右大喊一声“赵左右”试出荀未来真身，并在社团教室创办起《三人行》杂志社，最终在操场上定格为高一（2）班送别荀未来的催泪全班大合影。</w:t>
+        <w:rPr>
+          <w:rFonts w:ascii="Times New Roman" w:hAnsi="Times New Roman" w:eastAsia="宋体"/>
+          <w:b w:val="0"/>
+          <w:color w:val="141414"/>
+          <w:sz w:val="21"/>
+        </w:rPr>
+        <w:t>进入黄昏篇，校园光影转为浓烈的春日黄昏暖橘与幽暗走廊阴影的交锋。文科（10）班讲台前的“铁三角雅座”见证了赵左右的狂飙与失控；深夜幽暗的主任办公室成了偷拍试卷的犯罪现场，广播站传出陈明顶包自首的悲壮回音；而在洒满夕阳的教学楼走廊里，16岁赵左右大喊一声“赵左右”试出荀未来真身，并在社团教室创办起《三人行》杂志社，最终在操场上定格为高一（2）班送别荀未来的催泪全班大合影。</w:t>
       </w:r>
     </w:p>
     <w:p>
@@ -1396,7 +1416,7 @@
           <w:color w:val="141414"/>
           <w:sz w:val="21"/>
         </w:rPr>
-        <w:t>EP05在微机室查明王一漫贴吧造谣真相；EP06除夕夜众人用拜年电话占线计调虎离山，从学校体育馆储藏室借出LM3500造雪机装上皮卡车运往东湖公园礼拜堂；EP09文科十班成立，戴娟排定第一排铁三角雅座，赵左右立下军令状当选班长；EP10赵左右做俯卧撑背书昏倒校医室，深夜潜入主任室偷拍文综试卷被陈明目击。</w:t>
+        <w:t>EP05在微机室查明王一漫贴吧造谣真相；EP06除夕夜众人用拜年电话占线计调虎离山，从学校体育馆储藏室借出LM3500造雪机装上皮卡车运往东湖公园礼拜堂；EP09文科十班成立，戴娟排定第一排铁三角雅座，赵左右立下军令状当选班长；EP10赵左右做俯卧撑背书昏倒校医室，深夜潜入主任室抽出文综试卷看到第一题后良知复苏放回袋中，被躲在书架后偷打CS的陈明目击。</w:t>
       </w:r>
     </w:p>
     <w:p>
@@ -1421,7 +1441,13 @@
         <w:jc w:val="left"/>
       </w:pPr>
       <w:r>
-        <w:t>EP11戴娟凭圆珠笔识破水笔字迹，陈明冲进广播站向全校自曝偷打CS为赵左右作证澄清并在走廊遭父毒打退学；EP12赵左右在图书馆与徐图图定下长林大学之约并创梦语心理社；EP13赵左右在走廊大喊“赵左右”试出荀未来10秒回头本能发起宣战，创办《三人行》杂志社；EP16荀未来在主任室向戴娟办退学，操场拍下全班合影。</w:t>
+        <w:rPr>
+          <w:rFonts w:ascii="Times New Roman" w:hAnsi="Times New Roman" w:eastAsia="宋体"/>
+          <w:b w:val="0"/>
+          <w:color w:val="141414"/>
+          <w:sz w:val="21"/>
+        </w:rPr>
+        <w:t>EP11戴娟凭圆珠笔识破水笔字迹，陈明冲进广播站向全校自曝每晚偷打CS为赵左右作证澄清，并在走廊遭父掌掴退学；EP12赵左右在图书馆与徐图图定下长林大学之约并创梦语心理社；EP13赵左右在走廊大喊“赵左右”试出荀未来10秒回头本能发起宣战，创办《三人行》杂志社；EP16荀未来在主任室向戴娟办退学，操场拍下全班合影。</w:t>
       </w:r>
     </w:p>
     <w:p>

--- a/01_《三人行》全24集全流程标杆成品库/06_核心场景一景一档/场景02_长林市第八中学（孔子像广场·红砖教学楼·教室·主任办公室·广播站·食堂·图书馆·微机室·天台·体育馆·覆雪大操场）.docx
+++ b/01_《三人行》全24集全流程标杆成品库/06_核心场景一景一档/场景02_长林市第八中学（孔子像广场·红砖教学楼·教室·主任办公室·广播站·食堂·图书馆·微机室·天台·体育馆·覆雪大操场）.docx
@@ -124,9 +124,7 @@
         </w:tc>
       </w:tr>
       <w:tr>
-        <w:trPr>
-          <w:cantSplit/>
-        </w:trPr>
+        <w:trPr/>
         <w:tc>
           <w:tcPr>
             <w:tcW w:type="dxa" w:w="2592"/>
@@ -185,9 +183,7 @@
         </w:tc>
       </w:tr>
       <w:tr>
-        <w:trPr>
-          <w:cantSplit/>
-        </w:trPr>
+        <w:trPr/>
         <w:tc>
           <w:tcPr>
             <w:tcW w:type="dxa" w:w="2592"/>
@@ -248,9 +244,7 @@
         </w:tc>
       </w:tr>
       <w:tr>
-        <w:trPr>
-          <w:cantSplit/>
-        </w:trPr>
+        <w:trPr/>
         <w:tc>
           <w:tcPr>
             <w:tcW w:type="dxa" w:w="2592"/>
@@ -309,9 +303,7 @@
         </w:tc>
       </w:tr>
       <w:tr>
-        <w:trPr>
-          <w:cantSplit/>
-        </w:trPr>
+        <w:trPr/>
         <w:tc>
           <w:tcPr>
             <w:tcW w:type="dxa" w:w="2592"/>
@@ -372,9 +364,7 @@
         </w:tc>
       </w:tr>
       <w:tr>
-        <w:trPr>
-          <w:cantSplit/>
-        </w:trPr>
+        <w:trPr/>
         <w:tc>
           <w:tcPr>
             <w:tcW w:type="dxa" w:w="2592"/>
@@ -433,9 +423,7 @@
         </w:tc>
       </w:tr>
       <w:tr>
-        <w:trPr>
-          <w:cantSplit/>
-        </w:trPr>
+        <w:trPr/>
         <w:tc>
           <w:tcPr>
             <w:tcW w:type="dxa" w:w="2592"/>
@@ -496,9 +484,7 @@
         </w:tc>
       </w:tr>
       <w:tr>
-        <w:trPr>
-          <w:cantSplit/>
-        </w:trPr>
+        <w:trPr/>
         <w:tc>
           <w:tcPr>
             <w:tcW w:type="dxa" w:w="2592"/>
@@ -557,9 +543,7 @@
         </w:tc>
       </w:tr>
       <w:tr>
-        <w:trPr>
-          <w:cantSplit/>
-        </w:trPr>
+        <w:trPr/>
         <w:tc>
           <w:tcPr>
             <w:tcW w:type="dxa" w:w="2592"/>
@@ -606,7 +590,9 @@
               <w:spacing w:before="40" w:after="40" w:line="341" w:lineRule="auto"/>
               <w:jc w:val="left"/>
             </w:pPr>
-            <w:r/>
+            <w:r>
+              <w:t>全剧青春群像与跨时空改命的核心主战场——从EP01荀未来翻越学校铁围栏闯入期末考场，到EP11陈明广播室自曝偷打CS秘密为赵左右作证、EP13走廊喊名字识破真身、EP23杂志社大火废墟痛哭，直至EP24高三早读齐诵《师说》“三人行，则必有我师”与2012冬覆雪操场堆完最后一个雪人清除预知记忆（“原来未知，才是未来”）</w:t>
+            </w:r>
             <w:r>
               <w:rPr>
                 <w:rFonts w:ascii="Times New Roman" w:hAnsi="Times New Roman" w:eastAsia="宋体"/>
@@ -614,7 +600,6 @@
                 <w:color w:val="191919"/>
                 <w:sz w:val="19"/>
               </w:rPr>
-              <w:t>全剧青春群像与跨时空改命的核心主战场——从EP01荀未来翻越学校铁围栏闯入期末考场，到EP11陈明广播顶包自首、EP13走廊喊名字识破真身、EP23杂志社大火废墟痛哭，直至EP24高三早读齐诵《师说》“三人行，则必有我师”与2012冬覆雪操场堆完最后一个雪人清除预知记忆（“原来未知，才是未来”）</w:t>
             </w:r>
           </w:p>
         </w:tc>
@@ -900,9 +885,7 @@
         </w:tc>
       </w:tr>
       <w:tr>
-        <w:trPr>
-          <w:cantSplit/>
-        </w:trPr>
+        <w:trPr/>
         <w:tc>
           <w:tcPr>
             <w:tcW w:type="dxa" w:w="2664"/>
@@ -966,9 +949,7 @@
         </w:tc>
       </w:tr>
       <w:tr>
-        <w:trPr>
-          <w:cantSplit/>
-        </w:trPr>
+        <w:trPr/>
         <w:tc>
           <w:tcPr>
             <w:tcW w:type="dxa" w:w="2664"/>
@@ -1034,9 +1015,7 @@
         </w:tc>
       </w:tr>
       <w:tr>
-        <w:trPr>
-          <w:cantSplit/>
-        </w:trPr>
+        <w:trPr/>
         <w:tc>
           <w:tcPr>
             <w:tcW w:type="dxa" w:w="2664"/>
@@ -1100,9 +1079,7 @@
         </w:tc>
       </w:tr>
       <w:tr>
-        <w:trPr>
-          <w:cantSplit/>
-        </w:trPr>
+        <w:trPr/>
         <w:tc>
           <w:tcPr>
             <w:tcW w:type="dxa" w:w="2664"/>
@@ -1168,9 +1145,7 @@
         </w:tc>
       </w:tr>
       <w:tr>
-        <w:trPr>
-          <w:cantSplit/>
-        </w:trPr>
+        <w:trPr/>
         <w:tc>
           <w:tcPr>
             <w:tcW w:type="dxa" w:w="2664"/>
@@ -1431,7 +1406,7 @@
           <w:color w:val="141414"/>
           <w:sz w:val="22"/>
         </w:rPr>
-        <w:t>3. 陈明广播顶包退学、走廊喊名字宣战、《三人行》创刊与荀未来退学合影（EP11–EP16）</w:t>
+        <w:t>3. 陈明在广播室自曝每晚偷打CS秘密为赵左右作证而退学、走廊喊名字宣战、《三人行》创刊与荀未来退学合影（EP11–EP16）</w:t>
       </w:r>
     </w:p>
     <w:p>

--- a/01_《三人行》全24集全流程标杆成品库/06_核心场景一景一档/场景02_长林市第八中学（孔子像广场·红砖教学楼·教室·主任办公室·广播站·食堂·图书馆·微机室·天台·体育馆·覆雪大操场）.docx
+++ b/01_《三人行》全24集全流程标杆成品库/06_核心场景一景一档/场景02_长林市第八中学（孔子像广场·红砖教学楼·教室·主任办公室·广播站·食堂·图书馆·微机室·天台·体育馆·覆雪大操场）.docx
@@ -44,7 +44,7 @@
           <w:color w:val="192D55"/>
           <w:sz w:val="25"/>
         </w:rPr>
-        <w:t>第一章　场景核心工程参数与视觉美学总卡</w:t>
+        <w:t>第一章　场景核心工程参数与视听美学总卡</w:t>
       </w:r>
     </w:p>
     <w:tbl>
@@ -66,7 +66,7 @@
         </w:trPr>
         <w:tc>
           <w:tcPr>
-            <w:tcW w:type="dxa" w:w="2592"/>
+            <w:tcW w:type="dxa" w:w="2664"/>
             <w:vAlign w:val="center"/>
             <w:tcMar>
               <w:top w:w="130" w:type="dxa"/>
@@ -89,13 +89,13 @@
                 <w:color w:val="FFFFFF"/>
                 <w:sz w:val="19"/>
               </w:rPr>
-              <w:t>工程与美学设定维度</w:t>
+              <w:t>场景工程设定维度</w:t>
             </w:r>
           </w:p>
         </w:tc>
         <w:tc>
           <w:tcPr>
-            <w:tcW w:type="dxa" w:w="7776"/>
+            <w:tcW w:type="dxa" w:w="7704"/>
             <w:vAlign w:val="center"/>
             <w:tcMar>
               <w:top w:w="130" w:type="dxa"/>
@@ -118,16 +118,15 @@
                 <w:color w:val="FFFFFF"/>
                 <w:sz w:val="19"/>
               </w:rPr>
-              <w:t>全剧标准定稿设定参数</w:t>
+              <w:t>全剧标准定稿设定内容</w:t>
             </w:r>
           </w:p>
         </w:tc>
       </w:tr>
       <w:tr>
-        <w:trPr/>
         <w:tc>
           <w:tcPr>
-            <w:tcW w:type="dxa" w:w="2592"/>
+            <w:tcW w:type="dxa" w:w="2664"/>
             <w:vAlign w:val="center"/>
             <w:tcMar>
               <w:top w:w="105" w:type="dxa"/>
@@ -155,7 +154,7 @@
         </w:tc>
         <w:tc>
           <w:tcPr>
-            <w:tcW w:type="dxa" w:w="7776"/>
+            <w:tcW w:type="dxa" w:w="7704"/>
             <w:vAlign w:val="center"/>
             <w:tcMar>
               <w:top w:w="105" w:type="dxa"/>
@@ -183,10 +182,9 @@
         </w:tc>
       </w:tr>
       <w:tr>
-        <w:trPr/>
         <w:tc>
           <w:tcPr>
-            <w:tcW w:type="dxa" w:w="2592"/>
+            <w:tcW w:type="dxa" w:w="2664"/>
             <w:vAlign w:val="center"/>
             <w:tcMar>
               <w:top w:w="105" w:type="dxa"/>
@@ -215,7 +213,7 @@
         </w:tc>
         <w:tc>
           <w:tcPr>
-            <w:tcW w:type="dxa" w:w="7776"/>
+            <w:tcW w:type="dxa" w:w="7704"/>
             <w:vAlign w:val="center"/>
             <w:tcMar>
               <w:top w:w="105" w:type="dxa"/>
@@ -244,10 +242,9 @@
         </w:tc>
       </w:tr>
       <w:tr>
-        <w:trPr/>
         <w:tc>
           <w:tcPr>
-            <w:tcW w:type="dxa" w:w="2592"/>
+            <w:tcW w:type="dxa" w:w="2664"/>
             <w:vAlign w:val="center"/>
             <w:tcMar>
               <w:top w:w="105" w:type="dxa"/>
@@ -275,7 +272,7 @@
         </w:tc>
         <w:tc>
           <w:tcPr>
-            <w:tcW w:type="dxa" w:w="7776"/>
+            <w:tcW w:type="dxa" w:w="7704"/>
             <w:vAlign w:val="center"/>
             <w:tcMar>
               <w:top w:w="105" w:type="dxa"/>
@@ -303,10 +300,9 @@
         </w:tc>
       </w:tr>
       <w:tr>
-        <w:trPr/>
         <w:tc>
           <w:tcPr>
-            <w:tcW w:type="dxa" w:w="2592"/>
+            <w:tcW w:type="dxa" w:w="2664"/>
             <w:vAlign w:val="center"/>
             <w:tcMar>
               <w:top w:w="105" w:type="dxa"/>
@@ -335,7 +331,7 @@
         </w:tc>
         <w:tc>
           <w:tcPr>
-            <w:tcW w:type="dxa" w:w="7776"/>
+            <w:tcW w:type="dxa" w:w="7704"/>
             <w:vAlign w:val="center"/>
             <w:tcMar>
               <w:top w:w="105" w:type="dxa"/>
@@ -364,10 +360,9 @@
         </w:tc>
       </w:tr>
       <w:tr>
-        <w:trPr/>
         <w:tc>
           <w:tcPr>
-            <w:tcW w:type="dxa" w:w="2592"/>
+            <w:tcW w:type="dxa" w:w="2664"/>
             <w:vAlign w:val="center"/>
             <w:tcMar>
               <w:top w:w="105" w:type="dxa"/>
@@ -395,7 +390,7 @@
         </w:tc>
         <w:tc>
           <w:tcPr>
-            <w:tcW w:type="dxa" w:w="7776"/>
+            <w:tcW w:type="dxa" w:w="7704"/>
             <w:vAlign w:val="center"/>
             <w:tcMar>
               <w:top w:w="105" w:type="dxa"/>
@@ -417,16 +412,15 @@
                 <w:color w:val="191919"/>
                 <w:sz w:val="19"/>
               </w:rPr>
-              <w:t>白昼篇（EP01–08）以4800K清冽通透的冬日晴朗天光与天台逆光“暖雪”为主；黄昏篇（EP09–16）以3500K–3800K夕阳斜照进走廊与教室的琥珀金光为主；黑夜篇（EP17–24）穿插微机室冷蓝屏幕光、杂志社火场黑烟光柱与覆雪大操场圣洁高调白光</w:t>
+              <w:t>白昼篇（EP01–08）以4800K清冽通透的冬日晴朗天光与东湖公园礼拜堂逆光“暖雪”为主；黄昏篇（EP09–16）以3500K–3800K夕阳斜照进走廊与教室的琥珀金光为主；黑夜篇（EP17–24）穿插微机室冷蓝屏幕光、杂志社火场黑烟光柱与覆雪大操场圣洁高调白光</w:t>
             </w:r>
           </w:p>
         </w:tc>
       </w:tr>
       <w:tr>
-        <w:trPr/>
         <w:tc>
           <w:tcPr>
-            <w:tcW w:type="dxa" w:w="2592"/>
+            <w:tcW w:type="dxa" w:w="2664"/>
             <w:vAlign w:val="center"/>
             <w:tcMar>
               <w:top w:w="105" w:type="dxa"/>
@@ -455,7 +449,7 @@
         </w:tc>
         <w:tc>
           <w:tcPr>
-            <w:tcW w:type="dxa" w:w="7776"/>
+            <w:tcW w:type="dxa" w:w="7704"/>
             <w:vAlign w:val="center"/>
             <w:tcMar>
               <w:top w:w="105" w:type="dxa"/>
@@ -484,10 +478,9 @@
         </w:tc>
       </w:tr>
       <w:tr>
-        <w:trPr/>
         <w:tc>
           <w:tcPr>
-            <w:tcW w:type="dxa" w:w="2592"/>
+            <w:tcW w:type="dxa" w:w="2664"/>
             <w:vAlign w:val="center"/>
             <w:tcMar>
               <w:top w:w="105" w:type="dxa"/>
@@ -515,7 +508,7 @@
         </w:tc>
         <w:tc>
           <w:tcPr>
-            <w:tcW w:type="dxa" w:w="7776"/>
+            <w:tcW w:type="dxa" w:w="7704"/>
             <w:vAlign w:val="center"/>
             <w:tcMar>
               <w:top w:w="105" w:type="dxa"/>
@@ -543,10 +536,9 @@
         </w:tc>
       </w:tr>
       <w:tr>
-        <w:trPr/>
         <w:tc>
           <w:tcPr>
-            <w:tcW w:type="dxa" w:w="2592"/>
+            <w:tcW w:type="dxa" w:w="2664"/>
             <w:vAlign w:val="center"/>
             <w:tcMar>
               <w:top w:w="105" w:type="dxa"/>
@@ -575,7 +567,7 @@
         </w:tc>
         <w:tc>
           <w:tcPr>
-            <w:tcW w:type="dxa" w:w="7776"/>
+            <w:tcW w:type="dxa" w:w="7704"/>
             <w:vAlign w:val="center"/>
             <w:tcMar>
               <w:top w:w="105" w:type="dxa"/>
@@ -590,9 +582,7 @@
               <w:spacing w:before="40" w:after="40" w:line="341" w:lineRule="auto"/>
               <w:jc w:val="left"/>
             </w:pPr>
-            <w:r>
-              <w:t>全剧青春群像与跨时空改命的核心主战场——从EP01荀未来翻越学校铁围栏闯入期末考场，到EP11陈明广播室自曝偷打CS秘密为赵左右作证、EP13走廊喊名字识破真身、EP23杂志社大火废墟痛哭，直至EP24高三早读齐诵《师说》“三人行，则必有我师”与2012冬覆雪操场堆完最后一个雪人清除预知记忆（“原来未知，才是未来”）</w:t>
-            </w:r>
+            <w:r/>
             <w:r>
               <w:rPr>
                 <w:rFonts w:ascii="Times New Roman" w:hAnsi="Times New Roman" w:eastAsia="宋体"/>
@@ -600,6 +590,7 @@
                 <w:color w:val="191919"/>
                 <w:sz w:val="19"/>
               </w:rPr>
+              <w:t>全剧青春群像与跨时空改命的核心主战场——从EP01荀未来翻越学校铁围栏闯入期末考场，到EP11陈明广播室自曝偷打CS秘密为赵左右作证、EP13走廊喊名字识破真身、EP23杂志社大火废墟痛哭，直至EP24高三早读齐诵《师说》“三人行，则必有我师”与2012冬覆雪操场堆完最后一个雪人清除预知记忆（“原来未知，才是未来”）</w:t>
             </w:r>
           </w:p>
         </w:tc>
@@ -617,7 +608,7 @@
           <w:color w:val="192D55"/>
           <w:sz w:val="25"/>
         </w:rPr>
-        <w:t>第二章　场景整体空间全貌、建筑结构与陈设细节全景详述</w:t>
+        <w:t>第二章　建筑空间格局、子区域拓扑、美术陈设与光影色温全景细描</w:t>
       </w:r>
     </w:p>
     <w:p>
@@ -795,17 +786,17 @@
     </w:p>
     <w:p>
       <w:pPr>
-        <w:spacing w:before="240" w:after="80" w:line="384" w:lineRule="auto"/>
+        <w:spacing w:before="160" w:after="80" w:line="384" w:lineRule="auto"/>
         <w:jc w:val="left"/>
       </w:pPr>
       <w:r>
         <w:rPr>
           <w:rFonts w:ascii="Arial" w:hAnsi="Arial" w:eastAsia="黑体"/>
           <w:b/>
-          <w:color w:val="192D55"/>
-          <w:sz w:val="25"/>
+          <w:color w:val="141414"/>
+          <w:sz w:val="22"/>
         </w:rPr>
-        <w:t>第三章　子空间功能分区、平面拓扑关系与多视角镜头动线全解</w:t>
+        <w:t>（四）子空间分区、标志性道具锚点与摄影机轴线调度总表</w:t>
       </w:r>
     </w:p>
     <w:tbl>
@@ -817,8 +808,9 @@
         <w:tblLook w:firstColumn="1" w:firstRow="1" w:lastColumn="0" w:lastRow="0" w:noHBand="0" w:noVBand="1" w:val="04A0"/>
       </w:tblPr>
       <w:tblGrid>
-        <w:gridCol w:w="5184"/>
-        <w:gridCol w:w="5184"/>
+        <w:gridCol w:w="3456"/>
+        <w:gridCol w:w="3456"/>
+        <w:gridCol w:w="3456"/>
       </w:tblGrid>
       <w:tr>
         <w:trPr>
@@ -827,7 +819,7 @@
         </w:trPr>
         <w:tc>
           <w:tcPr>
-            <w:tcW w:type="dxa" w:w="2664"/>
+            <w:tcW w:type="dxa" w:w="2376"/>
             <w:vAlign w:val="center"/>
             <w:tcMar>
               <w:top w:w="130" w:type="dxa"/>
@@ -850,13 +842,13 @@
                 <w:color w:val="FFFFFF"/>
                 <w:sz w:val="19"/>
               </w:rPr>
-              <w:t>子空间分区与方位坐标</w:t>
+              <w:t>子空间功能分区</w:t>
             </w:r>
           </w:p>
         </w:tc>
         <w:tc>
           <w:tcPr>
-            <w:tcW w:type="dxa" w:w="7704"/>
+            <w:tcW w:type="dxa" w:w="3384"/>
             <w:vAlign w:val="center"/>
             <w:tcMar>
               <w:top w:w="130" w:type="dxa"/>
@@ -879,16 +871,44 @@
                 <w:color w:val="FFFFFF"/>
                 <w:sz w:val="19"/>
               </w:rPr>
-              <w:t>标志性陈设道具、机位轴线与人物进出动线详解</w:t>
+              <w:t>标志性美术陈设与道具锚点</w:t>
+            </w:r>
+          </w:p>
+        </w:tc>
+        <w:tc>
+          <w:tcPr>
+            <w:tcW w:type="dxa" w:w="4608"/>
+            <w:vAlign w:val="center"/>
+            <w:tcMar>
+              <w:top w:w="130" w:type="dxa"/>
+              <w:bottom w:w="130" w:type="dxa"/>
+              <w:left w:w="150" w:type="dxa"/>
+              <w:right w:w="150" w:type="dxa"/>
+            </w:tcMar>
+            <w:shd w:fill="1F3864"/>
+          </w:tcPr>
+          <w:p>
+            <w:pPr>
+              <w:spacing w:before="40" w:after="40" w:line="312" w:lineRule="auto"/>
+              <w:jc w:val="center"/>
+            </w:pPr>
+            <w:r/>
+            <w:r>
+              <w:rPr>
+                <w:rFonts w:ascii="Arial" w:hAnsi="Arial" w:eastAsia="黑体"/>
+                <w:b/>
+                <w:color w:val="FFFFFF"/>
+                <w:sz w:val="19"/>
+              </w:rPr>
+              <w:t>镜头轴线设计与场面调度功能</w:t>
             </w:r>
           </w:p>
         </w:tc>
       </w:tr>
       <w:tr>
-        <w:trPr/>
         <w:tc>
           <w:tcPr>
-            <w:tcW w:type="dxa" w:w="2664"/>
+            <w:tcW w:type="dxa" w:w="2376"/>
             <w:vAlign w:val="center"/>
             <w:tcMar>
               <w:top w:w="105" w:type="dxa"/>
@@ -916,7 +936,7 @@
         </w:tc>
         <w:tc>
           <w:tcPr>
-            <w:tcW w:type="dxa" w:w="7704"/>
+            <w:tcW w:type="dxa" w:w="3384"/>
             <w:vAlign w:val="center"/>
             <w:tcMar>
               <w:top w:w="105" w:type="dxa"/>
@@ -938,21 +958,43 @@
                 <w:color w:val="191919"/>
                 <w:sz w:val="19"/>
               </w:rPr>
-              <w:t>【标志性美术陈设与道具锚点】</w:t>
-              <w:br/>
               <w:t>黑色铸铁围栏、青石孔子雕像、“养德修业正己树人”教学楼、半开放飘雪连廊</w:t>
-              <w:br/>
-              <w:br/>
+            </w:r>
+          </w:p>
+        </w:tc>
+        <w:tc>
+          <w:tcPr>
+            <w:tcW w:type="dxa" w:w="4608"/>
+            <w:vAlign w:val="center"/>
+            <w:tcMar>
+              <w:top w:w="105" w:type="dxa"/>
+              <w:bottom w:w="105" w:type="dxa"/>
+              <w:left w:w="145" w:type="dxa"/>
+              <w:right w:w="145" w:type="dxa"/>
+            </w:tcMar>
+          </w:tcPr>
+          <w:p>
+            <w:pPr>
+              <w:spacing w:before="40" w:after="40" w:line="341" w:lineRule="auto"/>
+              <w:jc w:val="left"/>
+            </w:pPr>
+            <w:r/>
+            <w:r>
+              <w:rPr>
+                <w:rFonts w:ascii="Times New Roman" w:hAnsi="Times New Roman" w:eastAsia="宋体"/>
+                <w:b w:val="0"/>
+                <w:color w:val="191919"/>
+                <w:sz w:val="19"/>
+              </w:rPr>
               <w:t>【镜头轴线与动线功能】围栏内外构成跨时空窥视轴线；孔子像构成三角形重逢调度点（EP24陈明复学）；连廊采用长焦纵深跟拍（EP21铲雪、EP24还钢笔定“顶峰相见”之约）</w:t>
             </w:r>
           </w:p>
         </w:tc>
       </w:tr>
       <w:tr>
-        <w:trPr/>
         <w:tc>
           <w:tcPr>
-            <w:tcW w:type="dxa" w:w="2664"/>
+            <w:tcW w:type="dxa" w:w="2376"/>
             <w:vAlign w:val="center"/>
             <w:tcMar>
               <w:top w:w="105" w:type="dxa"/>
@@ -981,7 +1023,7 @@
         </w:tc>
         <w:tc>
           <w:tcPr>
-            <w:tcW w:type="dxa" w:w="7704"/>
+            <w:tcW w:type="dxa" w:w="3384"/>
             <w:vAlign w:val="center"/>
             <w:tcMar>
               <w:top w:w="105" w:type="dxa"/>
@@ -1004,21 +1046,44 @@
                 <w:color w:val="191919"/>
                 <w:sz w:val="19"/>
               </w:rPr>
-              <w:t>【标志性美术陈设与道具锚点】</w:t>
-              <w:br/>
               <w:t>黑板粉笔座位表、讲台、课桌书山、后排铁皮储物柜</w:t>
-              <w:br/>
-              <w:br/>
+            </w:r>
+          </w:p>
+        </w:tc>
+        <w:tc>
+          <w:tcPr>
+            <w:tcW w:type="dxa" w:w="4608"/>
+            <w:vAlign w:val="center"/>
+            <w:tcMar>
+              <w:top w:w="105" w:type="dxa"/>
+              <w:bottom w:w="105" w:type="dxa"/>
+              <w:left w:w="145" w:type="dxa"/>
+              <w:right w:w="145" w:type="dxa"/>
+            </w:tcMar>
+            <w:shd w:fill="F7FAFC"/>
+          </w:tcPr>
+          <w:p>
+            <w:pPr>
+              <w:spacing w:before="40" w:after="40" w:line="341" w:lineRule="auto"/>
+              <w:jc w:val="left"/>
+            </w:pPr>
+            <w:r/>
+            <w:r>
+              <w:rPr>
+                <w:rFonts w:ascii="Times New Roman" w:hAnsi="Times New Roman" w:eastAsia="宋体"/>
+                <w:b w:val="0"/>
+                <w:color w:val="191919"/>
+                <w:sz w:val="19"/>
+              </w:rPr>
               <w:t>【镜头轴线与动线功能】讲台与台下构成师生权力正反打；同桌双人中近景（赵左右×荀未来、赵左右×小雪）捕捉微表情交锋；承载期末考、分科表拉锯、午休披校服、小雪课桌画笑脸、EP23全班失忆与EP24早读齐诵《师说》</w:t>
             </w:r>
           </w:p>
         </w:tc>
       </w:tr>
       <w:tr>
-        <w:trPr/>
         <w:tc>
           <w:tcPr>
-            <w:tcW w:type="dxa" w:w="2664"/>
+            <w:tcW w:type="dxa" w:w="2376"/>
             <w:vAlign w:val="center"/>
             <w:tcMar>
               <w:top w:w="105" w:type="dxa"/>
@@ -1046,7 +1111,7 @@
         </w:tc>
         <w:tc>
           <w:tcPr>
-            <w:tcW w:type="dxa" w:w="7704"/>
+            <w:tcW w:type="dxa" w:w="3384"/>
             <w:vAlign w:val="center"/>
             <w:tcMar>
               <w:top w:w="105" w:type="dxa"/>
@@ -1068,21 +1133,43 @@
                 <w:color w:val="191919"/>
                 <w:sz w:val="19"/>
               </w:rPr>
-              <w:t>【标志性美术陈设与道具锚点】</w:t>
-              <w:br/>
               <w:t>办公桌台灯与圆珠笔、铁皮试卷柜、广播站隔音玻璃窗与电容麦克风</w:t>
-              <w:br/>
-              <w:br/>
+            </w:r>
+          </w:p>
+        </w:tc>
+        <w:tc>
+          <w:tcPr>
+            <w:tcW w:type="dxa" w:w="4608"/>
+            <w:vAlign w:val="center"/>
+            <w:tcMar>
+              <w:top w:w="105" w:type="dxa"/>
+              <w:bottom w:w="105" w:type="dxa"/>
+              <w:left w:w="145" w:type="dxa"/>
+              <w:right w:w="145" w:type="dxa"/>
+            </w:tcMar>
+          </w:tcPr>
+          <w:p>
+            <w:pPr>
+              <w:spacing w:before="40" w:after="40" w:line="341" w:lineRule="auto"/>
+              <w:jc w:val="left"/>
+            </w:pPr>
+            <w:r/>
+            <w:r>
+              <w:rPr>
+                <w:rFonts w:ascii="Times New Roman" w:hAnsi="Times New Roman" w:eastAsia="宋体"/>
+                <w:b w:val="0"/>
+                <w:color w:val="191919"/>
+                <w:sz w:val="19"/>
+              </w:rPr>
               <w:t>【镜头轴线与动线功能】主任室采用56.56秒长镜头或越肩审讯机位（EP01攻心战、EP10深夜偷拍试卷、EP11水笔穿帮、EP16荀未来退学、EP24艺考谈心）；广播站通过麦克风特写切全校大喇叭平行剪辑（EP02麻辣烫吃播、EP11陈明顶包自首、EP24高三告别广播）</w:t>
             </w:r>
           </w:p>
         </w:tc>
       </w:tr>
       <w:tr>
-        <w:trPr/>
         <w:tc>
           <w:tcPr>
-            <w:tcW w:type="dxa" w:w="2664"/>
+            <w:tcW w:type="dxa" w:w="2376"/>
             <w:vAlign w:val="center"/>
             <w:tcMar>
               <w:top w:w="105" w:type="dxa"/>
@@ -1111,7 +1198,7 @@
         </w:tc>
         <w:tc>
           <w:tcPr>
-            <w:tcW w:type="dxa" w:w="7704"/>
+            <w:tcW w:type="dxa" w:w="3384"/>
             <w:vAlign w:val="center"/>
             <w:tcMar>
               <w:top w:w="105" w:type="dxa"/>
@@ -1134,21 +1221,44 @@
                 <w:color w:val="191919"/>
                 <w:sz w:val="19"/>
               </w:rPr>
-              <w:t>【标志性美术陈设与道具锚点】</w:t>
-              <w:br/>
               <w:t>四人快餐桌、高大木书架过道、海尔电脑阵列、《三人行》创刊号与火场废墟</w:t>
-              <w:br/>
-              <w:br/>
+            </w:r>
+          </w:p>
+        </w:tc>
+        <w:tc>
+          <w:tcPr>
+            <w:tcW w:type="dxa" w:w="4608"/>
+            <w:vAlign w:val="center"/>
+            <w:tcMar>
+              <w:top w:w="105" w:type="dxa"/>
+              <w:bottom w:w="105" w:type="dxa"/>
+              <w:left w:w="145" w:type="dxa"/>
+              <w:right w:w="145" w:type="dxa"/>
+            </w:tcMar>
+            <w:shd w:fill="F7FAFC"/>
+          </w:tcPr>
+          <w:p>
+            <w:pPr>
+              <w:spacing w:before="40" w:after="40" w:line="341" w:lineRule="auto"/>
+              <w:jc w:val="left"/>
+            </w:pPr>
+            <w:r/>
+            <w:r>
+              <w:rPr>
+                <w:rFonts w:ascii="Times New Roman" w:hAnsi="Times New Roman" w:eastAsia="宋体"/>
+                <w:b w:val="0"/>
+                <w:color w:val="191919"/>
+                <w:sz w:val="19"/>
+              </w:rPr>
               <w:t>【镜头轴线与动线功能】食堂承载EP18固定长镜头拍徐图图吃播、EP21算00后爸妈智斗小雪；图书馆承载EP12两年之约与EP21送旧MP3；微机室与杂志社在EP23承载U盘炸火花与火场废墟跪哭的高潮视觉冲击</w:t>
             </w:r>
           </w:p>
         </w:tc>
       </w:tr>
       <w:tr>
-        <w:trPr/>
         <w:tc>
           <w:tcPr>
-            <w:tcW w:type="dxa" w:w="2664"/>
+            <w:tcW w:type="dxa" w:w="2376"/>
             <w:vAlign w:val="center"/>
             <w:tcMar>
               <w:top w:w="105" w:type="dxa"/>
@@ -1176,7 +1286,7 @@
         </w:tc>
         <w:tc>
           <w:tcPr>
-            <w:tcW w:type="dxa" w:w="7704"/>
+            <w:tcW w:type="dxa" w:w="3384"/>
             <w:vAlign w:val="center"/>
             <w:tcMar>
               <w:top w:w="105" w:type="dxa"/>
@@ -1198,11 +1308,34 @@
                 <w:color w:val="191919"/>
                 <w:sz w:val="19"/>
               </w:rPr>
-              <w:t>【标志性美术陈设与道具锚点】</w:t>
-              <w:br/>
               <w:t>体育馆储藏室LM3500造雪机、体育馆木制看台、400米覆雪跑道与水泥看台栏杆</w:t>
-              <w:br/>
-              <w:br/>
+            </w:r>
+          </w:p>
+        </w:tc>
+        <w:tc>
+          <w:tcPr>
+            <w:tcW w:type="dxa" w:w="4608"/>
+            <w:vAlign w:val="center"/>
+            <w:tcMar>
+              <w:top w:w="105" w:type="dxa"/>
+              <w:bottom w:w="105" w:type="dxa"/>
+              <w:left w:w="145" w:type="dxa"/>
+              <w:right w:w="145" w:type="dxa"/>
+            </w:tcMar>
+          </w:tcPr>
+          <w:p>
+            <w:pPr>
+              <w:spacing w:before="40" w:after="40" w:line="341" w:lineRule="auto"/>
+              <w:jc w:val="left"/>
+            </w:pPr>
+            <w:r/>
+            <w:r>
+              <w:rPr>
+                <w:rFonts w:ascii="Times New Roman" w:hAnsi="Times New Roman" w:eastAsia="宋体"/>
+                <w:b w:val="0"/>
+                <w:color w:val="191919"/>
+                <w:sz w:val="19"/>
+              </w:rPr>
               <w:t>【镜头轴线与动线功能】天台采用大仰角逆光拍摄漫天“暖雪”（EP06）；体育馆看台采用双人逆光剪影（EP21相约北京）；覆雪大操场采用高空无人机垂直俯拍大远景，将堆雪人的渺小人影融于苍茫天地（EP21四人堆雪人、EP24清除记忆归还未知）</w:t>
             </w:r>
           </w:p>
@@ -1221,7 +1354,7 @@
           <w:color w:val="192D55"/>
           <w:sz w:val="25"/>
         </w:rPr>
-        <w:t>第四章　跨时期/三篇章视觉演变、光影色温体系与视听调度深度解析</w:t>
+        <w:t>第三章　空间心理隐喻与三篇章（白昼·黄昏·黑夜）光影叙事演进</w:t>
       </w:r>
     </w:p>
     <w:p>
@@ -1329,7 +1462,7 @@
           <w:color w:val="192D55"/>
           <w:sz w:val="25"/>
         </w:rPr>
-        <w:t>第五章　全剧发生于本场景的核心戏剧事件与名场面完整纪实</w:t>
+        <w:t>第四章　本场景在全剧24集中的核心戏剧事件、场面调度与名场面完整纪实</w:t>
       </w:r>
     </w:p>
     <w:p>
@@ -1375,7 +1508,7 @@
           <w:color w:val="141414"/>
           <w:sz w:val="22"/>
         </w:rPr>
-        <w:t>2. 贴吧网暴破局、天台摇造雪机降“暖雪”与文科十班军令状（EP05–EP10）</w:t>
+        <w:t>2. 贴吧网暴破局、借出体育馆造雪机与文科十班军令状（EP05–EP10）</w:t>
       </w:r>
     </w:p>
     <w:p>
